--- a/files/original_student_files/fur3_tda_formulario.docx
+++ b/files/original_student_files/fur3_tda_formulario.docx
@@ -431,8 +431,8 @@
                 <w:rPr>
                   <w:rFonts w:ascii="Arial" w:hAnsi="Arial" w:cs="Arial"/>
                   <w:color w:val="000000"/>
-                  <w:sz w:val="20"/>
-                  <w:szCs w:val="20"/>
+                  <w:sz w:val="18"/>
+                  <w:szCs w:val="18"/>
                 </w:rPr>
                 <w:alias w:val="full_name"/>
                 <w:tag w:val="full_name"/>
@@ -448,8 +448,8 @@
                   <w:rPr>
                     <w:rFonts w:ascii="Arial" w:hAnsi="Arial" w:cs="Arial"/>
                     <w:color w:val="000000"/>
-                    <w:sz w:val="20"/>
-                    <w:szCs w:val="20"/>
+                    <w:sz w:val="18"/>
+                    <w:szCs w:val="18"/>
                     <w:lang w:val="es-CL" w:eastAsia="es-CL"/>
                   </w:rPr>
                   <w:t>Escriba aquí</w:t>
@@ -472,8 +472,8 @@
               <w:rFonts w:ascii="Arial" w:hAnsi="Arial" w:cs="Arial"/>
               <w:b/>
               <w:color w:val="000000"/>
-              <w:sz w:val="20"/>
-              <w:szCs w:val="20"/>
+              <w:sz w:val="18"/>
+              <w:szCs w:val="18"/>
             </w:rPr>
             <w:alias w:val="born_date"/>
             <w:tag w:val="born_date"/>
@@ -502,16 +502,16 @@
                     <w:rFonts w:ascii="Arial" w:hAnsi="Arial" w:cs="Arial"/>
                     <w:b/>
                     <w:color w:val="000000"/>
-                    <w:sz w:val="20"/>
-                    <w:szCs w:val="20"/>
+                    <w:sz w:val="18"/>
+                    <w:szCs w:val="18"/>
                   </w:rPr>
                 </w:pPr>
                 <w:r>
                   <w:rPr>
                     <w:rFonts w:ascii="Arial" w:hAnsi="Arial" w:cs="Arial"/>
                     <w:color w:val="000000"/>
-                    <w:sz w:val="20"/>
-                    <w:szCs w:val="20"/>
+                    <w:sz w:val="18"/>
+                    <w:szCs w:val="18"/>
                     <w:lang w:val="es-CL" w:eastAsia="es-CL"/>
                   </w:rPr>
                   <w:t>Escriba aquí</w:t>
@@ -525,8 +525,8 @@
             <w:rPr>
               <w:rFonts w:ascii="Arial" w:hAnsi="Arial" w:cs="Arial"/>
               <w:color w:val="000000"/>
-              <w:sz w:val="20"/>
-              <w:szCs w:val="20"/>
+              <w:sz w:val="18"/>
+              <w:szCs w:val="18"/>
             </w:rPr>
             <w:alias w:val="age"/>
             <w:tag w:val="age"/>
@@ -554,16 +554,16 @@
                   <w:rPr>
                     <w:rFonts w:ascii="Arial" w:hAnsi="Arial" w:cs="Arial"/>
                     <w:color w:val="000000"/>
-                    <w:sz w:val="20"/>
-                    <w:szCs w:val="20"/>
+                    <w:sz w:val="18"/>
+                    <w:szCs w:val="18"/>
                   </w:rPr>
                 </w:pPr>
                 <w:r>
                   <w:rPr>
                     <w:rFonts w:ascii="Arial" w:hAnsi="Arial" w:cs="Arial"/>
                     <w:color w:val="000000"/>
-                    <w:sz w:val="20"/>
-                    <w:szCs w:val="20"/>
+                    <w:sz w:val="18"/>
+                    <w:szCs w:val="18"/>
                     <w:lang w:val="es-CL" w:eastAsia="es-CL"/>
                   </w:rPr>
                   <w:t>Escriba aquí</w:t>
@@ -577,8 +577,8 @@
             <w:rPr>
               <w:rFonts w:ascii="Arial" w:hAnsi="Arial" w:cs="Arial"/>
               <w:color w:val="000000"/>
-              <w:sz w:val="20"/>
-              <w:szCs w:val="20"/>
+              <w:sz w:val="18"/>
+              <w:szCs w:val="18"/>
             </w:rPr>
             <w:alias w:val="identification_number"/>
             <w:tag w:val="identification_number"/>
@@ -606,16 +606,16 @@
                   <w:rPr>
                     <w:rFonts w:ascii="Arial" w:hAnsi="Arial" w:cs="Arial"/>
                     <w:color w:val="000000"/>
-                    <w:sz w:val="20"/>
-                    <w:szCs w:val="20"/>
+                    <w:sz w:val="18"/>
+                    <w:szCs w:val="18"/>
                   </w:rPr>
                 </w:pPr>
                 <w:r>
                   <w:rPr>
                     <w:rFonts w:ascii="Arial" w:hAnsi="Arial" w:cs="Arial"/>
                     <w:color w:val="000000"/>
-                    <w:sz w:val="20"/>
-                    <w:szCs w:val="20"/>
+                    <w:sz w:val="18"/>
+                    <w:szCs w:val="18"/>
                     <w:lang w:val="es-CL" w:eastAsia="es-CL"/>
                   </w:rPr>
                   <w:t>Escriba aquí</w:t>
@@ -852,8 +852,8 @@
               <w:rFonts w:ascii="Arial" w:hAnsi="Arial" w:cs="Arial"/>
               <w:b/>
               <w:color w:val="000000"/>
-              <w:sz w:val="20"/>
-              <w:szCs w:val="20"/>
+              <w:sz w:val="18"/>
+              <w:szCs w:val="18"/>
             </w:rPr>
             <w:alias w:val="in_pie_since"/>
             <w:tag w:val="in_pie_since"/>
@@ -883,16 +883,16 @@
                     <w:rFonts w:ascii="Arial" w:hAnsi="Arial" w:cs="Arial"/>
                     <w:b/>
                     <w:color w:val="000000"/>
-                    <w:sz w:val="20"/>
-                    <w:szCs w:val="20"/>
+                    <w:sz w:val="18"/>
+                    <w:szCs w:val="18"/>
                   </w:rPr>
                 </w:pPr>
                 <w:r>
                   <w:rPr>
                     <w:rFonts w:ascii="Arial" w:hAnsi="Arial" w:cs="Arial"/>
                     <w:color w:val="000000"/>
-                    <w:sz w:val="20"/>
-                    <w:szCs w:val="20"/>
+                    <w:sz w:val="18"/>
+                    <w:szCs w:val="18"/>
                     <w:lang w:val="es-CL" w:eastAsia="es-CL"/>
                   </w:rPr>
                   <w:t>Escriba aquí</w:t>
@@ -906,8 +906,8 @@
             <w:rPr>
               <w:rFonts w:ascii="Arial" w:hAnsi="Arial" w:cs="Arial"/>
               <w:color w:val="000000"/>
-              <w:sz w:val="20"/>
-              <w:szCs w:val="20"/>
+              <w:sz w:val="18"/>
+              <w:szCs w:val="18"/>
             </w:rPr>
             <w:alias w:val="current_year"/>
             <w:tag w:val="current_year"/>
@@ -936,16 +936,16 @@
                   <w:rPr>
                     <w:rFonts w:ascii="Arial" w:hAnsi="Arial" w:cs="Arial"/>
                     <w:color w:val="000000"/>
-                    <w:sz w:val="20"/>
-                    <w:szCs w:val="20"/>
+                    <w:sz w:val="18"/>
+                    <w:szCs w:val="18"/>
                   </w:rPr>
                 </w:pPr>
                 <w:r>
                   <w:rPr>
                     <w:rFonts w:ascii="Arial" w:hAnsi="Arial" w:cs="Arial"/>
                     <w:color w:val="000000"/>
-                    <w:sz w:val="20"/>
-                    <w:szCs w:val="20"/>
+                    <w:sz w:val="18"/>
+                    <w:szCs w:val="18"/>
                     <w:lang w:val="es-CL" w:eastAsia="es-CL"/>
                   </w:rPr>
                   <w:t>Escriba aquí</w:t>
@@ -959,8 +959,8 @@
             <w:rPr>
               <w:rFonts w:ascii="Arial" w:hAnsi="Arial" w:cs="Arial"/>
               <w:color w:val="000000"/>
-              <w:sz w:val="20"/>
-              <w:szCs w:val="20"/>
+              <w:sz w:val="18"/>
+              <w:szCs w:val="18"/>
             </w:rPr>
             <w:alias w:val="current_course"/>
             <w:tag w:val="current_course"/>
@@ -989,16 +989,16 @@
                   <w:rPr>
                     <w:rFonts w:ascii="Arial" w:hAnsi="Arial" w:cs="Arial"/>
                     <w:color w:val="000000"/>
-                    <w:sz w:val="20"/>
-                    <w:szCs w:val="20"/>
+                    <w:sz w:val="18"/>
+                    <w:szCs w:val="18"/>
                   </w:rPr>
                 </w:pPr>
                 <w:r>
                   <w:rPr>
                     <w:rFonts w:ascii="Arial" w:hAnsi="Arial" w:cs="Arial"/>
                     <w:color w:val="000000"/>
-                    <w:sz w:val="20"/>
-                    <w:szCs w:val="20"/>
+                    <w:sz w:val="18"/>
+                    <w:szCs w:val="18"/>
                     <w:lang w:val="es-CL" w:eastAsia="es-CL"/>
                   </w:rPr>
                   <w:t>Escriba aquí</w:t>
@@ -1044,8 +1044,8 @@
               <w:rFonts w:ascii="MS Gothic" w:hAnsi="MS Gothic" w:cs="MS Gothic" w:eastAsia="MS Gothic"/>
               <w:b/>
               <w:color w:val="000000"/>
-              <w:sz w:val="20"/>
-              <w:szCs w:val="20"/>
+              <w:sz w:val="18"/>
+              <w:szCs w:val="18"/>
             </w:rPr>
             <w:alias w:val="revaluation_type__proceso"/>
             <w:tag w:val="revaluation_type__proceso"/>
@@ -1082,8 +1082,8 @@
                     <w:rFonts w:ascii="MS Gothic" w:hAnsi="MS Gothic" w:cs="MS Gothic" w:eastAsia="MS Gothic"/>
                     <w:b/>
                     <w:color w:val="000000"/>
-                    <w:sz w:val="20"/>
-                    <w:szCs w:val="20"/>
+                    <w:sz w:val="18"/>
+                    <w:szCs w:val="18"/>
                   </w:rPr>
                   <w:t>☐</w:t>
                 </w:r>
@@ -1246,8 +1246,8 @@
               <w:rFonts w:ascii="MS Gothic" w:hAnsi="MS Gothic" w:cs="MS Gothic" w:eastAsia="MS Gothic"/>
               <w:b/>
               <w:color w:val="000000"/>
-              <w:sz w:val="20"/>
-              <w:szCs w:val="20"/>
+              <w:sz w:val="18"/>
+              <w:szCs w:val="18"/>
               <w:shd w:val="clear" w:color="auto" w:fill="EAF1DD"/>
             </w:rPr>
             <w:alias w:val="revaluation_type__egreso"/>
@@ -1287,8 +1287,8 @@
                     <w:rFonts w:ascii="MS Gothic" w:hAnsi="MS Gothic" w:cs="MS Gothic" w:eastAsia="MS Gothic"/>
                     <w:b/>
                     <w:color w:val="000000"/>
-                    <w:sz w:val="20"/>
-                    <w:szCs w:val="20"/>
+                    <w:sz w:val="18"/>
+                    <w:szCs w:val="18"/>
                     <w:shd w:val="clear" w:color="auto" w:fill="EAF1DD"/>
                   </w:rPr>
                   <w:t>☐</w:t>
@@ -1308,8 +1308,8 @@
             <w:rPr>
               <w:rFonts w:ascii="Arial" w:hAnsi="Arial" w:cs="Arial"/>
               <w:color w:val="000000"/>
-              <w:sz w:val="20"/>
-              <w:szCs w:val="20"/>
+              <w:sz w:val="18"/>
+              <w:szCs w:val="18"/>
             </w:rPr>
             <w:alias w:val="establishment_name"/>
             <w:tag w:val="establishment_name"/>
@@ -1338,16 +1338,16 @@
                   <w:rPr>
                     <w:rFonts w:ascii="Arial" w:hAnsi="Arial" w:cs="Arial"/>
                     <w:color w:val="000000"/>
-                    <w:sz w:val="20"/>
-                    <w:szCs w:val="20"/>
+                    <w:sz w:val="18"/>
+                    <w:szCs w:val="18"/>
                   </w:rPr>
                 </w:pPr>
                 <w:r>
                   <w:rPr>
                     <w:rFonts w:ascii="Arial" w:hAnsi="Arial" w:cs="Arial"/>
                     <w:color w:val="000000"/>
-                    <w:sz w:val="20"/>
-                    <w:szCs w:val="20"/>
+                    <w:sz w:val="18"/>
+                    <w:szCs w:val="18"/>
                     <w:lang w:val="es-CL" w:eastAsia="es-CL"/>
                   </w:rPr>
                   <w:t>Escriba aquí</w:t>
@@ -1373,8 +1373,8 @@
               <w:rPr>
                 <w:rFonts w:ascii="Arial" w:hAnsi="Arial" w:cs="Arial"/>
                 <w:color w:val="000000"/>
-                <w:sz w:val="20"/>
-                <w:szCs w:val="20"/>
+                <w:sz w:val="18"/>
+                <w:szCs w:val="18"/>
               </w:rPr>
               <w:alias w:val="director_name"/>
               <w:tag w:val="director_name"/>
@@ -1393,16 +1393,16 @@
                   <w:rPr>
                     <w:rFonts w:ascii="Arial" w:hAnsi="Arial" w:cs="Arial"/>
                     <w:color w:val="000000"/>
-                    <w:sz w:val="20"/>
-                    <w:szCs w:val="20"/>
+                    <w:sz w:val="18"/>
+                    <w:szCs w:val="18"/>
                   </w:rPr>
                 </w:pPr>
                 <w:r>
                   <w:rPr>
                     <w:rFonts w:ascii="Arial" w:hAnsi="Arial" w:cs="Arial"/>
                     <w:color w:val="000000"/>
-                    <w:sz w:val="20"/>
-                    <w:szCs w:val="20"/>
+                    <w:sz w:val="18"/>
+                    <w:szCs w:val="18"/>
                     <w:lang w:val="es-CL" w:eastAsia="es-CL"/>
                   </w:rPr>
                   <w:t>Escriba aquí</w:t>
@@ -1425,8 +1425,8 @@
             <w:rPr>
               <w:rFonts w:ascii="Arial" w:hAnsi="Arial" w:cs="Arial"/>
               <w:color w:val="000000"/>
-              <w:sz w:val="20"/>
-              <w:szCs w:val="20"/>
+              <w:sz w:val="18"/>
+              <w:szCs w:val="18"/>
             </w:rPr>
             <w:alias w:val="rbd"/>
             <w:tag w:val="rbd"/>
@@ -1455,16 +1455,16 @@
                   <w:rPr>
                     <w:rFonts w:ascii="Arial" w:hAnsi="Arial" w:cs="Arial"/>
                     <w:color w:val="000000"/>
-                    <w:sz w:val="20"/>
-                    <w:szCs w:val="20"/>
+                    <w:sz w:val="18"/>
+                    <w:szCs w:val="18"/>
                   </w:rPr>
                 </w:pPr>
                 <w:r>
                   <w:rPr>
                     <w:rFonts w:ascii="Arial" w:hAnsi="Arial" w:cs="Arial"/>
                     <w:color w:val="000000"/>
-                    <w:sz w:val="20"/>
-                    <w:szCs w:val="20"/>
+                    <w:sz w:val="18"/>
+                    <w:szCs w:val="18"/>
                     <w:lang w:val="es-CL" w:eastAsia="es-CL"/>
                   </w:rPr>
                   <w:t>Escriba aquí</w:t>
@@ -1753,8 +1753,8 @@
               <w:rPr>
                 <w:rFonts w:ascii="Arial" w:hAnsi="Arial" w:cs="Arial"/>
                 <w:color w:val="000000"/>
-                <w:sz w:val="20"/>
-                <w:szCs w:val="20"/>
+                <w:sz w:val="18"/>
+                <w:szCs w:val="18"/>
               </w:rPr>
               <w:alias w:val="professional_id"/>
               <w:tag w:val="professional_id"/>
@@ -1771,16 +1771,16 @@
                   <w:rPr>
                     <w:rFonts w:ascii="Arial" w:hAnsi="Arial" w:cs="Arial"/>
                     <w:color w:val="000000"/>
-                    <w:sz w:val="20"/>
-                    <w:szCs w:val="20"/>
+                    <w:sz w:val="18"/>
+                    <w:szCs w:val="18"/>
                   </w:rPr>
                 </w:pPr>
                 <w:r>
                   <w:rPr>
                     <w:rFonts w:ascii="Arial" w:hAnsi="Arial" w:cs="Arial"/>
                     <w:color w:val="000000"/>
-                    <w:sz w:val="20"/>
-                    <w:szCs w:val="20"/>
+                    <w:sz w:val="18"/>
+                    <w:szCs w:val="18"/>
                     <w:lang w:val="es-CL" w:eastAsia="es-CL"/>
                   </w:rPr>
                   <w:t>Escriba aquí</w:t>
@@ -1838,8 +1838,8 @@
               <w:rPr>
                 <w:rFonts w:ascii="Arial" w:hAnsi="Arial" w:cs="Arial"/>
                 <w:color w:val="000000"/>
-                <w:sz w:val="20"/>
-                <w:szCs w:val="20"/>
+                <w:sz w:val="18"/>
+                <w:szCs w:val="18"/>
               </w:rPr>
               <w:alias w:val="professional_identification_number"/>
               <w:tag w:val="professional_identification_number"/>
@@ -1856,16 +1856,16 @@
                   <w:rPr>
                     <w:rFonts w:ascii="Arial" w:hAnsi="Arial" w:cs="Arial"/>
                     <w:color w:val="000000"/>
-                    <w:sz w:val="20"/>
-                    <w:szCs w:val="20"/>
+                    <w:sz w:val="18"/>
+                    <w:szCs w:val="18"/>
                   </w:rPr>
                 </w:pPr>
                 <w:r>
                   <w:rPr>
                     <w:rFonts w:ascii="Arial" w:hAnsi="Arial" w:cs="Arial"/>
                     <w:color w:val="000000"/>
-                    <w:sz w:val="20"/>
-                    <w:szCs w:val="20"/>
+                    <w:sz w:val="18"/>
+                    <w:szCs w:val="18"/>
                     <w:lang w:val="es-CL" w:eastAsia="es-CL"/>
                   </w:rPr>
                   <w:t>Escriba aquí</w:t>
@@ -2001,8 +2001,8 @@
               <w:rPr>
                 <w:rFonts w:ascii="Arial" w:hAnsi="Arial" w:cs="Arial"/>
                 <w:color w:val="000000"/>
-                <w:sz w:val="20"/>
-                <w:szCs w:val="20"/>
+                <w:sz w:val="18"/>
+                <w:szCs w:val="18"/>
               </w:rPr>
               <w:alias w:val="profession_specialty_id"/>
               <w:tag w:val="profession_specialty_id"/>
@@ -2019,16 +2019,16 @@
                   <w:rPr>
                     <w:rFonts w:ascii="Arial" w:hAnsi="Arial" w:cs="Arial"/>
                     <w:color w:val="000000"/>
-                    <w:sz w:val="20"/>
-                    <w:szCs w:val="20"/>
+                    <w:sz w:val="18"/>
+                    <w:szCs w:val="18"/>
                   </w:rPr>
                 </w:pPr>
                 <w:r>
                   <w:rPr>
                     <w:rFonts w:ascii="Arial" w:hAnsi="Arial" w:cs="Arial"/>
                     <w:color w:val="000000"/>
-                    <w:sz w:val="20"/>
-                    <w:szCs w:val="20"/>
+                    <w:sz w:val="18"/>
+                    <w:szCs w:val="18"/>
                     <w:lang w:val="es-CL" w:eastAsia="es-CL"/>
                   </w:rPr>
                   <w:t>Escriba aquí</w:t>
@@ -2062,8 +2062,8 @@
               <w:rPr>
                 <w:rFonts w:ascii="Arial" w:hAnsi="Arial" w:cs="Arial"/>
                 <w:color w:val="000000"/>
-                <w:sz w:val="20"/>
-                <w:szCs w:val="20"/>
+                <w:sz w:val="18"/>
+                <w:szCs w:val="18"/>
               </w:rPr>
               <w:alias w:val="position_id"/>
               <w:tag w:val="position_id"/>
@@ -2080,16 +2080,16 @@
                   <w:rPr>
                     <w:rFonts w:ascii="Arial" w:hAnsi="Arial" w:cs="Arial"/>
                     <w:color w:val="000000"/>
-                    <w:sz w:val="20"/>
-                    <w:szCs w:val="20"/>
+                    <w:sz w:val="18"/>
+                    <w:szCs w:val="18"/>
                   </w:rPr>
                 </w:pPr>
                 <w:r>
                   <w:rPr>
                     <w:rFonts w:ascii="Arial" w:hAnsi="Arial" w:cs="Arial"/>
                     <w:color w:val="000000"/>
-                    <w:sz w:val="20"/>
-                    <w:szCs w:val="20"/>
+                    <w:sz w:val="18"/>
+                    <w:szCs w:val="18"/>
                     <w:lang w:val="es-CL" w:eastAsia="es-CL"/>
                   </w:rPr>
                   <w:t>Escriba aquí</w:t>
@@ -2122,8 +2122,8 @@
               <w:rPr>
                 <w:rFonts w:ascii="Arial" w:hAnsi="Arial" w:cs="Arial"/>
                 <w:color w:val="000000"/>
-                <w:sz w:val="20"/>
-                <w:szCs w:val="20"/>
+                <w:sz w:val="18"/>
+                <w:szCs w:val="18"/>
               </w:rPr>
               <w:alias w:val="contact_phone"/>
               <w:tag w:val="contact_phone"/>
@@ -2140,16 +2140,16 @@
                   <w:rPr>
                     <w:rFonts w:ascii="Arial" w:hAnsi="Arial" w:cs="Arial"/>
                     <w:color w:val="000000"/>
-                    <w:sz w:val="20"/>
-                    <w:szCs w:val="20"/>
+                    <w:sz w:val="18"/>
+                    <w:szCs w:val="18"/>
                   </w:rPr>
                 </w:pPr>
                 <w:r>
                   <w:rPr>
                     <w:rFonts w:ascii="Arial" w:hAnsi="Arial" w:cs="Arial"/>
                     <w:color w:val="000000"/>
-                    <w:sz w:val="20"/>
-                    <w:szCs w:val="20"/>
+                    <w:sz w:val="18"/>
+                    <w:szCs w:val="18"/>
                     <w:lang w:val="es-CL" w:eastAsia="es-CL"/>
                   </w:rPr>
                   <w:t>Escriba aquí</w:t>
@@ -2296,8 +2296,8 @@
               <w:rPr>
                 <w:rFonts w:ascii="Arial" w:hAnsi="Arial" w:cs="Arial"/>
                 <w:color w:val="000000"/>
-                <w:sz w:val="20"/>
-                <w:szCs w:val="20"/>
+                <w:sz w:val="18"/>
+                <w:szCs w:val="18"/>
               </w:rPr>
               <w:alias w:val="contact_email"/>
               <w:tag w:val="contact_email"/>
@@ -2314,16 +2314,16 @@
                   <w:rPr>
                     <w:rFonts w:ascii="Arial" w:hAnsi="Arial" w:cs="Arial"/>
                     <w:color w:val="000000"/>
-                    <w:sz w:val="20"/>
-                    <w:szCs w:val="20"/>
+                    <w:sz w:val="18"/>
+                    <w:szCs w:val="18"/>
                   </w:rPr>
                 </w:pPr>
                 <w:r>
                   <w:rPr>
                     <w:rFonts w:ascii="Arial" w:hAnsi="Arial" w:cs="Arial"/>
                     <w:color w:val="000000"/>
-                    <w:sz w:val="20"/>
-                    <w:szCs w:val="20"/>
+                    <w:sz w:val="18"/>
+                    <w:szCs w:val="18"/>
                     <w:lang w:val="es-CL" w:eastAsia="es-CL"/>
                   </w:rPr>
                   <w:t>Escriba aquí</w:t>
@@ -2375,8 +2375,8 @@
             <w:rPr>
               <w:rFonts w:ascii="Arial" w:hAnsi="Arial" w:cs="Arial"/>
               <w:color w:val="000000"/>
-              <w:sz w:val="20"/>
-              <w:szCs w:val="20"/>
+              <w:sz w:val="18"/>
+              <w:szCs w:val="18"/>
             </w:rPr>
             <w:alias w:val="registration_date"/>
             <w:tag w:val="registration_date"/>
@@ -2404,16 +2404,16 @@
                   <w:rPr>
                     <w:rFonts w:ascii="Arial" w:hAnsi="Arial" w:cs="Arial"/>
                     <w:color w:val="000000"/>
-                    <w:sz w:val="20"/>
-                    <w:szCs w:val="20"/>
+                    <w:sz w:val="18"/>
+                    <w:szCs w:val="18"/>
                   </w:rPr>
                 </w:pPr>
                 <w:r>
                   <w:rPr>
                     <w:rFonts w:ascii="Arial" w:hAnsi="Arial" w:cs="Arial"/>
                     <w:color w:val="000000"/>
-                    <w:sz w:val="20"/>
-                    <w:szCs w:val="20"/>
+                    <w:sz w:val="18"/>
+                    <w:szCs w:val="18"/>
                     <w:lang w:val="es-CL" w:eastAsia="es-CL"/>
                   </w:rPr>
                   <w:t>Escriba aquí</w:t>
@@ -2734,8 +2734,8 @@
             <w:rPr>
               <w:rFonts w:ascii="Arial" w:hAnsi="Arial" w:cs="Arial"/>
               <w:color w:val="000000"/>
-              <w:sz w:val="20"/>
-              <w:szCs w:val="20"/>
+              <w:sz w:val="18"/>
+              <w:szCs w:val="18"/>
             </w:rPr>
             <w:alias w:val="participating_professionals[0].professional_id"/>
             <w:tag w:val="participating_professionals[0].professional_id"/>
@@ -2757,16 +2757,16 @@
                   <w:rPr>
                     <w:rFonts w:ascii="Arial" w:hAnsi="Arial" w:cs="Arial"/>
                     <w:color w:val="000000"/>
-                    <w:sz w:val="20"/>
-                    <w:szCs w:val="20"/>
+                    <w:sz w:val="18"/>
+                    <w:szCs w:val="18"/>
                   </w:rPr>
                 </w:pPr>
                 <w:r>
                   <w:rPr>
                     <w:rFonts w:ascii="Arial" w:hAnsi="Arial" w:cs="Arial"/>
                     <w:color w:val="000000"/>
-                    <w:sz w:val="20"/>
-                    <w:szCs w:val="20"/>
+                    <w:sz w:val="18"/>
+                    <w:szCs w:val="18"/>
                     <w:lang w:val="es-CL" w:eastAsia="es-CL"/>
                   </w:rPr>
                   <w:t>Escriba aquí</w:t>
@@ -2780,8 +2780,8 @@
             <w:rPr>
               <w:rFonts w:ascii="Arial" w:hAnsi="Arial" w:cs="Arial"/>
               <w:color w:val="000000"/>
-              <w:sz w:val="20"/>
-              <w:szCs w:val="20"/>
+              <w:sz w:val="18"/>
+              <w:szCs w:val="18"/>
             </w:rPr>
             <w:alias w:val="participating_professionals[0].profession_id"/>
             <w:tag w:val="participating_professionals[0].profession_id"/>
@@ -2803,16 +2803,16 @@
                   <w:rPr>
                     <w:rFonts w:ascii="Arial" w:hAnsi="Arial" w:cs="Arial"/>
                     <w:color w:val="000000"/>
-                    <w:sz w:val="20"/>
-                    <w:szCs w:val="20"/>
+                    <w:sz w:val="18"/>
+                    <w:szCs w:val="18"/>
                   </w:rPr>
                 </w:pPr>
                 <w:r>
                   <w:rPr>
                     <w:rFonts w:ascii="Arial" w:hAnsi="Arial" w:cs="Arial"/>
                     <w:color w:val="000000"/>
-                    <w:sz w:val="20"/>
-                    <w:szCs w:val="20"/>
+                    <w:sz w:val="18"/>
+                    <w:szCs w:val="18"/>
                     <w:lang w:val="es-CL" w:eastAsia="es-CL"/>
                   </w:rPr>
                   <w:t>Escriba aquí</w:t>
@@ -2826,8 +2826,8 @@
             <w:rPr>
               <w:rFonts w:ascii="Arial" w:hAnsi="Arial" w:cs="Arial"/>
               <w:color w:val="000000"/>
-              <w:sz w:val="20"/>
-              <w:szCs w:val="20"/>
+              <w:sz w:val="18"/>
+              <w:szCs w:val="18"/>
             </w:rPr>
             <w:alias w:val="participating_professionals[0].phone_email"/>
             <w:tag w:val="participating_professionals[0].phone_email"/>
@@ -2849,16 +2849,16 @@
                   <w:rPr>
                     <w:rFonts w:ascii="Arial" w:hAnsi="Arial" w:cs="Arial"/>
                     <w:color w:val="000000"/>
-                    <w:sz w:val="20"/>
-                    <w:szCs w:val="20"/>
+                    <w:sz w:val="18"/>
+                    <w:szCs w:val="18"/>
                   </w:rPr>
                 </w:pPr>
                 <w:r>
                   <w:rPr>
                     <w:rFonts w:ascii="Arial" w:hAnsi="Arial" w:cs="Arial"/>
                     <w:color w:val="000000"/>
-                    <w:sz w:val="20"/>
-                    <w:szCs w:val="20"/>
+                    <w:sz w:val="18"/>
+                    <w:szCs w:val="18"/>
                     <w:lang w:val="es-CL" w:eastAsia="es-CL"/>
                   </w:rPr>
                   <w:t>Escriba aquí</w:t>
@@ -2872,8 +2872,8 @@
             <w:rPr>
               <w:rFonts w:ascii="Arial" w:hAnsi="Arial" w:cs="Arial"/>
               <w:color w:val="000000"/>
-              <w:sz w:val="20"/>
-              <w:szCs w:val="20"/>
+              <w:sz w:val="18"/>
+              <w:szCs w:val="18"/>
             </w:rPr>
             <w:alias w:val="participating_professionals[0].professional_registration"/>
             <w:tag w:val="participating_professionals[0].professional_registration"/>
@@ -2895,16 +2895,16 @@
                   <w:rPr>
                     <w:rFonts w:ascii="Arial" w:hAnsi="Arial" w:cs="Arial"/>
                     <w:color w:val="000000"/>
-                    <w:sz w:val="20"/>
-                    <w:szCs w:val="20"/>
+                    <w:sz w:val="18"/>
+                    <w:szCs w:val="18"/>
                   </w:rPr>
                 </w:pPr>
                 <w:r>
                   <w:rPr>
                     <w:rFonts w:ascii="Arial" w:hAnsi="Arial" w:cs="Arial"/>
                     <w:color w:val="000000"/>
-                    <w:sz w:val="20"/>
-                    <w:szCs w:val="20"/>
+                    <w:sz w:val="18"/>
+                    <w:szCs w:val="18"/>
                     <w:lang w:val="es-CL" w:eastAsia="es-CL"/>
                   </w:rPr>
                   <w:t>Escriba aquí</w:t>
@@ -2924,8 +2924,8 @@
             <w:rPr>
               <w:rFonts w:ascii="Arial" w:hAnsi="Arial" w:cs="Arial"/>
               <w:color w:val="000000"/>
-              <w:sz w:val="20"/>
-              <w:szCs w:val="20"/>
+              <w:sz w:val="18"/>
+              <w:szCs w:val="18"/>
             </w:rPr>
             <w:alias w:val="participating_professionals[1].professional_id"/>
             <w:tag w:val="participating_professionals[1].professional_id"/>
@@ -2947,16 +2947,16 @@
                   <w:rPr>
                     <w:rFonts w:ascii="Arial" w:hAnsi="Arial" w:cs="Arial"/>
                     <w:color w:val="000000"/>
-                    <w:sz w:val="20"/>
-                    <w:szCs w:val="20"/>
+                    <w:sz w:val="18"/>
+                    <w:szCs w:val="18"/>
                   </w:rPr>
                 </w:pPr>
                 <w:r>
                   <w:rPr>
                     <w:rFonts w:ascii="Arial" w:hAnsi="Arial" w:cs="Arial"/>
                     <w:color w:val="000000"/>
-                    <w:sz w:val="20"/>
-                    <w:szCs w:val="20"/>
+                    <w:sz w:val="18"/>
+                    <w:szCs w:val="18"/>
                     <w:lang w:val="es-CL" w:eastAsia="es-CL"/>
                   </w:rPr>
                   <w:t>Escriba aquí</w:t>
@@ -2970,8 +2970,8 @@
             <w:rPr>
               <w:rFonts w:ascii="Arial" w:hAnsi="Arial" w:cs="Arial"/>
               <w:color w:val="000000"/>
-              <w:sz w:val="20"/>
-              <w:szCs w:val="20"/>
+              <w:sz w:val="18"/>
+              <w:szCs w:val="18"/>
             </w:rPr>
             <w:alias w:val="participating_professionals[1].profession_id"/>
             <w:tag w:val="participating_professionals[1].profession_id"/>
@@ -2993,16 +2993,16 @@
                   <w:rPr>
                     <w:rFonts w:ascii="Arial" w:hAnsi="Arial" w:cs="Arial"/>
                     <w:color w:val="000000"/>
-                    <w:sz w:val="20"/>
-                    <w:szCs w:val="20"/>
+                    <w:sz w:val="18"/>
+                    <w:szCs w:val="18"/>
                   </w:rPr>
                 </w:pPr>
                 <w:r>
                   <w:rPr>
                     <w:rFonts w:ascii="Arial" w:hAnsi="Arial" w:cs="Arial"/>
                     <w:color w:val="000000"/>
-                    <w:sz w:val="20"/>
-                    <w:szCs w:val="20"/>
+                    <w:sz w:val="18"/>
+                    <w:szCs w:val="18"/>
                     <w:lang w:val="es-CL" w:eastAsia="es-CL"/>
                   </w:rPr>
                   <w:t>Escriba aquí</w:t>
@@ -3016,8 +3016,8 @@
             <w:rPr>
               <w:rFonts w:ascii="Arial" w:hAnsi="Arial" w:cs="Arial"/>
               <w:color w:val="000000"/>
-              <w:sz w:val="20"/>
-              <w:szCs w:val="20"/>
+              <w:sz w:val="18"/>
+              <w:szCs w:val="18"/>
             </w:rPr>
             <w:alias w:val="participating_professionals[1].phone_email"/>
             <w:tag w:val="participating_professionals[1].phone_email"/>
@@ -3039,16 +3039,16 @@
                   <w:rPr>
                     <w:rFonts w:ascii="Arial" w:hAnsi="Arial" w:cs="Arial"/>
                     <w:color w:val="000000"/>
-                    <w:sz w:val="20"/>
-                    <w:szCs w:val="20"/>
+                    <w:sz w:val="18"/>
+                    <w:szCs w:val="18"/>
                   </w:rPr>
                 </w:pPr>
                 <w:r>
                   <w:rPr>
                     <w:rFonts w:ascii="Arial" w:hAnsi="Arial" w:cs="Arial"/>
                     <w:color w:val="000000"/>
-                    <w:sz w:val="20"/>
-                    <w:szCs w:val="20"/>
+                    <w:sz w:val="18"/>
+                    <w:szCs w:val="18"/>
                     <w:lang w:val="es-CL" w:eastAsia="es-CL"/>
                   </w:rPr>
                   <w:t>Escriba aquí</w:t>
@@ -3062,8 +3062,8 @@
             <w:rPr>
               <w:rFonts w:ascii="Arial" w:hAnsi="Arial" w:cs="Arial"/>
               <w:color w:val="000000"/>
-              <w:sz w:val="20"/>
-              <w:szCs w:val="20"/>
+              <w:sz w:val="18"/>
+              <w:szCs w:val="18"/>
             </w:rPr>
             <w:alias w:val="participating_professionals[1].professional_registration"/>
             <w:tag w:val="participating_professionals[1].professional_registration"/>
@@ -3085,16 +3085,16 @@
                   <w:rPr>
                     <w:rFonts w:ascii="Arial" w:hAnsi="Arial" w:cs="Arial"/>
                     <w:color w:val="000000"/>
-                    <w:sz w:val="20"/>
-                    <w:szCs w:val="20"/>
+                    <w:sz w:val="18"/>
+                    <w:szCs w:val="18"/>
                   </w:rPr>
                 </w:pPr>
                 <w:r>
                   <w:rPr>
                     <w:rFonts w:ascii="Arial" w:hAnsi="Arial" w:cs="Arial"/>
                     <w:color w:val="000000"/>
-                    <w:sz w:val="20"/>
-                    <w:szCs w:val="20"/>
+                    <w:sz w:val="18"/>
+                    <w:szCs w:val="18"/>
                     <w:lang w:val="es-CL" w:eastAsia="es-CL"/>
                   </w:rPr>
                   <w:t>Escriba aquí</w:t>
@@ -3114,8 +3114,8 @@
             <w:rPr>
               <w:rFonts w:ascii="Arial" w:hAnsi="Arial" w:cs="Arial"/>
               <w:color w:val="000000"/>
-              <w:sz w:val="20"/>
-              <w:szCs w:val="20"/>
+              <w:sz w:val="18"/>
+              <w:szCs w:val="18"/>
             </w:rPr>
             <w:alias w:val="participating_professionals[2].professional_id"/>
             <w:tag w:val="participating_professionals[2].professional_id"/>
@@ -3137,16 +3137,16 @@
                   <w:rPr>
                     <w:rFonts w:ascii="Arial" w:hAnsi="Arial" w:cs="Arial"/>
                     <w:color w:val="000000"/>
-                    <w:sz w:val="20"/>
-                    <w:szCs w:val="20"/>
+                    <w:sz w:val="18"/>
+                    <w:szCs w:val="18"/>
                   </w:rPr>
                 </w:pPr>
                 <w:r>
                   <w:rPr>
                     <w:rFonts w:ascii="Arial" w:hAnsi="Arial" w:cs="Arial"/>
                     <w:color w:val="000000"/>
-                    <w:sz w:val="20"/>
-                    <w:szCs w:val="20"/>
+                    <w:sz w:val="18"/>
+                    <w:szCs w:val="18"/>
                     <w:lang w:val="es-CL" w:eastAsia="es-CL"/>
                   </w:rPr>
                   <w:t>Escriba aquí</w:t>
@@ -3160,8 +3160,8 @@
             <w:rPr>
               <w:rFonts w:ascii="Arial" w:hAnsi="Arial" w:cs="Arial"/>
               <w:color w:val="000000"/>
-              <w:sz w:val="20"/>
-              <w:szCs w:val="20"/>
+              <w:sz w:val="18"/>
+              <w:szCs w:val="18"/>
             </w:rPr>
             <w:alias w:val="participating_professionals[2].profession_id"/>
             <w:tag w:val="participating_professionals[2].profession_id"/>
@@ -3183,16 +3183,16 @@
                   <w:rPr>
                     <w:rFonts w:ascii="Arial" w:hAnsi="Arial" w:cs="Arial"/>
                     <w:color w:val="000000"/>
-                    <w:sz w:val="20"/>
-                    <w:szCs w:val="20"/>
+                    <w:sz w:val="18"/>
+                    <w:szCs w:val="18"/>
                   </w:rPr>
                 </w:pPr>
                 <w:r>
                   <w:rPr>
                     <w:rFonts w:ascii="Arial" w:hAnsi="Arial" w:cs="Arial"/>
                     <w:color w:val="000000"/>
-                    <w:sz w:val="20"/>
-                    <w:szCs w:val="20"/>
+                    <w:sz w:val="18"/>
+                    <w:szCs w:val="18"/>
                     <w:lang w:val="es-CL" w:eastAsia="es-CL"/>
                   </w:rPr>
                   <w:t>Escriba aquí</w:t>
@@ -3206,8 +3206,8 @@
             <w:rPr>
               <w:rFonts w:ascii="Arial" w:hAnsi="Arial" w:cs="Arial"/>
               <w:color w:val="000000"/>
-              <w:sz w:val="20"/>
-              <w:szCs w:val="20"/>
+              <w:sz w:val="18"/>
+              <w:szCs w:val="18"/>
             </w:rPr>
             <w:alias w:val="participating_professionals[2].phone_email"/>
             <w:tag w:val="participating_professionals[2].phone_email"/>
@@ -3229,16 +3229,16 @@
                   <w:rPr>
                     <w:rFonts w:ascii="Arial" w:hAnsi="Arial" w:cs="Arial"/>
                     <w:color w:val="000000"/>
-                    <w:sz w:val="20"/>
-                    <w:szCs w:val="20"/>
+                    <w:sz w:val="18"/>
+                    <w:szCs w:val="18"/>
                   </w:rPr>
                 </w:pPr>
                 <w:r>
                   <w:rPr>
                     <w:rFonts w:ascii="Arial" w:hAnsi="Arial" w:cs="Arial"/>
                     <w:color w:val="000000"/>
-                    <w:sz w:val="20"/>
-                    <w:szCs w:val="20"/>
+                    <w:sz w:val="18"/>
+                    <w:szCs w:val="18"/>
                     <w:lang w:val="es-CL" w:eastAsia="es-CL"/>
                   </w:rPr>
                   <w:t>Escriba aquí</w:t>
@@ -3252,8 +3252,8 @@
             <w:rPr>
               <w:rFonts w:ascii="Arial" w:hAnsi="Arial" w:cs="Arial"/>
               <w:color w:val="000000"/>
-              <w:sz w:val="20"/>
-              <w:szCs w:val="20"/>
+              <w:sz w:val="18"/>
+              <w:szCs w:val="18"/>
             </w:rPr>
             <w:alias w:val="participating_professionals[2].professional_registration"/>
             <w:tag w:val="participating_professionals[2].professional_registration"/>
@@ -3275,16 +3275,16 @@
                   <w:rPr>
                     <w:rFonts w:ascii="Arial" w:hAnsi="Arial" w:cs="Arial"/>
                     <w:color w:val="000000"/>
-                    <w:sz w:val="20"/>
-                    <w:szCs w:val="20"/>
+                    <w:sz w:val="18"/>
+                    <w:szCs w:val="18"/>
                   </w:rPr>
                 </w:pPr>
                 <w:r>
                   <w:rPr>
                     <w:rFonts w:ascii="Arial" w:hAnsi="Arial" w:cs="Arial"/>
                     <w:color w:val="000000"/>
-                    <w:sz w:val="20"/>
-                    <w:szCs w:val="20"/>
+                    <w:sz w:val="18"/>
+                    <w:szCs w:val="18"/>
                     <w:lang w:val="es-CL" w:eastAsia="es-CL"/>
                   </w:rPr>
                   <w:t>Escriba aquí</w:t>
@@ -3304,8 +3304,8 @@
             <w:rPr>
               <w:rFonts w:ascii="Arial" w:hAnsi="Arial" w:cs="Arial"/>
               <w:color w:val="000000"/>
-              <w:sz w:val="20"/>
-              <w:szCs w:val="20"/>
+              <w:sz w:val="18"/>
+              <w:szCs w:val="18"/>
             </w:rPr>
             <w:alias w:val="participating_professionals[3].professional_id"/>
             <w:tag w:val="participating_professionals[3].professional_id"/>
@@ -3327,16 +3327,16 @@
                   <w:rPr>
                     <w:rFonts w:ascii="Arial" w:hAnsi="Arial" w:cs="Arial"/>
                     <w:color w:val="000000"/>
-                    <w:sz w:val="20"/>
-                    <w:szCs w:val="20"/>
+                    <w:sz w:val="18"/>
+                    <w:szCs w:val="18"/>
                   </w:rPr>
                 </w:pPr>
                 <w:r>
                   <w:rPr>
                     <w:rFonts w:ascii="Arial" w:hAnsi="Arial" w:cs="Arial"/>
                     <w:color w:val="000000"/>
-                    <w:sz w:val="20"/>
-                    <w:szCs w:val="20"/>
+                    <w:sz w:val="18"/>
+                    <w:szCs w:val="18"/>
                     <w:lang w:val="es-CL" w:eastAsia="es-CL"/>
                   </w:rPr>
                   <w:t>Escriba aquí</w:t>
@@ -3350,8 +3350,8 @@
             <w:rPr>
               <w:rFonts w:ascii="Arial" w:hAnsi="Arial" w:cs="Arial"/>
               <w:color w:val="000000"/>
-              <w:sz w:val="20"/>
-              <w:szCs w:val="20"/>
+              <w:sz w:val="18"/>
+              <w:szCs w:val="18"/>
             </w:rPr>
             <w:alias w:val="participating_professionals[3].profession_id"/>
             <w:tag w:val="participating_professionals[3].profession_id"/>
@@ -3373,16 +3373,16 @@
                   <w:rPr>
                     <w:rFonts w:ascii="Arial" w:hAnsi="Arial" w:cs="Arial"/>
                     <w:color w:val="000000"/>
-                    <w:sz w:val="20"/>
-                    <w:szCs w:val="20"/>
+                    <w:sz w:val="18"/>
+                    <w:szCs w:val="18"/>
                   </w:rPr>
                 </w:pPr>
                 <w:r>
                   <w:rPr>
                     <w:rFonts w:ascii="Arial" w:hAnsi="Arial" w:cs="Arial"/>
                     <w:color w:val="000000"/>
-                    <w:sz w:val="20"/>
-                    <w:szCs w:val="20"/>
+                    <w:sz w:val="18"/>
+                    <w:szCs w:val="18"/>
                     <w:lang w:val="es-CL" w:eastAsia="es-CL"/>
                   </w:rPr>
                   <w:t>Escriba aquí</w:t>
@@ -3396,8 +3396,8 @@
             <w:rPr>
               <w:rFonts w:ascii="Arial" w:hAnsi="Arial" w:cs="Arial"/>
               <w:color w:val="000000"/>
-              <w:sz w:val="20"/>
-              <w:szCs w:val="20"/>
+              <w:sz w:val="18"/>
+              <w:szCs w:val="18"/>
             </w:rPr>
             <w:alias w:val="participating_professionals[3].phone_email"/>
             <w:tag w:val="participating_professionals[3].phone_email"/>
@@ -3419,16 +3419,16 @@
                   <w:rPr>
                     <w:rFonts w:ascii="Arial" w:hAnsi="Arial" w:cs="Arial"/>
                     <w:color w:val="000000"/>
-                    <w:sz w:val="20"/>
-                    <w:szCs w:val="20"/>
+                    <w:sz w:val="18"/>
+                    <w:szCs w:val="18"/>
                   </w:rPr>
                 </w:pPr>
                 <w:r>
                   <w:rPr>
                     <w:rFonts w:ascii="Arial" w:hAnsi="Arial" w:cs="Arial"/>
                     <w:color w:val="000000"/>
-                    <w:sz w:val="20"/>
-                    <w:szCs w:val="20"/>
+                    <w:sz w:val="18"/>
+                    <w:szCs w:val="18"/>
                     <w:lang w:val="es-CL" w:eastAsia="es-CL"/>
                   </w:rPr>
                   <w:t>Escriba aquí</w:t>
@@ -3442,8 +3442,8 @@
             <w:rPr>
               <w:rFonts w:ascii="Arial" w:hAnsi="Arial" w:cs="Arial"/>
               <w:color w:val="000000"/>
-              <w:sz w:val="20"/>
-              <w:szCs w:val="20"/>
+              <w:sz w:val="18"/>
+              <w:szCs w:val="18"/>
             </w:rPr>
             <w:alias w:val="participating_professionals[3].professional_registration"/>
             <w:tag w:val="participating_professionals[3].professional_registration"/>
@@ -3465,16 +3465,16 @@
                   <w:rPr>
                     <w:rFonts w:ascii="Arial" w:hAnsi="Arial" w:cs="Arial"/>
                     <w:color w:val="000000"/>
-                    <w:sz w:val="20"/>
-                    <w:szCs w:val="20"/>
+                    <w:sz w:val="18"/>
+                    <w:szCs w:val="18"/>
                   </w:rPr>
                 </w:pPr>
                 <w:r>
                   <w:rPr>
                     <w:rFonts w:ascii="Arial" w:hAnsi="Arial" w:cs="Arial"/>
                     <w:color w:val="000000"/>
-                    <w:sz w:val="20"/>
-                    <w:szCs w:val="20"/>
+                    <w:sz w:val="18"/>
+                    <w:szCs w:val="18"/>
                     <w:lang w:val="es-CL" w:eastAsia="es-CL"/>
                   </w:rPr>
                   <w:t>Escriba aquí</w:t>
@@ -3494,8 +3494,8 @@
             <w:rPr>
               <w:rFonts w:ascii="Arial" w:hAnsi="Arial" w:cs="Arial"/>
               <w:color w:val="000000"/>
-              <w:sz w:val="20"/>
-              <w:szCs w:val="20"/>
+              <w:sz w:val="18"/>
+              <w:szCs w:val="18"/>
             </w:rPr>
             <w:alias w:val="participating_professionals[4].professional_id"/>
             <w:tag w:val="participating_professionals[4].professional_id"/>
@@ -3517,16 +3517,16 @@
                   <w:rPr>
                     <w:rFonts w:ascii="Arial" w:hAnsi="Arial" w:cs="Arial"/>
                     <w:color w:val="000000"/>
-                    <w:sz w:val="20"/>
-                    <w:szCs w:val="20"/>
+                    <w:sz w:val="18"/>
+                    <w:szCs w:val="18"/>
                   </w:rPr>
                 </w:pPr>
                 <w:r>
                   <w:rPr>
                     <w:rFonts w:ascii="Arial" w:hAnsi="Arial" w:cs="Arial"/>
                     <w:color w:val="000000"/>
-                    <w:sz w:val="20"/>
-                    <w:szCs w:val="20"/>
+                    <w:sz w:val="18"/>
+                    <w:szCs w:val="18"/>
                     <w:lang w:val="es-CL" w:eastAsia="es-CL"/>
                   </w:rPr>
                   <w:t>Escriba aquí</w:t>
@@ -3540,8 +3540,8 @@
             <w:rPr>
               <w:rFonts w:ascii="Arial" w:hAnsi="Arial" w:cs="Arial"/>
               <w:color w:val="000000"/>
-              <w:sz w:val="20"/>
-              <w:szCs w:val="20"/>
+              <w:sz w:val="18"/>
+              <w:szCs w:val="18"/>
             </w:rPr>
             <w:alias w:val="participating_professionals[4].profession_id"/>
             <w:tag w:val="participating_professionals[4].profession_id"/>
@@ -3563,16 +3563,16 @@
                   <w:rPr>
                     <w:rFonts w:ascii="Arial" w:hAnsi="Arial" w:cs="Arial"/>
                     <w:color w:val="000000"/>
-                    <w:sz w:val="20"/>
-                    <w:szCs w:val="20"/>
+                    <w:sz w:val="18"/>
+                    <w:szCs w:val="18"/>
                   </w:rPr>
                 </w:pPr>
                 <w:r>
                   <w:rPr>
                     <w:rFonts w:ascii="Arial" w:hAnsi="Arial" w:cs="Arial"/>
                     <w:color w:val="000000"/>
-                    <w:sz w:val="20"/>
-                    <w:szCs w:val="20"/>
+                    <w:sz w:val="18"/>
+                    <w:szCs w:val="18"/>
                     <w:lang w:val="es-CL" w:eastAsia="es-CL"/>
                   </w:rPr>
                   <w:t>Escriba aquí</w:t>
@@ -3586,8 +3586,8 @@
             <w:rPr>
               <w:rFonts w:ascii="Arial" w:hAnsi="Arial" w:cs="Arial"/>
               <w:color w:val="000000"/>
-              <w:sz w:val="20"/>
-              <w:szCs w:val="20"/>
+              <w:sz w:val="18"/>
+              <w:szCs w:val="18"/>
             </w:rPr>
             <w:alias w:val="participating_professionals[4].phone_email"/>
             <w:tag w:val="participating_professionals[4].phone_email"/>
@@ -3609,16 +3609,16 @@
                   <w:rPr>
                     <w:rFonts w:ascii="Arial" w:hAnsi="Arial" w:cs="Arial"/>
                     <w:color w:val="000000"/>
-                    <w:sz w:val="20"/>
-                    <w:szCs w:val="20"/>
+                    <w:sz w:val="18"/>
+                    <w:szCs w:val="18"/>
                   </w:rPr>
                 </w:pPr>
                 <w:r>
                   <w:rPr>
                     <w:rFonts w:ascii="Arial" w:hAnsi="Arial" w:cs="Arial"/>
                     <w:color w:val="000000"/>
-                    <w:sz w:val="20"/>
-                    <w:szCs w:val="20"/>
+                    <w:sz w:val="18"/>
+                    <w:szCs w:val="18"/>
                     <w:lang w:val="es-CL" w:eastAsia="es-CL"/>
                   </w:rPr>
                   <w:t>Escriba aquí</w:t>
@@ -3632,8 +3632,8 @@
             <w:rPr>
               <w:rFonts w:ascii="Arial" w:hAnsi="Arial" w:cs="Arial"/>
               <w:color w:val="000000"/>
-              <w:sz w:val="20"/>
-              <w:szCs w:val="20"/>
+              <w:sz w:val="18"/>
+              <w:szCs w:val="18"/>
             </w:rPr>
             <w:alias w:val="participating_professionals[4].professional_registration"/>
             <w:tag w:val="participating_professionals[4].professional_registration"/>
@@ -3655,16 +3655,16 @@
                   <w:rPr>
                     <w:rFonts w:ascii="Arial" w:hAnsi="Arial" w:cs="Arial"/>
                     <w:color w:val="000000"/>
-                    <w:sz w:val="20"/>
-                    <w:szCs w:val="20"/>
+                    <w:sz w:val="18"/>
+                    <w:szCs w:val="18"/>
                   </w:rPr>
                 </w:pPr>
                 <w:r>
                   <w:rPr>
                     <w:rFonts w:ascii="Arial" w:hAnsi="Arial" w:cs="Arial"/>
                     <w:color w:val="000000"/>
-                    <w:sz w:val="20"/>
-                    <w:szCs w:val="20"/>
+                    <w:sz w:val="18"/>
+                    <w:szCs w:val="18"/>
                     <w:lang w:val="es-CL" w:eastAsia="es-CL"/>
                   </w:rPr>
                   <w:t>Escriba aquí</w:t>
@@ -3941,8 +3941,8 @@
                   <w:rFonts w:ascii="MS Gothic" w:hAnsi="MS Gothic" w:cs="MS Gothic" w:eastAsia="MS Gothic"/>
                   <w:b/>
                   <w:color w:val="000000"/>
-                  <w:sz w:val="20"/>
-                  <w:szCs w:val="20"/>
+                  <w:sz w:val="18"/>
+                  <w:szCs w:val="18"/>
                 </w:rPr>
                 <w:alias w:val="nee_is_tda_sin_hiperkinesia"/>
                 <w:tag w:val="nee_is_tda_sin_hiperkinesia"/>
@@ -3960,8 +3960,8 @@
                     <w:rFonts w:ascii="MS Gothic" w:hAnsi="MS Gothic" w:cs="MS Gothic" w:eastAsia="MS Gothic"/>
                     <w:b/>
                     <w:color w:val="000000"/>
-                    <w:sz w:val="20"/>
-                    <w:szCs w:val="20"/>
+                    <w:sz w:val="18"/>
+                    <w:szCs w:val="18"/>
                   </w:rPr>
                   <w:t>☐</w:t>
                 </w:r>
@@ -4011,8 +4011,8 @@
                   <w:rFonts w:ascii="MS Gothic" w:hAnsi="MS Gothic" w:cs="MS Gothic" w:eastAsia="MS Gothic"/>
                   <w:b/>
                   <w:color w:val="000000"/>
-                  <w:sz w:val="20"/>
-                  <w:szCs w:val="20"/>
+                  <w:sz w:val="18"/>
+                  <w:szCs w:val="18"/>
                 </w:rPr>
                 <w:alias w:val="nee_is_tda_con_hiperkinesia"/>
                 <w:tag w:val="nee_is_tda_con_hiperkinesia"/>
@@ -4030,8 +4030,8 @@
                     <w:rFonts w:ascii="MS Gothic" w:hAnsi="MS Gothic" w:cs="MS Gothic" w:eastAsia="MS Gothic"/>
                     <w:b/>
                     <w:color w:val="000000"/>
-                    <w:sz w:val="20"/>
-                    <w:szCs w:val="20"/>
+                    <w:sz w:val="18"/>
+                    <w:szCs w:val="18"/>
                   </w:rPr>
                   <w:t>☐</w:t>
                 </w:r>
@@ -4108,8 +4108,8 @@
               <w:rPr>
                 <w:rFonts w:ascii="Arial" w:hAnsi="Arial" w:cs="Arial"/>
                 <w:color w:val="000000"/>
-                <w:sz w:val="20"/>
-                <w:szCs w:val="20"/>
+                <w:sz w:val="18"/>
+                <w:szCs w:val="18"/>
               </w:rPr>
               <w:alias w:val="current_diagnosis_issue_date"/>
               <w:tag w:val="current_diagnosis_issue_date"/>
@@ -4128,16 +4128,16 @@
                   <w:rPr>
                     <w:rFonts w:ascii="Arial" w:hAnsi="Arial" w:cs="Arial"/>
                     <w:color w:val="000000"/>
-                    <w:sz w:val="20"/>
-                    <w:szCs w:val="20"/>
+                    <w:sz w:val="18"/>
+                    <w:szCs w:val="18"/>
                   </w:rPr>
                 </w:pPr>
                 <w:r>
                   <w:rPr>
                     <w:rFonts w:ascii="Arial" w:hAnsi="Arial" w:cs="Arial"/>
                     <w:color w:val="000000"/>
-                    <w:sz w:val="20"/>
-                    <w:szCs w:val="20"/>
+                    <w:sz w:val="18"/>
+                    <w:szCs w:val="18"/>
                     <w:lang w:val="es-CL" w:eastAsia="es-CL"/>
                   </w:rPr>
                   <w:t>Escriba aquí</w:t>
@@ -4220,8 +4220,8 @@
               <w:rPr>
                 <w:rFonts w:ascii="MS Gothic" w:hAnsi="MS Gothic" w:cs="MS Gothic" w:eastAsia="MS Gothic"/>
                 <w:color w:val="000000"/>
-                <w:sz w:val="20"/>
-                <w:szCs w:val="20"/>
+                <w:sz w:val="18"/>
+                <w:szCs w:val="18"/>
               </w:rPr>
               <w:alias w:val="diagnosis_changed_from_admission__si"/>
               <w:tag w:val="diagnosis_changed_from_admission__si"/>
@@ -4247,8 +4247,8 @@
                   <w:rPr>
                     <w:rFonts w:ascii="MS Gothic" w:hAnsi="MS Gothic" w:cs="MS Gothic" w:eastAsia="MS Gothic"/>
                     <w:color w:val="000000"/>
-                    <w:sz w:val="20"/>
-                    <w:szCs w:val="20"/>
+                    <w:sz w:val="18"/>
+                    <w:szCs w:val="18"/>
                   </w:rPr>
                   <w:t>☐</w:t>
                 </w:r>
@@ -4288,8 +4288,8 @@
               <w:rPr>
                 <w:rFonts w:ascii="MS Gothic" w:hAnsi="MS Gothic" w:cs="MS Gothic" w:eastAsia="MS Gothic"/>
                 <w:color w:val="000000"/>
-                <w:sz w:val="20"/>
-                <w:szCs w:val="20"/>
+                <w:sz w:val="18"/>
+                <w:szCs w:val="18"/>
               </w:rPr>
               <w:alias w:val="diagnosis_changed_from_admission__no"/>
               <w:tag w:val="diagnosis_changed_from_admission__no"/>
@@ -4315,8 +4315,8 @@
                   <w:rPr>
                     <w:rFonts w:ascii="MS Gothic" w:hAnsi="MS Gothic" w:cs="MS Gothic" w:eastAsia="MS Gothic"/>
                     <w:color w:val="000000"/>
-                    <w:sz w:val="20"/>
-                    <w:szCs w:val="20"/>
+                    <w:sz w:val="18"/>
+                    <w:szCs w:val="18"/>
                   </w:rPr>
                   <w:t>☐</w:t>
                 </w:r>
@@ -4437,8 +4437,8 @@
                 <w:rFonts w:ascii="Arial" w:hAnsi="Arial" w:cs="Arial"/>
                 <w:b/>
                 <w:color w:val="000000"/>
-                <w:sz w:val="20"/>
-                <w:szCs w:val="20"/>
+                <w:sz w:val="18"/>
+                <w:szCs w:val="18"/>
               </w:rPr>
               <w:alias w:val="new_evaluations_revaluations"/>
               <w:tag w:val="new_evaluations_revaluations"/>
@@ -4456,16 +4456,16 @@
                     <w:rFonts w:ascii="Arial" w:hAnsi="Arial" w:cs="Arial"/>
                     <w:b/>
                     <w:color w:val="000000"/>
-                    <w:sz w:val="20"/>
-                    <w:szCs w:val="20"/>
+                    <w:sz w:val="18"/>
+                    <w:szCs w:val="18"/>
                   </w:rPr>
                 </w:pPr>
                 <w:r>
                   <w:rPr>
                     <w:rFonts w:ascii="Arial" w:hAnsi="Arial" w:cs="Arial"/>
                     <w:color w:val="000000"/>
-                    <w:sz w:val="20"/>
-                    <w:szCs w:val="20"/>
+                    <w:sz w:val="18"/>
+                    <w:szCs w:val="18"/>
                     <w:lang w:val="es-CL" w:eastAsia="es-CL"/>
                   </w:rPr>
                   <w:t>Escriba aquí</w:t>
@@ -4566,8 +4566,8 @@
               <w:rPr>
                 <w:rFonts w:ascii="Arial" w:hAnsi="Arial" w:cs="Arial"/>
                 <w:color w:val="000000"/>
-                <w:sz w:val="20"/>
-                <w:szCs w:val="20"/>
+                <w:sz w:val="18"/>
+                <w:szCs w:val="18"/>
               </w:rPr>
               <w:alias w:val="new_diagnosis_professional_data"/>
               <w:tag w:val="new_diagnosis_professional_data"/>
@@ -4584,16 +4584,16 @@
                   <w:rPr>
                     <w:rFonts w:ascii="Arial" w:hAnsi="Arial" w:cs="Arial"/>
                     <w:color w:val="000000"/>
-                    <w:sz w:val="20"/>
-                    <w:szCs w:val="20"/>
+                    <w:sz w:val="18"/>
+                    <w:szCs w:val="18"/>
                   </w:rPr>
                 </w:pPr>
                 <w:r>
                   <w:rPr>
                     <w:rFonts w:ascii="Arial" w:hAnsi="Arial" w:cs="Arial"/>
                     <w:color w:val="000000"/>
-                    <w:sz w:val="20"/>
-                    <w:szCs w:val="20"/>
+                    <w:sz w:val="18"/>
+                    <w:szCs w:val="18"/>
                     <w:lang w:val="es-CL" w:eastAsia="es-CL"/>
                   </w:rPr>
                   <w:t>Escriba aquí</w:t>
@@ -4997,8 +4997,8 @@
               <w:rPr>
                 <w:rFonts w:ascii="Arial" w:hAnsi="Arial" w:cs="Arial"/>
                 <w:color w:val="000000"/>
-                <w:sz w:val="20"/>
-                <w:szCs w:val="20"/>
+                <w:sz w:val="18"/>
+                <w:szCs w:val="18"/>
               </w:rPr>
               <w:alias w:val="student_educational_progress_sen"/>
               <w:tag w:val="student_educational_progress_sen"/>
@@ -5016,16 +5016,16 @@
                   <w:rPr>
                     <w:rFonts w:ascii="Arial" w:hAnsi="Arial" w:cs="Arial"/>
                     <w:color w:val="000000"/>
-                    <w:sz w:val="20"/>
-                    <w:szCs w:val="20"/>
+                    <w:sz w:val="18"/>
+                    <w:szCs w:val="18"/>
                   </w:rPr>
                 </w:pPr>
                 <w:r>
                   <w:rPr>
                     <w:rFonts w:ascii="Arial" w:hAnsi="Arial" w:cs="Arial"/>
                     <w:color w:val="000000"/>
-                    <w:sz w:val="20"/>
-                    <w:szCs w:val="20"/>
+                    <w:sz w:val="18"/>
+                    <w:szCs w:val="18"/>
                     <w:lang w:val="es-CL" w:eastAsia="es-CL"/>
                   </w:rPr>
                   <w:t>Escriba aquí</w:t>
@@ -5313,8 +5313,8 @@
               <w:rPr>
                 <w:rFonts w:ascii="Arial" w:hAnsi="Arial" w:cs="Arial"/>
                 <w:color w:val="000000"/>
-                <w:sz w:val="20"/>
-                <w:szCs w:val="20"/>
+                <w:sz w:val="18"/>
+                <w:szCs w:val="18"/>
               </w:rPr>
               <w:alias w:val="main_difficulty_areas_summary"/>
               <w:tag w:val="main_difficulty_areas_summary"/>
@@ -5332,16 +5332,16 @@
                   <w:rPr>
                     <w:rFonts w:ascii="Arial" w:hAnsi="Arial" w:cs="Arial"/>
                     <w:color w:val="000000"/>
-                    <w:sz w:val="20"/>
-                    <w:szCs w:val="20"/>
+                    <w:sz w:val="18"/>
+                    <w:szCs w:val="18"/>
                   </w:rPr>
                 </w:pPr>
                 <w:r>
                   <w:rPr>
                     <w:rFonts w:ascii="Arial" w:hAnsi="Arial" w:cs="Arial"/>
                     <w:color w:val="000000"/>
-                    <w:sz w:val="20"/>
-                    <w:szCs w:val="20"/>
+                    <w:sz w:val="18"/>
+                    <w:szCs w:val="18"/>
                     <w:lang w:val="es-CL" w:eastAsia="es-CL"/>
                   </w:rPr>
                   <w:t>Escriba aquí</w:t>
@@ -5679,8 +5679,8 @@
                 <w:rPr>
                   <w:rFonts w:ascii="MS Gothic" w:hAnsi="MS Gothic" w:cs="MS Gothic" w:eastAsia="MS Gothic"/>
                   <w:color w:val="000000"/>
-                  <w:sz w:val="20"/>
-                  <w:szCs w:val="20"/>
+                  <w:sz w:val="18"/>
+                  <w:szCs w:val="18"/>
                 </w:rPr>
                 <w:alias w:val="nee_maintained__si"/>
                 <w:tag w:val="nee_maintained__si"/>
@@ -5697,8 +5697,8 @@
                   <w:rPr>
                     <w:rFonts w:ascii="MS Gothic" w:hAnsi="MS Gothic" w:cs="MS Gothic" w:eastAsia="MS Gothic"/>
                     <w:color w:val="000000"/>
-                    <w:sz w:val="20"/>
-                    <w:szCs w:val="20"/>
+                    <w:sz w:val="18"/>
+                    <w:szCs w:val="18"/>
                   </w:rPr>
                   <w:t>☐</w:t>
                 </w:r>
@@ -5733,8 +5733,8 @@
                 <w:rPr>
                   <w:rFonts w:ascii="MS Gothic" w:hAnsi="MS Gothic" w:cs="MS Gothic" w:eastAsia="MS Gothic"/>
                   <w:color w:val="000000"/>
-                  <w:sz w:val="20"/>
-                  <w:szCs w:val="20"/>
+                  <w:sz w:val="18"/>
+                  <w:szCs w:val="18"/>
                 </w:rPr>
                 <w:alias w:val="nee_maintained__no"/>
                 <w:tag w:val="nee_maintained__no"/>
@@ -5751,8 +5751,8 @@
                   <w:rPr>
                     <w:rFonts w:ascii="MS Gothic" w:hAnsi="MS Gothic" w:cs="MS Gothic" w:eastAsia="MS Gothic"/>
                     <w:color w:val="000000"/>
-                    <w:sz w:val="20"/>
-                    <w:szCs w:val="20"/>
+                    <w:sz w:val="18"/>
+                    <w:szCs w:val="18"/>
                   </w:rPr>
                   <w:t>☐</w:t>
                 </w:r>
@@ -5874,8 +5874,8 @@
                 <w:rPr>
                   <w:rFonts w:ascii="MS Gothic" w:hAnsi="MS Gothic" w:cs="MS Gothic" w:eastAsia="MS Gothic"/>
                   <w:color w:val="000000"/>
-                  <w:sz w:val="20"/>
-                  <w:szCs w:val="20"/>
+                  <w:sz w:val="18"/>
+                  <w:szCs w:val="18"/>
                 </w:rPr>
                 <w:alias w:val="requires_specialized_support__si"/>
                 <w:tag w:val="requires_specialized_support__si"/>
@@ -5892,8 +5892,8 @@
                   <w:rPr>
                     <w:rFonts w:ascii="MS Gothic" w:hAnsi="MS Gothic" w:cs="MS Gothic" w:eastAsia="MS Gothic"/>
                     <w:color w:val="000000"/>
-                    <w:sz w:val="20"/>
-                    <w:szCs w:val="20"/>
+                    <w:sz w:val="18"/>
+                    <w:szCs w:val="18"/>
                   </w:rPr>
                   <w:t>☐</w:t>
                 </w:r>
@@ -5928,8 +5928,8 @@
                 <w:rPr>
                   <w:rFonts w:ascii="MS Gothic" w:hAnsi="MS Gothic" w:cs="MS Gothic" w:eastAsia="MS Gothic"/>
                   <w:color w:val="000000"/>
-                  <w:sz w:val="20"/>
-                  <w:szCs w:val="20"/>
+                  <w:sz w:val="18"/>
+                  <w:szCs w:val="18"/>
                 </w:rPr>
                 <w:alias w:val="requires_specialized_support__no"/>
                 <w:tag w:val="requires_specialized_support__no"/>
@@ -5946,8 +5946,8 @@
                   <w:rPr>
                     <w:rFonts w:ascii="MS Gothic" w:hAnsi="MS Gothic" w:cs="MS Gothic" w:eastAsia="MS Gothic"/>
                     <w:color w:val="000000"/>
-                    <w:sz w:val="20"/>
-                    <w:szCs w:val="20"/>
+                    <w:sz w:val="18"/>
+                    <w:szCs w:val="18"/>
                   </w:rPr>
                   <w:t>☐</w:t>
                 </w:r>
@@ -6118,8 +6118,8 @@
                 <w:rPr>
                   <w:rFonts w:ascii="Arial" w:hAnsi="Arial" w:cs="Arial"/>
                   <w:color w:val="000000"/>
-                  <w:sz w:val="20"/>
-                  <w:szCs w:val="20"/>
+                  <w:sz w:val="18"/>
+                  <w:szCs w:val="18"/>
                 </w:rPr>
                 <w:alias w:val="evidence_documents_count"/>
                 <w:tag w:val="evidence_documents_count"/>
@@ -6135,8 +6135,8 @@
                   <w:rPr>
                     <w:rFonts w:ascii="Arial" w:hAnsi="Arial" w:cs="Arial"/>
                     <w:color w:val="000000"/>
-                    <w:sz w:val="20"/>
-                    <w:szCs w:val="20"/>
+                    <w:sz w:val="18"/>
+                    <w:szCs w:val="18"/>
                     <w:lang w:val="es-CL" w:eastAsia="es-CL"/>
                   </w:rPr>
                   <w:t>Escriba aquí</w:t>
@@ -6213,8 +6213,8 @@
                 <w:rPr>
                   <w:rFonts w:ascii="MS Gothic" w:hAnsi="MS Gothic" w:cs="MS Gothic" w:eastAsia="MS Gothic"/>
                   <w:color w:val="000000"/>
-                  <w:sz w:val="20"/>
-                  <w:szCs w:val="20"/>
+                  <w:sz w:val="18"/>
+                  <w:szCs w:val="18"/>
                 </w:rPr>
                 <w:alias w:val="evidence_anamnesis"/>
                 <w:tag w:val="evidence_anamnesis"/>
@@ -6231,8 +6231,8 @@
                   <w:rPr>
                     <w:rFonts w:ascii="MS Gothic" w:hAnsi="MS Gothic" w:cs="MS Gothic" w:eastAsia="MS Gothic"/>
                     <w:color w:val="000000"/>
-                    <w:sz w:val="20"/>
-                    <w:szCs w:val="20"/>
+                    <w:sz w:val="18"/>
+                    <w:szCs w:val="18"/>
                   </w:rPr>
                   <w:t>☐</w:t>
                 </w:r>
@@ -6251,8 +6251,8 @@
                 <w:rPr>
                   <w:rFonts w:ascii="MS Gothic" w:hAnsi="MS Gothic" w:cs="MS Gothic" w:eastAsia="MS Gothic"/>
                   <w:color w:val="000000"/>
-                  <w:sz w:val="20"/>
-                  <w:szCs w:val="20"/>
+                  <w:sz w:val="18"/>
+                  <w:szCs w:val="18"/>
                 </w:rPr>
                 <w:alias w:val="evidence_family_interview"/>
                 <w:tag w:val="evidence_family_interview"/>
@@ -6269,8 +6269,8 @@
                   <w:rPr>
                     <w:rFonts w:ascii="MS Gothic" w:hAnsi="MS Gothic" w:cs="MS Gothic" w:eastAsia="MS Gothic"/>
                     <w:color w:val="000000"/>
-                    <w:sz w:val="20"/>
-                    <w:szCs w:val="20"/>
+                    <w:sz w:val="18"/>
+                    <w:szCs w:val="18"/>
                   </w:rPr>
                   <w:t>☐</w:t>
                 </w:r>
@@ -6305,8 +6305,8 @@
                 <w:rPr>
                   <w:rFonts w:ascii="MS Gothic" w:hAnsi="MS Gothic" w:cs="MS Gothic" w:eastAsia="MS Gothic"/>
                   <w:color w:val="000000"/>
-                  <w:sz w:val="20"/>
-                  <w:szCs w:val="20"/>
+                  <w:sz w:val="18"/>
+                  <w:szCs w:val="18"/>
                 </w:rPr>
                 <w:alias w:val="evidence_observation_guideline"/>
                 <w:tag w:val="evidence_observation_guideline"/>
@@ -6323,8 +6323,8 @@
                   <w:rPr>
                     <w:rFonts w:ascii="MS Gothic" w:hAnsi="MS Gothic" w:cs="MS Gothic" w:eastAsia="MS Gothic"/>
                     <w:color w:val="000000"/>
-                    <w:sz w:val="20"/>
-                    <w:szCs w:val="20"/>
+                    <w:sz w:val="18"/>
+                    <w:szCs w:val="18"/>
                   </w:rPr>
                   <w:t>☐</w:t>
                 </w:r>
@@ -6383,8 +6383,8 @@
                 <w:rPr>
                   <w:rFonts w:ascii="MS Gothic" w:hAnsi="MS Gothic" w:cs="MS Gothic" w:eastAsia="MS Gothic"/>
                   <w:color w:val="000000"/>
-                  <w:sz w:val="20"/>
-                  <w:szCs w:val="20"/>
+                  <w:sz w:val="18"/>
+                  <w:szCs w:val="18"/>
                 </w:rPr>
                 <w:alias w:val="evidence_evaluation_protocols"/>
                 <w:tag w:val="evidence_evaluation_protocols"/>
@@ -6401,8 +6401,8 @@
                   <w:rPr>
                     <w:rFonts w:ascii="MS Gothic" w:hAnsi="MS Gothic" w:cs="MS Gothic" w:eastAsia="MS Gothic"/>
                     <w:color w:val="000000"/>
-                    <w:sz w:val="20"/>
-                    <w:szCs w:val="20"/>
+                    <w:sz w:val="18"/>
+                    <w:szCs w:val="18"/>
                   </w:rPr>
                   <w:t>☐</w:t>
                 </w:r>
@@ -6463,8 +6463,8 @@
                 <w:rPr>
                   <w:rFonts w:ascii="MS Gothic" w:hAnsi="MS Gothic" w:cs="MS Gothic" w:eastAsia="MS Gothic"/>
                   <w:color w:val="000000"/>
-                  <w:sz w:val="20"/>
-                  <w:szCs w:val="20"/>
+                  <w:sz w:val="18"/>
+                  <w:szCs w:val="18"/>
                 </w:rPr>
                 <w:alias w:val="evidence_report_school"/>
                 <w:tag w:val="evidence_report_school"/>
@@ -6481,8 +6481,8 @@
                   <w:rPr>
                     <w:rFonts w:ascii="MS Gothic" w:hAnsi="MS Gothic" w:cs="MS Gothic" w:eastAsia="MS Gothic"/>
                     <w:color w:val="000000"/>
-                    <w:sz w:val="20"/>
-                    <w:szCs w:val="20"/>
+                    <w:sz w:val="18"/>
+                    <w:szCs w:val="18"/>
                   </w:rPr>
                   <w:t>☐</w:t>
                 </w:r>
@@ -6501,8 +6501,8 @@
                 <w:rPr>
                   <w:rFonts w:ascii="MS Gothic" w:hAnsi="MS Gothic" w:cs="MS Gothic" w:eastAsia="MS Gothic"/>
                   <w:color w:val="000000"/>
-                  <w:sz w:val="20"/>
-                  <w:szCs w:val="20"/>
+                  <w:sz w:val="18"/>
+                  <w:szCs w:val="18"/>
                 </w:rPr>
                 <w:alias w:val="evidence_report_social"/>
                 <w:tag w:val="evidence_report_social"/>
@@ -6519,8 +6519,8 @@
                   <w:rPr>
                     <w:rFonts w:ascii="MS Gothic" w:hAnsi="MS Gothic" w:cs="MS Gothic" w:eastAsia="MS Gothic"/>
                     <w:color w:val="000000"/>
-                    <w:sz w:val="20"/>
-                    <w:szCs w:val="20"/>
+                    <w:sz w:val="18"/>
+                    <w:szCs w:val="18"/>
                   </w:rPr>
                   <w:t>☐</w:t>
                 </w:r>
@@ -6547,8 +6547,8 @@
                 <w:rPr>
                   <w:rFonts w:ascii="MS Gothic" w:hAnsi="MS Gothic" w:cs="MS Gothic" w:eastAsia="MS Gothic"/>
                   <w:color w:val="000000"/>
-                  <w:sz w:val="20"/>
-                  <w:szCs w:val="20"/>
+                  <w:sz w:val="18"/>
+                  <w:szCs w:val="18"/>
                 </w:rPr>
                 <w:alias w:val="evidence_report_psychological"/>
                 <w:tag w:val="evidence_report_psychological"/>
@@ -6565,8 +6565,8 @@
                   <w:rPr>
                     <w:rFonts w:ascii="MS Gothic" w:hAnsi="MS Gothic" w:cs="MS Gothic" w:eastAsia="MS Gothic"/>
                     <w:color w:val="000000"/>
-                    <w:sz w:val="20"/>
-                    <w:szCs w:val="20"/>
+                    <w:sz w:val="18"/>
+                    <w:szCs w:val="18"/>
                   </w:rPr>
                   <w:t>☐</w:t>
                 </w:r>
@@ -6609,8 +6609,8 @@
                 <w:rPr>
                   <w:rFonts w:ascii="MS Gothic" w:hAnsi="MS Gothic" w:cs="MS Gothic" w:eastAsia="MS Gothic"/>
                   <w:color w:val="000000"/>
-                  <w:sz w:val="20"/>
-                  <w:szCs w:val="20"/>
+                  <w:sz w:val="18"/>
+                  <w:szCs w:val="18"/>
                 </w:rPr>
                 <w:alias w:val="evidence_report_fonoaudiological"/>
                 <w:tag w:val="evidence_report_fonoaudiological"/>
@@ -6627,8 +6627,8 @@
                   <w:rPr>
                     <w:rFonts w:ascii="MS Gothic" w:hAnsi="MS Gothic" w:cs="MS Gothic" w:eastAsia="MS Gothic"/>
                     <w:color w:val="000000"/>
-                    <w:sz w:val="20"/>
-                    <w:szCs w:val="20"/>
+                    <w:sz w:val="18"/>
+                    <w:szCs w:val="18"/>
                   </w:rPr>
                   <w:t>☐</w:t>
                 </w:r>
@@ -6671,8 +6671,8 @@
                 <w:rPr>
                   <w:rFonts w:ascii="MS Gothic" w:hAnsi="MS Gothic" w:cs="MS Gothic" w:eastAsia="MS Gothic"/>
                   <w:color w:val="000000"/>
-                  <w:sz w:val="20"/>
-                  <w:szCs w:val="20"/>
+                  <w:sz w:val="18"/>
+                  <w:szCs w:val="18"/>
                 </w:rPr>
                 <w:alias w:val="evidence_report_pedagogical"/>
                 <w:tag w:val="evidence_report_pedagogical"/>
@@ -6689,8 +6689,8 @@
                   <w:rPr>
                     <w:rFonts w:ascii="MS Gothic" w:hAnsi="MS Gothic" w:cs="MS Gothic" w:eastAsia="MS Gothic"/>
                     <w:color w:val="000000"/>
-                    <w:sz w:val="20"/>
-                    <w:szCs w:val="20"/>
+                    <w:sz w:val="18"/>
+                    <w:szCs w:val="18"/>
                   </w:rPr>
                   <w:t>☐</w:t>
                 </w:r>
@@ -6709,8 +6709,8 @@
                 <w:rPr>
                   <w:rFonts w:ascii="MS Gothic" w:hAnsi="MS Gothic" w:cs="MS Gothic" w:eastAsia="MS Gothic"/>
                   <w:color w:val="000000"/>
-                  <w:sz w:val="20"/>
-                  <w:szCs w:val="20"/>
+                  <w:sz w:val="18"/>
+                  <w:szCs w:val="18"/>
                 </w:rPr>
                 <w:alias w:val="evidence_report_psychopedagogical"/>
                 <w:tag w:val="evidence_report_psychopedagogical"/>
@@ -6727,8 +6727,8 @@
                   <w:rPr>
                     <w:rFonts w:ascii="MS Gothic" w:hAnsi="MS Gothic" w:cs="MS Gothic" w:eastAsia="MS Gothic"/>
                     <w:color w:val="000000"/>
-                    <w:sz w:val="20"/>
-                    <w:szCs w:val="20"/>
+                    <w:sz w:val="18"/>
+                    <w:szCs w:val="18"/>
                   </w:rPr>
                   <w:t>☐</w:t>
                 </w:r>
@@ -6747,8 +6747,8 @@
                 <w:rPr>
                   <w:rFonts w:ascii="MS Gothic" w:hAnsi="MS Gothic" w:cs="MS Gothic" w:eastAsia="MS Gothic"/>
                   <w:color w:val="000000"/>
-                  <w:sz w:val="20"/>
-                  <w:szCs w:val="20"/>
+                  <w:sz w:val="18"/>
+                  <w:szCs w:val="18"/>
                 </w:rPr>
                 <w:alias w:val="evidence_learning_evaluation"/>
                 <w:tag w:val="evidence_learning_evaluation"/>
@@ -6765,8 +6765,8 @@
                   <w:rPr>
                     <w:rFonts w:ascii="MS Gothic" w:hAnsi="MS Gothic" w:cs="MS Gothic" w:eastAsia="MS Gothic"/>
                     <w:color w:val="000000"/>
-                    <w:sz w:val="20"/>
-                    <w:szCs w:val="20"/>
+                    <w:sz w:val="18"/>
+                    <w:szCs w:val="18"/>
                   </w:rPr>
                   <w:t>☐</w:t>
                 </w:r>
@@ -6803,8 +6803,8 @@
                 <w:rPr>
                   <w:rFonts w:ascii="MS Gothic" w:hAnsi="MS Gothic" w:cs="MS Gothic" w:eastAsia="MS Gothic"/>
                   <w:color w:val="000000"/>
-                  <w:sz w:val="20"/>
-                  <w:szCs w:val="20"/>
+                  <w:sz w:val="18"/>
+                  <w:szCs w:val="18"/>
                 </w:rPr>
                 <w:alias w:val="evidence_general_health_exam"/>
                 <w:tag w:val="evidence_general_health_exam"/>
@@ -6821,8 +6821,8 @@
                   <w:rPr>
                     <w:rFonts w:ascii="MS Gothic" w:hAnsi="MS Gothic" w:cs="MS Gothic" w:eastAsia="MS Gothic"/>
                     <w:color w:val="000000"/>
-                    <w:sz w:val="20"/>
-                    <w:szCs w:val="20"/>
+                    <w:sz w:val="18"/>
+                    <w:szCs w:val="18"/>
                   </w:rPr>
                   <w:t>☐</w:t>
                 </w:r>
@@ -6857,8 +6857,8 @@
                 <w:rPr>
                   <w:rFonts w:ascii="MS Gothic" w:hAnsi="MS Gothic" w:cs="MS Gothic" w:eastAsia="MS Gothic"/>
                   <w:color w:val="000000"/>
-                  <w:sz w:val="20"/>
-                  <w:szCs w:val="20"/>
+                  <w:sz w:val="18"/>
+                  <w:szCs w:val="18"/>
                 </w:rPr>
                 <w:alias w:val="evidence_specialized_health_exam"/>
                 <w:tag w:val="evidence_specialized_health_exam"/>
@@ -6875,8 +6875,8 @@
                   <w:rPr>
                     <w:rFonts w:ascii="MS Gothic" w:hAnsi="MS Gothic" w:cs="MS Gothic" w:eastAsia="MS Gothic"/>
                     <w:color w:val="000000"/>
-                    <w:sz w:val="20"/>
-                    <w:szCs w:val="20"/>
+                    <w:sz w:val="18"/>
+                    <w:szCs w:val="18"/>
                   </w:rPr>
                   <w:t>☐</w:t>
                 </w:r>
@@ -6895,8 +6895,8 @@
                 <w:rPr>
                   <w:rFonts w:ascii="Arial" w:hAnsi="Arial" w:cs="Arial"/>
                   <w:color w:val="000000"/>
-                  <w:sz w:val="20"/>
-                  <w:szCs w:val="20"/>
+                  <w:sz w:val="18"/>
+                  <w:szCs w:val="18"/>
                 </w:rPr>
                 <w:alias w:val="evidence_specialized_health_detail"/>
                 <w:tag w:val="evidence_specialized_health_detail"/>
@@ -6912,8 +6912,8 @@
                   <w:rPr>
                     <w:rFonts w:ascii="Arial" w:hAnsi="Arial" w:cs="Arial"/>
                     <w:color w:val="000000"/>
-                    <w:sz w:val="20"/>
-                    <w:szCs w:val="20"/>
+                    <w:sz w:val="18"/>
+                    <w:szCs w:val="18"/>
                     <w:lang w:val="es-CL" w:eastAsia="es-CL"/>
                   </w:rPr>
                   <w:t>Escriba aquí</w:t>
@@ -6964,8 +6964,8 @@
                 <w:rPr>
                   <w:rFonts w:ascii="MS Gothic" w:hAnsi="MS Gothic" w:cs="MS Gothic" w:eastAsia="MS Gothic"/>
                   <w:color w:val="000000"/>
-                  <w:sz w:val="20"/>
-                  <w:szCs w:val="20"/>
+                  <w:sz w:val="18"/>
+                  <w:szCs w:val="18"/>
                 </w:rPr>
                 <w:alias w:val="evidence_other"/>
                 <w:tag w:val="evidence_other"/>
@@ -6982,8 +6982,8 @@
                   <w:rPr>
                     <w:rFonts w:ascii="MS Gothic" w:hAnsi="MS Gothic" w:cs="MS Gothic" w:eastAsia="MS Gothic"/>
                     <w:color w:val="000000"/>
-                    <w:sz w:val="20"/>
-                    <w:szCs w:val="20"/>
+                    <w:sz w:val="18"/>
+                    <w:szCs w:val="18"/>
                   </w:rPr>
                   <w:t>☐</w:t>
                 </w:r>
@@ -7010,8 +7010,8 @@
                 <w:rPr>
                   <w:rFonts w:ascii="Arial" w:hAnsi="Arial" w:cs="Arial"/>
                   <w:color w:val="000000"/>
-                  <w:sz w:val="20"/>
-                  <w:szCs w:val="20"/>
+                  <w:sz w:val="18"/>
+                  <w:szCs w:val="18"/>
                 </w:rPr>
                 <w:alias w:val="evidence_other_detail"/>
                 <w:tag w:val="evidence_other_detail"/>
@@ -7027,8 +7027,8 @@
                   <w:rPr>
                     <w:rFonts w:ascii="Arial" w:hAnsi="Arial" w:cs="Arial"/>
                     <w:color w:val="000000"/>
-                    <w:sz w:val="20"/>
-                    <w:szCs w:val="20"/>
+                    <w:sz w:val="18"/>
+                    <w:szCs w:val="18"/>
                     <w:lang w:val="es-CL" w:eastAsia="es-CL"/>
                   </w:rPr>
                   <w:t>Escriba aquí</w:t>
@@ -7196,8 +7196,8 @@
                   <w:rFonts w:ascii="Arial" w:hAnsi="Arial" w:cs="Arial"/>
                   <w:b/>
                   <w:color w:val="000000"/>
-                  <w:sz w:val="20"/>
-                  <w:szCs w:val="20"/>
+                  <w:sz w:val="18"/>
+                  <w:szCs w:val="18"/>
                   <w:shd w:val="clear" w:color="auto" w:fill="D9D9D9"/>
                 </w:rPr>
                 <w:alias w:val="identification_number"/>
@@ -7214,8 +7214,8 @@
                   <w:rPr>
                     <w:rFonts w:ascii="Arial" w:hAnsi="Arial" w:cs="Arial"/>
                     <w:color w:val="000000"/>
-                    <w:sz w:val="20"/>
-                    <w:szCs w:val="20"/>
+                    <w:sz w:val="18"/>
+                    <w:szCs w:val="18"/>
                     <w:lang w:val="es-CL" w:eastAsia="es-CL"/>
                   </w:rPr>
                   <w:t>Escriba aquí</w:t>
@@ -7581,8 +7581,8 @@
               <w:rPr>
                 <w:rFonts w:ascii="Arial" w:hAnsi="Arial" w:cs="Arial"/>
                 <w:color w:val="000000"/>
-                <w:sz w:val="20"/>
-                <w:szCs w:val="20"/>
+                <w:sz w:val="18"/>
+                <w:szCs w:val="18"/>
               </w:rPr>
               <w:alias w:val="specialized_curricular_achievements"/>
               <w:tag w:val="specialized_curricular_achievements"/>
@@ -7601,16 +7601,16 @@
                   <w:rPr>
                     <w:rFonts w:ascii="Arial" w:hAnsi="Arial" w:cs="Arial"/>
                     <w:color w:val="000000"/>
-                    <w:sz w:val="20"/>
-                    <w:szCs w:val="20"/>
+                    <w:sz w:val="18"/>
+                    <w:szCs w:val="18"/>
                   </w:rPr>
                 </w:pPr>
                 <w:r>
                   <w:rPr>
                     <w:rFonts w:ascii="Arial" w:hAnsi="Arial" w:cs="Arial"/>
                     <w:color w:val="000000"/>
-                    <w:sz w:val="20"/>
-                    <w:szCs w:val="20"/>
+                    <w:sz w:val="18"/>
+                    <w:szCs w:val="18"/>
                     <w:lang w:val="es-CL" w:eastAsia="es-CL"/>
                   </w:rPr>
                   <w:t>Escriba aquí</w:t>
@@ -7738,8 +7738,8 @@
               <w:rPr>
                 <w:rFonts w:ascii="Arial" w:hAnsi="Arial" w:cs="Arial"/>
                 <w:color w:val="000000"/>
-                <w:sz w:val="20"/>
-                <w:szCs w:val="20"/>
+                <w:sz w:val="18"/>
+                <w:szCs w:val="18"/>
               </w:rPr>
               <w:alias w:val="specialized_unachieved_learning"/>
               <w:tag w:val="specialized_unachieved_learning"/>
@@ -7757,16 +7757,16 @@
                   <w:rPr>
                     <w:rFonts w:ascii="Arial" w:hAnsi="Arial" w:cs="Arial"/>
                     <w:color w:val="000000"/>
-                    <w:sz w:val="20"/>
-                    <w:szCs w:val="20"/>
+                    <w:sz w:val="18"/>
+                    <w:szCs w:val="18"/>
                   </w:rPr>
                 </w:pPr>
                 <w:r>
                   <w:rPr>
                     <w:rFonts w:ascii="Arial" w:hAnsi="Arial" w:cs="Arial"/>
                     <w:color w:val="000000"/>
-                    <w:sz w:val="20"/>
-                    <w:szCs w:val="20"/>
+                    <w:sz w:val="18"/>
+                    <w:szCs w:val="18"/>
                     <w:lang w:val="es-CL" w:eastAsia="es-CL"/>
                   </w:rPr>
                   <w:t>Escriba aquí</w:t>
@@ -7988,8 +7988,8 @@
               <w:rPr>
                 <w:rFonts w:ascii="Arial" w:hAnsi="Arial" w:cs="Arial"/>
                 <w:color w:val="000000"/>
-                <w:sz w:val="20"/>
-                <w:szCs w:val="20"/>
+                <w:sz w:val="18"/>
+                <w:szCs w:val="18"/>
               </w:rPr>
               <w:alias w:val="specialized_context_participation"/>
               <w:tag w:val="specialized_context_participation"/>
@@ -8007,16 +8007,16 @@
                   <w:rPr>
                     <w:rFonts w:ascii="Arial" w:hAnsi="Arial" w:cs="Arial"/>
                     <w:color w:val="000000"/>
-                    <w:sz w:val="20"/>
-                    <w:szCs w:val="20"/>
+                    <w:sz w:val="18"/>
+                    <w:szCs w:val="18"/>
                   </w:rPr>
                 </w:pPr>
                 <w:r>
                   <w:rPr>
                     <w:rFonts w:ascii="Arial" w:hAnsi="Arial" w:cs="Arial"/>
                     <w:color w:val="000000"/>
-                    <w:sz w:val="20"/>
-                    <w:szCs w:val="20"/>
+                    <w:sz w:val="18"/>
+                    <w:szCs w:val="18"/>
                     <w:lang w:val="es-CL" w:eastAsia="es-CL"/>
                   </w:rPr>
                   <w:t>Escriba aquí</w:t>
@@ -8130,8 +8130,8 @@
               <w:rPr>
                 <w:rFonts w:ascii="Arial" w:hAnsi="Arial" w:cs="Arial"/>
                 <w:color w:val="000000"/>
-                <w:sz w:val="20"/>
-                <w:szCs w:val="20"/>
+                <w:sz w:val="18"/>
+                <w:szCs w:val="18"/>
               </w:rPr>
               <w:alias w:val="specialized_barriers_reduction"/>
               <w:tag w:val="specialized_barriers_reduction"/>
@@ -8149,16 +8149,16 @@
                   <w:rPr>
                     <w:rFonts w:ascii="Arial" w:hAnsi="Arial" w:cs="Arial"/>
                     <w:color w:val="000000"/>
-                    <w:sz w:val="20"/>
-                    <w:szCs w:val="20"/>
+                    <w:sz w:val="18"/>
+                    <w:szCs w:val="18"/>
                   </w:rPr>
                 </w:pPr>
                 <w:r>
                   <w:rPr>
                     <w:rFonts w:ascii="Arial" w:hAnsi="Arial" w:cs="Arial"/>
                     <w:color w:val="000000"/>
-                    <w:sz w:val="20"/>
-                    <w:szCs w:val="20"/>
+                    <w:sz w:val="18"/>
+                    <w:szCs w:val="18"/>
                     <w:lang w:val="es-CL" w:eastAsia="es-CL"/>
                   </w:rPr>
                   <w:t>Escriba aquí</w:t>
@@ -8340,8 +8340,8 @@
               <w:rPr>
                 <w:rFonts w:ascii="Arial" w:hAnsi="Arial" w:cs="Arial"/>
                 <w:color w:val="000000"/>
-                <w:sz w:val="20"/>
-                <w:szCs w:val="20"/>
+                <w:sz w:val="18"/>
+                <w:szCs w:val="18"/>
               </w:rPr>
               <w:alias w:val="specialized_family_participation"/>
               <w:tag w:val="specialized_family_participation"/>
@@ -8358,16 +8358,16 @@
                   <w:rPr>
                     <w:rFonts w:ascii="Arial" w:hAnsi="Arial" w:cs="Arial"/>
                     <w:color w:val="000000"/>
-                    <w:sz w:val="20"/>
-                    <w:szCs w:val="20"/>
+                    <w:sz w:val="18"/>
+                    <w:szCs w:val="18"/>
                   </w:rPr>
                 </w:pPr>
                 <w:r>
                   <w:rPr>
                     <w:rFonts w:ascii="Arial" w:hAnsi="Arial" w:cs="Arial"/>
                     <w:color w:val="000000"/>
-                    <w:sz w:val="20"/>
-                    <w:szCs w:val="20"/>
+                    <w:sz w:val="18"/>
+                    <w:szCs w:val="18"/>
                     <w:lang w:val="es-CL" w:eastAsia="es-CL"/>
                   </w:rPr>
                   <w:t>Escriba aquí</w:t>
@@ -8468,8 +8468,8 @@
               <w:rPr>
                 <w:rFonts w:ascii="Arial" w:hAnsi="Arial" w:cs="Arial"/>
                 <w:color w:val="000000"/>
-                <w:sz w:val="20"/>
-                <w:szCs w:val="20"/>
+                <w:sz w:val="18"/>
+                <w:szCs w:val="18"/>
               </w:rPr>
               <w:alias w:val="specialized_next_period_emphasis"/>
               <w:tag w:val="specialized_next_period_emphasis"/>
@@ -8486,16 +8486,16 @@
                   <w:rPr>
                     <w:rFonts w:ascii="Arial" w:hAnsi="Arial" w:cs="Arial"/>
                     <w:color w:val="000000"/>
-                    <w:sz w:val="20"/>
-                    <w:szCs w:val="20"/>
+                    <w:sz w:val="18"/>
+                    <w:szCs w:val="18"/>
                   </w:rPr>
                 </w:pPr>
                 <w:r>
                   <w:rPr>
                     <w:rFonts w:ascii="Arial" w:hAnsi="Arial" w:cs="Arial"/>
                     <w:color w:val="000000"/>
-                    <w:sz w:val="20"/>
-                    <w:szCs w:val="20"/>
+                    <w:sz w:val="18"/>
+                    <w:szCs w:val="18"/>
                     <w:lang w:val="es-CL" w:eastAsia="es-CL"/>
                   </w:rPr>
                   <w:t>Escriba aquí</w:t>
@@ -8747,8 +8747,8 @@
               <w:rPr>
                 <w:rFonts w:ascii="Arial" w:hAnsi="Arial" w:cs="Arial"/>
                 <w:color w:val="000000"/>
-                <w:sz w:val="20"/>
-                <w:szCs w:val="20"/>
+                <w:sz w:val="18"/>
+                <w:szCs w:val="18"/>
               </w:rPr>
               <w:alias w:val="specialized_dea_literacy_math_progress"/>
               <w:tag w:val="specialized_dea_literacy_math_progress"/>
@@ -8766,16 +8766,16 @@
                   <w:rPr>
                     <w:rFonts w:ascii="Arial" w:hAnsi="Arial" w:cs="Arial"/>
                     <w:color w:val="000000"/>
-                    <w:sz w:val="20"/>
-                    <w:szCs w:val="20"/>
+                    <w:sz w:val="18"/>
+                    <w:szCs w:val="18"/>
                   </w:rPr>
                 </w:pPr>
                 <w:r>
                   <w:rPr>
                     <w:rFonts w:ascii="Arial" w:hAnsi="Arial" w:cs="Arial"/>
                     <w:color w:val="000000"/>
-                    <w:sz w:val="20"/>
-                    <w:szCs w:val="20"/>
+                    <w:sz w:val="18"/>
+                    <w:szCs w:val="18"/>
                     <w:lang w:val="es-CL" w:eastAsia="es-CL"/>
                   </w:rPr>
                   <w:t>Escriba aquí</w:t>
@@ -8976,8 +8976,8 @@
                 <w:rPr>
                   <w:rFonts w:ascii="Arial" w:hAnsi="Arial" w:cs="Arial"/>
                   <w:color w:val="000000"/>
-                  <w:sz w:val="20"/>
-                  <w:szCs w:val="20"/>
+                  <w:sz w:val="18"/>
+                  <w:szCs w:val="18"/>
                 </w:rPr>
                 <w:alias w:val="specialized_next_period_reading"/>
                 <w:tag w:val="specialized_next_period_reading"/>
@@ -8993,8 +8993,8 @@
                   <w:rPr>
                     <w:rFonts w:ascii="Arial" w:hAnsi="Arial" w:cs="Arial"/>
                     <w:color w:val="000000"/>
-                    <w:sz w:val="20"/>
-                    <w:szCs w:val="20"/>
+                    <w:sz w:val="18"/>
+                    <w:szCs w:val="18"/>
                     <w:lang w:val="es-CL" w:eastAsia="es-CL"/>
                   </w:rPr>
                   <w:t>Escriba aquí</w:t>
@@ -9086,8 +9086,8 @@
                 <w:rPr>
                   <w:rFonts w:ascii="Arial" w:hAnsi="Arial" w:cs="Arial"/>
                   <w:color w:val="000000"/>
-                  <w:sz w:val="20"/>
-                  <w:szCs w:val="20"/>
+                  <w:sz w:val="18"/>
+                  <w:szCs w:val="18"/>
                 </w:rPr>
                 <w:alias w:val="specialized_next_period_writing"/>
                 <w:tag w:val="specialized_next_period_writing"/>
@@ -9103,8 +9103,8 @@
                   <w:rPr>
                     <w:rFonts w:ascii="Arial" w:hAnsi="Arial" w:cs="Arial"/>
                     <w:color w:val="000000"/>
-                    <w:sz w:val="20"/>
-                    <w:szCs w:val="20"/>
+                    <w:sz w:val="18"/>
+                    <w:szCs w:val="18"/>
                     <w:lang w:val="es-CL" w:eastAsia="es-CL"/>
                   </w:rPr>
                   <w:t>Escriba aquí</w:t>
@@ -9204,8 +9204,8 @@
                 <w:rPr>
                   <w:rFonts w:ascii="Arial" w:hAnsi="Arial" w:cs="Arial"/>
                   <w:color w:val="000000"/>
-                  <w:sz w:val="20"/>
-                  <w:szCs w:val="20"/>
+                  <w:sz w:val="18"/>
+                  <w:szCs w:val="18"/>
                 </w:rPr>
                 <w:alias w:val="specialized_next_period_math"/>
                 <w:tag w:val="specialized_next_period_math"/>
@@ -9221,8 +9221,8 @@
                   <w:rPr>
                     <w:rFonts w:ascii="Arial" w:hAnsi="Arial" w:cs="Arial"/>
                     <w:color w:val="000000"/>
-                    <w:sz w:val="20"/>
-                    <w:szCs w:val="20"/>
+                    <w:sz w:val="18"/>
+                    <w:szCs w:val="18"/>
                     <w:lang w:val="es-CL" w:eastAsia="es-CL"/>
                   </w:rPr>
                   <w:t>Escriba aquí</w:t>
@@ -9288,8 +9288,8 @@
                 <w:rPr>
                   <w:rFonts w:ascii="Arial" w:hAnsi="Arial" w:cs="Arial"/>
                   <w:color w:val="000000"/>
-                  <w:sz w:val="20"/>
-                  <w:szCs w:val="20"/>
+                  <w:sz w:val="18"/>
+                  <w:szCs w:val="18"/>
                 </w:rPr>
                 <w:alias w:val="specialized_next_period_other"/>
                 <w:tag w:val="specialized_next_period_other"/>
@@ -9305,8 +9305,8 @@
                   <w:rPr>
                     <w:rFonts w:ascii="Arial" w:hAnsi="Arial" w:cs="Arial"/>
                     <w:color w:val="000000"/>
-                    <w:sz w:val="20"/>
-                    <w:szCs w:val="20"/>
+                    <w:sz w:val="18"/>
+                    <w:szCs w:val="18"/>
                     <w:lang w:val="es-CL" w:eastAsia="es-CL"/>
                   </w:rPr>
                   <w:t>Escriba aquí</w:t>
@@ -9354,8 +9354,8 @@
               <w:rPr>
                 <w:rFonts w:ascii="Arial" w:hAnsi="Arial" w:cs="Arial"/>
                 <w:color w:val="000000"/>
-                <w:sz w:val="20"/>
-                <w:szCs w:val="20"/>
+                <w:sz w:val="18"/>
+                <w:szCs w:val="18"/>
               </w:rPr>
               <w:alias w:val="specialized_tab_observations"/>
               <w:tag w:val="specialized_tab_observations"/>
@@ -9373,16 +9373,16 @@
                   <w:rPr>
                     <w:rFonts w:ascii="Arial" w:hAnsi="Arial" w:cs="Arial"/>
                     <w:color w:val="000000"/>
-                    <w:sz w:val="20"/>
-                    <w:szCs w:val="20"/>
+                    <w:sz w:val="18"/>
+                    <w:szCs w:val="18"/>
                   </w:rPr>
                 </w:pPr>
                 <w:r>
                   <w:rPr>
                     <w:rFonts w:ascii="Arial" w:hAnsi="Arial" w:cs="Arial"/>
                     <w:color w:val="000000"/>
-                    <w:sz w:val="20"/>
-                    <w:szCs w:val="20"/>
+                    <w:sz w:val="18"/>
+                    <w:szCs w:val="18"/>
                     <w:lang w:val="es-CL" w:eastAsia="es-CL"/>
                   </w:rPr>
                   <w:t>Escriba aquí</w:t>
@@ -9575,8 +9575,8 @@
                   <w:rFonts w:ascii="Arial" w:hAnsi="Arial" w:cs="Arial"/>
                   <w:b/>
                   <w:color w:val="000000"/>
-                  <w:sz w:val="20"/>
-                  <w:szCs w:val="20"/>
+                  <w:sz w:val="18"/>
+                  <w:szCs w:val="18"/>
                   <w:shd w:val="clear" w:color="auto" w:fill="D9D9D9"/>
                 </w:rPr>
                 <w:alias w:val="identification_number"/>
@@ -9593,8 +9593,8 @@
                   <w:rPr>
                     <w:rFonts w:ascii="Arial" w:hAnsi="Arial" w:cs="Arial"/>
                     <w:color w:val="000000"/>
-                    <w:sz w:val="20"/>
-                    <w:szCs w:val="20"/>
+                    <w:sz w:val="18"/>
+                    <w:szCs w:val="18"/>
                     <w:lang w:val="es-CL" w:eastAsia="es-CL"/>
                   </w:rPr>
                   <w:t>Escriba aquí</w:t>
@@ -9703,8 +9703,8 @@
                 <w:rPr>
                   <w:rFonts w:ascii="MS Gothic" w:hAnsi="MS Gothic" w:cs="MS Gothic" w:eastAsia="MS Gothic"/>
                   <w:color w:val="000000"/>
-                  <w:sz w:val="20"/>
-                  <w:szCs w:val="20"/>
+                  <w:sz w:val="18"/>
+                  <w:szCs w:val="18"/>
                 </w:rPr>
                 <w:alias w:val="support_area_curricular_general"/>
                 <w:tag w:val="support_area_curricular_general"/>
@@ -9721,8 +9721,8 @@
                   <w:rPr>
                     <w:rFonts w:ascii="MS Gothic" w:hAnsi="MS Gothic" w:cs="MS Gothic" w:eastAsia="MS Gothic"/>
                     <w:color w:val="000000"/>
-                    <w:sz w:val="20"/>
-                    <w:szCs w:val="20"/>
+                    <w:sz w:val="18"/>
+                    <w:szCs w:val="18"/>
                   </w:rPr>
                   <w:t>☐</w:t>
                 </w:r>
@@ -9741,8 +9741,8 @@
                 <w:rPr>
                   <w:rFonts w:ascii="MS Gothic" w:hAnsi="MS Gothic" w:cs="MS Gothic" w:eastAsia="MS Gothic"/>
                   <w:color w:val="000000"/>
-                  <w:sz w:val="20"/>
-                  <w:szCs w:val="20"/>
+                  <w:sz w:val="18"/>
+                  <w:szCs w:val="18"/>
                 </w:rPr>
                 <w:alias w:val="support_area_specific_subjects"/>
                 <w:tag w:val="support_area_specific_subjects"/>
@@ -9759,8 +9759,8 @@
                   <w:rPr>
                     <w:rFonts w:ascii="MS Gothic" w:hAnsi="MS Gothic" w:cs="MS Gothic" w:eastAsia="MS Gothic"/>
                     <w:color w:val="000000"/>
-                    <w:sz w:val="20"/>
-                    <w:szCs w:val="20"/>
+                    <w:sz w:val="18"/>
+                    <w:szCs w:val="18"/>
                   </w:rPr>
                   <w:t>☐</w:t>
                 </w:r>
@@ -9795,8 +9795,8 @@
                 <w:rPr>
                   <w:rFonts w:ascii="MS Gothic" w:hAnsi="MS Gothic" w:cs="MS Gothic" w:eastAsia="MS Gothic"/>
                   <w:color w:val="000000"/>
-                  <w:sz w:val="20"/>
-                  <w:szCs w:val="20"/>
+                  <w:sz w:val="18"/>
+                  <w:szCs w:val="18"/>
                 </w:rPr>
                 <w:alias w:val="support_area_oral_language"/>
                 <w:tag w:val="support_area_oral_language"/>
@@ -9813,8 +9813,8 @@
                   <w:rPr>
                     <w:rFonts w:ascii="MS Gothic" w:hAnsi="MS Gothic" w:cs="MS Gothic" w:eastAsia="MS Gothic"/>
                     <w:color w:val="000000"/>
-                    <w:sz w:val="20"/>
-                    <w:szCs w:val="20"/>
+                    <w:sz w:val="18"/>
+                    <w:szCs w:val="18"/>
                   </w:rPr>
                   <w:t>☐</w:t>
                 </w:r>
@@ -9833,8 +9833,8 @@
                 <w:rPr>
                   <w:rFonts w:ascii="MS Gothic" w:hAnsi="MS Gothic" w:cs="MS Gothic" w:eastAsia="MS Gothic"/>
                   <w:color w:val="000000"/>
-                  <w:sz w:val="20"/>
-                  <w:szCs w:val="20"/>
+                  <w:sz w:val="18"/>
+                  <w:szCs w:val="18"/>
                 </w:rPr>
                 <w:alias w:val="support_area_affective_social"/>
                 <w:tag w:val="support_area_affective_social"/>
@@ -9851,8 +9851,8 @@
                   <w:rPr>
                     <w:rFonts w:ascii="MS Gothic" w:hAnsi="MS Gothic" w:cs="MS Gothic" w:eastAsia="MS Gothic"/>
                     <w:color w:val="000000"/>
-                    <w:sz w:val="20"/>
-                    <w:szCs w:val="20"/>
+                    <w:sz w:val="18"/>
+                    <w:szCs w:val="18"/>
                   </w:rPr>
                   <w:t>☐</w:t>
                 </w:r>
@@ -9871,8 +9871,8 @@
                 <w:rPr>
                   <w:rFonts w:ascii="MS Gothic" w:hAnsi="MS Gothic" w:cs="MS Gothic" w:eastAsia="MS Gothic"/>
                   <w:color w:val="000000"/>
-                  <w:sz w:val="20"/>
-                  <w:szCs w:val="20"/>
+                  <w:sz w:val="18"/>
+                  <w:szCs w:val="18"/>
                 </w:rPr>
                 <w:alias w:val="support_area_adaptive_functioning"/>
                 <w:tag w:val="support_area_adaptive_functioning"/>
@@ -9889,8 +9889,8 @@
                   <w:rPr>
                     <w:rFonts w:ascii="MS Gothic" w:hAnsi="MS Gothic" w:cs="MS Gothic" w:eastAsia="MS Gothic"/>
                     <w:color w:val="000000"/>
-                    <w:sz w:val="20"/>
-                    <w:szCs w:val="20"/>
+                    <w:sz w:val="18"/>
+                    <w:szCs w:val="18"/>
                   </w:rPr>
                   <w:t>☐</w:t>
                 </w:r>
@@ -9917,8 +9917,8 @@
                 <w:rPr>
                   <w:rFonts w:ascii="MS Gothic" w:hAnsi="MS Gothic" w:cs="MS Gothic" w:eastAsia="MS Gothic"/>
                   <w:color w:val="000000"/>
-                  <w:sz w:val="20"/>
-                  <w:szCs w:val="20"/>
+                  <w:sz w:val="18"/>
+                  <w:szCs w:val="18"/>
                 </w:rPr>
                 <w:alias w:val="support_area_autonomy"/>
                 <w:tag w:val="support_area_autonomy"/>
@@ -9935,8 +9935,8 @@
                   <w:rPr>
                     <w:rFonts w:ascii="MS Gothic" w:hAnsi="MS Gothic" w:cs="MS Gothic" w:eastAsia="MS Gothic"/>
                     <w:color w:val="000000"/>
-                    <w:sz w:val="20"/>
-                    <w:szCs w:val="20"/>
+                    <w:sz w:val="18"/>
+                    <w:szCs w:val="18"/>
                   </w:rPr>
                   <w:t>☐</w:t>
                 </w:r>
@@ -9973,8 +9973,8 @@
                 <w:rPr>
                   <w:rFonts w:ascii="MS Gothic" w:hAnsi="MS Gothic" w:cs="MS Gothic" w:eastAsia="MS Gothic"/>
                   <w:color w:val="000000"/>
-                  <w:sz w:val="20"/>
-                  <w:szCs w:val="20"/>
+                  <w:sz w:val="18"/>
+                  <w:szCs w:val="18"/>
                 </w:rPr>
                 <w:alias w:val="support_area_cognitive_functions"/>
                 <w:tag w:val="support_area_cognitive_functions"/>
@@ -9991,8 +9991,8 @@
                   <w:rPr>
                     <w:rFonts w:ascii="MS Gothic" w:hAnsi="MS Gothic" w:cs="MS Gothic" w:eastAsia="MS Gothic"/>
                     <w:color w:val="000000"/>
-                    <w:sz w:val="20"/>
-                    <w:szCs w:val="20"/>
+                    <w:sz w:val="18"/>
+                    <w:szCs w:val="18"/>
                   </w:rPr>
                   <w:t>☐</w:t>
                 </w:r>
@@ -10011,8 +10011,8 @@
                 <w:rPr>
                   <w:rFonts w:ascii="MS Gothic" w:hAnsi="MS Gothic" w:cs="MS Gothic" w:eastAsia="MS Gothic"/>
                   <w:color w:val="000000"/>
-                  <w:sz w:val="20"/>
-                  <w:szCs w:val="20"/>
+                  <w:sz w:val="18"/>
+                  <w:szCs w:val="18"/>
                 </w:rPr>
                 <w:alias w:val="support_area_executive_functions"/>
                 <w:tag w:val="support_area_executive_functions"/>
@@ -10029,8 +10029,8 @@
                   <w:rPr>
                     <w:rFonts w:ascii="MS Gothic" w:hAnsi="MS Gothic" w:cs="MS Gothic" w:eastAsia="MS Gothic"/>
                     <w:color w:val="000000"/>
-                    <w:sz w:val="20"/>
-                    <w:szCs w:val="20"/>
+                    <w:sz w:val="18"/>
+                    <w:szCs w:val="18"/>
                   </w:rPr>
                   <w:t>☐</w:t>
                 </w:r>
@@ -10049,8 +10049,8 @@
                 <w:rPr>
                   <w:rFonts w:ascii="MS Gothic" w:hAnsi="MS Gothic" w:cs="MS Gothic" w:eastAsia="MS Gothic"/>
                   <w:color w:val="000000"/>
-                  <w:sz w:val="20"/>
-                  <w:szCs w:val="20"/>
+                  <w:sz w:val="18"/>
+                  <w:szCs w:val="18"/>
                 </w:rPr>
                 <w:alias w:val="support_area_communication"/>
                 <w:tag w:val="support_area_communication"/>
@@ -10067,8 +10067,8 @@
                   <w:rPr>
                     <w:rFonts w:ascii="MS Gothic" w:hAnsi="MS Gothic" w:cs="MS Gothic" w:eastAsia="MS Gothic"/>
                     <w:color w:val="000000"/>
-                    <w:sz w:val="20"/>
-                    <w:szCs w:val="20"/>
+                    <w:sz w:val="18"/>
+                    <w:szCs w:val="18"/>
                   </w:rPr>
                   <w:t>☐</w:t>
                 </w:r>
@@ -10095,8 +10095,8 @@
                 <w:rPr>
                   <w:rFonts w:ascii="MS Gothic" w:hAnsi="MS Gothic" w:cs="MS Gothic" w:eastAsia="MS Gothic"/>
                   <w:color w:val="000000"/>
-                  <w:sz w:val="20"/>
-                  <w:szCs w:val="20"/>
+                  <w:sz w:val="18"/>
+                  <w:szCs w:val="18"/>
                 </w:rPr>
                 <w:alias w:val="support_area_social_adaptation"/>
                 <w:tag w:val="support_area_social_adaptation"/>
@@ -10113,8 +10113,8 @@
                   <w:rPr>
                     <w:rFonts w:ascii="MS Gothic" w:hAnsi="MS Gothic" w:cs="MS Gothic" w:eastAsia="MS Gothic"/>
                     <w:color w:val="000000"/>
-                    <w:sz w:val="20"/>
-                    <w:szCs w:val="20"/>
+                    <w:sz w:val="18"/>
+                    <w:szCs w:val="18"/>
                   </w:rPr>
                   <w:t>☐</w:t>
                 </w:r>
@@ -10133,8 +10133,8 @@
                 <w:rPr>
                   <w:rFonts w:ascii="MS Gothic" w:hAnsi="MS Gothic" w:cs="MS Gothic" w:eastAsia="MS Gothic"/>
                   <w:color w:val="000000"/>
-                  <w:sz w:val="20"/>
-                  <w:szCs w:val="20"/>
+                  <w:sz w:val="18"/>
+                  <w:szCs w:val="18"/>
                 </w:rPr>
                 <w:alias w:val="support_area_other"/>
                 <w:tag w:val="support_area_other"/>
@@ -10151,8 +10151,8 @@
                   <w:rPr>
                     <w:rFonts w:ascii="MS Gothic" w:hAnsi="MS Gothic" w:cs="MS Gothic" w:eastAsia="MS Gothic"/>
                     <w:color w:val="000000"/>
-                    <w:sz w:val="20"/>
-                    <w:szCs w:val="20"/>
+                    <w:sz w:val="18"/>
+                    <w:szCs w:val="18"/>
                   </w:rPr>
                   <w:t>☐</w:t>
                 </w:r>
@@ -10187,8 +10187,8 @@
                 <w:rPr>
                   <w:rFonts w:ascii="Arial" w:hAnsi="Arial" w:cs="Arial"/>
                   <w:color w:val="000000"/>
-                  <w:sz w:val="20"/>
-                  <w:szCs w:val="20"/>
+                  <w:sz w:val="18"/>
+                  <w:szCs w:val="18"/>
                 </w:rPr>
                 <w:alias w:val="support_area_other_detail"/>
                 <w:tag w:val="support_area_other_detail"/>
@@ -10204,8 +10204,8 @@
                   <w:rPr>
                     <w:rFonts w:ascii="Arial" w:hAnsi="Arial" w:cs="Arial"/>
                     <w:color w:val="000000"/>
-                    <w:sz w:val="20"/>
-                    <w:szCs w:val="20"/>
+                    <w:sz w:val="18"/>
+                    <w:szCs w:val="18"/>
                     <w:lang w:val="es-CL" w:eastAsia="es-CL"/>
                   </w:rPr>
                   <w:t>Escriba aquí</w:t>
@@ -10634,8 +10634,8 @@
                 <w:rFonts w:ascii="Arial" w:hAnsi="Arial" w:cs="Arial"/>
                 <w:bCs/>
                 <w:color w:val="000000"/>
-                <w:sz w:val="20"/>
-                <w:szCs w:val="20"/>
+                <w:sz w:val="18"/>
+                <w:szCs w:val="18"/>
               </w:rPr>
               <w:alias w:val="support_personal_specific"/>
               <w:tag w:val="support_personal_specific"/>
@@ -10653,16 +10653,16 @@
                     <w:rFonts w:ascii="Arial" w:hAnsi="Arial" w:cs="Arial"/>
                     <w:bCs/>
                     <w:color w:val="000000"/>
-                    <w:sz w:val="20"/>
-                    <w:szCs w:val="20"/>
+                    <w:sz w:val="18"/>
+                    <w:szCs w:val="18"/>
                   </w:rPr>
                 </w:pPr>
                 <w:r>
                   <w:rPr>
                     <w:rFonts w:ascii="Arial" w:hAnsi="Arial" w:cs="Arial"/>
                     <w:color w:val="000000"/>
-                    <w:sz w:val="20"/>
-                    <w:szCs w:val="20"/>
+                    <w:sz w:val="18"/>
+                    <w:szCs w:val="18"/>
                     <w:lang w:val="es-CL" w:eastAsia="es-CL"/>
                   </w:rPr>
                   <w:t>Escriba aquí</w:t>
@@ -10698,8 +10698,8 @@
             <w:rPr>
               <w:rFonts w:ascii="Arial" w:hAnsi="Arial" w:cs="Arial"/>
               <w:color w:val="000000"/>
-              <w:sz w:val="20"/>
-              <w:szCs w:val="20"/>
+              <w:sz w:val="18"/>
+              <w:szCs w:val="18"/>
             </w:rPr>
             <w:alias w:val="support_personal_effectiveness"/>
             <w:tag w:val="support_personal_effectiveness"/>
@@ -10727,16 +10727,16 @@
                   <w:rPr>
                     <w:rFonts w:ascii="Arial" w:hAnsi="Arial" w:cs="Arial"/>
                     <w:color w:val="000000"/>
-                    <w:sz w:val="20"/>
-                    <w:szCs w:val="20"/>
+                    <w:sz w:val="18"/>
+                    <w:szCs w:val="18"/>
                   </w:rPr>
                 </w:pPr>
                 <w:r>
                   <w:rPr>
                     <w:rFonts w:ascii="Arial" w:hAnsi="Arial" w:cs="Arial"/>
                     <w:color w:val="000000"/>
-                    <w:sz w:val="20"/>
-                    <w:szCs w:val="20"/>
+                    <w:sz w:val="18"/>
+                    <w:szCs w:val="18"/>
                     <w:lang w:val="es-CL" w:eastAsia="es-CL"/>
                   </w:rPr>
                   <w:t>Escriba aquí</w:t>
@@ -10750,8 +10750,8 @@
             <w:rPr>
               <w:rFonts w:ascii="MS Gothic" w:hAnsi="MS Gothic" w:cs="MS Gothic" w:eastAsia="MS Gothic"/>
               <w:color w:val="000000"/>
-              <w:sz w:val="20"/>
-              <w:szCs w:val="20"/>
+              <w:sz w:val="18"/>
+              <w:szCs w:val="18"/>
             </w:rPr>
             <w:alias w:val="support_personal_continuity__si"/>
             <w:tag w:val="support_personal_continuity__si"/>
@@ -10788,8 +10788,8 @@
                   <w:rPr>
                     <w:rFonts w:ascii="MS Gothic" w:hAnsi="MS Gothic" w:cs="MS Gothic" w:eastAsia="MS Gothic"/>
                     <w:color w:val="000000"/>
-                    <w:sz w:val="20"/>
-                    <w:szCs w:val="20"/>
+                    <w:sz w:val="18"/>
+                    <w:szCs w:val="18"/>
                   </w:rPr>
                   <w:t>☐</w:t>
                 </w:r>
@@ -10802,8 +10802,8 @@
             <w:rPr>
               <w:rFonts w:ascii="MS Gothic" w:hAnsi="MS Gothic" w:cs="MS Gothic" w:eastAsia="MS Gothic"/>
               <w:color w:val="000000"/>
-              <w:sz w:val="20"/>
-              <w:szCs w:val="20"/>
+              <w:sz w:val="18"/>
+              <w:szCs w:val="18"/>
             </w:rPr>
             <w:alias w:val="support_personal_continuity__no"/>
             <w:tag w:val="support_personal_continuity__no"/>
@@ -10840,8 +10840,8 @@
                   <w:rPr>
                     <w:rFonts w:ascii="MS Gothic" w:hAnsi="MS Gothic" w:cs="MS Gothic" w:eastAsia="MS Gothic"/>
                     <w:color w:val="000000"/>
-                    <w:sz w:val="20"/>
-                    <w:szCs w:val="20"/>
+                    <w:sz w:val="18"/>
+                    <w:szCs w:val="18"/>
                   </w:rPr>
                   <w:t>☐</w:t>
                 </w:r>
@@ -10854,8 +10854,8 @@
             <w:rPr>
               <w:rFonts w:ascii="Arial" w:hAnsi="Arial" w:cs="Arial"/>
               <w:color w:val="000000"/>
-              <w:sz w:val="20"/>
-              <w:szCs w:val="20"/>
+              <w:sz w:val="18"/>
+              <w:szCs w:val="18"/>
             </w:rPr>
             <w:alias w:val="support_personal_observations"/>
             <w:tag w:val="support_personal_observations"/>
@@ -10884,16 +10884,16 @@
                   <w:rPr>
                     <w:rFonts w:ascii="Arial" w:hAnsi="Arial" w:cs="Arial"/>
                     <w:color w:val="000000"/>
-                    <w:sz w:val="20"/>
-                    <w:szCs w:val="20"/>
+                    <w:sz w:val="18"/>
+                    <w:szCs w:val="18"/>
                   </w:rPr>
                 </w:pPr>
                 <w:r>
                   <w:rPr>
                     <w:rFonts w:ascii="Arial" w:hAnsi="Arial" w:cs="Arial"/>
                     <w:color w:val="000000"/>
-                    <w:sz w:val="20"/>
-                    <w:szCs w:val="20"/>
+                    <w:sz w:val="18"/>
+                    <w:szCs w:val="18"/>
                     <w:lang w:val="es-CL" w:eastAsia="es-CL"/>
                   </w:rPr>
                   <w:t>Escriba aquí</w:t>
@@ -10946,8 +10946,8 @@
                 <w:b/>
                 <w:i/>
                 <w:color w:val="000000"/>
-                <w:sz w:val="20"/>
-                <w:szCs w:val="20"/>
+                <w:sz w:val="18"/>
+                <w:szCs w:val="18"/>
               </w:rPr>
               <w:alias w:val="support_curricular_specific"/>
               <w:tag w:val="support_curricular_specific"/>
@@ -10966,16 +10966,16 @@
                     <w:b/>
                     <w:i/>
                     <w:color w:val="000000"/>
-                    <w:sz w:val="20"/>
-                    <w:szCs w:val="20"/>
+                    <w:sz w:val="18"/>
+                    <w:szCs w:val="18"/>
                   </w:rPr>
                 </w:pPr>
                 <w:r>
                   <w:rPr>
                     <w:rFonts w:ascii="Arial" w:hAnsi="Arial" w:cs="Arial"/>
                     <w:color w:val="000000"/>
-                    <w:sz w:val="20"/>
-                    <w:szCs w:val="20"/>
+                    <w:sz w:val="18"/>
+                    <w:szCs w:val="18"/>
                     <w:lang w:val="es-CL" w:eastAsia="es-CL"/>
                   </w:rPr>
                   <w:t>Escriba aquí</w:t>
@@ -10989,8 +10989,8 @@
             <w:rPr>
               <w:rFonts w:ascii="Arial" w:hAnsi="Arial" w:cs="Arial"/>
               <w:color w:val="000000"/>
-              <w:sz w:val="20"/>
-              <w:szCs w:val="20"/>
+              <w:sz w:val="18"/>
+              <w:szCs w:val="18"/>
             </w:rPr>
             <w:alias w:val="support_curricular_effectiveness"/>
             <w:tag w:val="support_curricular_effectiveness"/>
@@ -11018,16 +11018,16 @@
                   <w:rPr>
                     <w:rFonts w:ascii="Arial" w:hAnsi="Arial" w:cs="Arial"/>
                     <w:color w:val="000000"/>
-                    <w:sz w:val="20"/>
-                    <w:szCs w:val="20"/>
+                    <w:sz w:val="18"/>
+                    <w:szCs w:val="18"/>
                   </w:rPr>
                 </w:pPr>
                 <w:r>
                   <w:rPr>
                     <w:rFonts w:ascii="Arial" w:hAnsi="Arial" w:cs="Arial"/>
                     <w:color w:val="000000"/>
-                    <w:sz w:val="20"/>
-                    <w:szCs w:val="20"/>
+                    <w:sz w:val="18"/>
+                    <w:szCs w:val="18"/>
                     <w:lang w:val="es-CL" w:eastAsia="es-CL"/>
                   </w:rPr>
                   <w:t>Escriba aquí</w:t>
@@ -11041,8 +11041,8 @@
             <w:rPr>
               <w:rFonts w:ascii="MS Gothic" w:hAnsi="MS Gothic" w:cs="MS Gothic" w:eastAsia="MS Gothic"/>
               <w:color w:val="000000"/>
-              <w:sz w:val="20"/>
-              <w:szCs w:val="20"/>
+              <w:sz w:val="18"/>
+              <w:szCs w:val="18"/>
             </w:rPr>
             <w:alias w:val="support_curricular_continuity__si"/>
             <w:tag w:val="support_curricular_continuity__si"/>
@@ -11079,8 +11079,8 @@
                   <w:rPr>
                     <w:rFonts w:ascii="MS Gothic" w:hAnsi="MS Gothic" w:cs="MS Gothic" w:eastAsia="MS Gothic"/>
                     <w:color w:val="000000"/>
-                    <w:sz w:val="20"/>
-                    <w:szCs w:val="20"/>
+                    <w:sz w:val="18"/>
+                    <w:szCs w:val="18"/>
                   </w:rPr>
                   <w:t>☐</w:t>
                 </w:r>
@@ -11093,8 +11093,8 @@
             <w:rPr>
               <w:rFonts w:ascii="MS Gothic" w:hAnsi="MS Gothic" w:cs="MS Gothic" w:eastAsia="MS Gothic"/>
               <w:color w:val="000000"/>
-              <w:sz w:val="20"/>
-              <w:szCs w:val="20"/>
+              <w:sz w:val="18"/>
+              <w:szCs w:val="18"/>
             </w:rPr>
             <w:alias w:val="support_curricular_continuity__no"/>
             <w:tag w:val="support_curricular_continuity__no"/>
@@ -11131,8 +11131,8 @@
                   <w:rPr>
                     <w:rFonts w:ascii="MS Gothic" w:hAnsi="MS Gothic" w:cs="MS Gothic" w:eastAsia="MS Gothic"/>
                     <w:color w:val="000000"/>
-                    <w:sz w:val="20"/>
-                    <w:szCs w:val="20"/>
+                    <w:sz w:val="18"/>
+                    <w:szCs w:val="18"/>
                   </w:rPr>
                   <w:t>☐</w:t>
                 </w:r>
@@ -11145,8 +11145,8 @@
             <w:rPr>
               <w:rFonts w:ascii="Arial" w:hAnsi="Arial" w:cs="Arial"/>
               <w:color w:val="000000"/>
-              <w:sz w:val="20"/>
-              <w:szCs w:val="20"/>
+              <w:sz w:val="18"/>
+              <w:szCs w:val="18"/>
             </w:rPr>
             <w:alias w:val="support_curricular_observations"/>
             <w:tag w:val="support_curricular_observations"/>
@@ -11175,16 +11175,16 @@
                   <w:rPr>
                     <w:rFonts w:ascii="Arial" w:hAnsi="Arial" w:cs="Arial"/>
                     <w:color w:val="000000"/>
-                    <w:sz w:val="20"/>
-                    <w:szCs w:val="20"/>
+                    <w:sz w:val="18"/>
+                    <w:szCs w:val="18"/>
                   </w:rPr>
                 </w:pPr>
                 <w:r>
                   <w:rPr>
                     <w:rFonts w:ascii="Arial" w:hAnsi="Arial" w:cs="Arial"/>
                     <w:color w:val="000000"/>
-                    <w:sz w:val="20"/>
-                    <w:szCs w:val="20"/>
+                    <w:sz w:val="18"/>
+                    <w:szCs w:val="18"/>
                     <w:lang w:val="es-CL" w:eastAsia="es-CL"/>
                   </w:rPr>
                   <w:t>Escriba aquí</w:t>
@@ -11236,8 +11236,8 @@
                 <w:rFonts w:ascii="Arial" w:hAnsi="Arial" w:cs="Arial"/>
                 <w:bCs/>
                 <w:color w:val="000000"/>
-                <w:sz w:val="20"/>
-                <w:szCs w:val="20"/>
+                <w:sz w:val="18"/>
+                <w:szCs w:val="18"/>
               </w:rPr>
               <w:alias w:val="support_materials_specific"/>
               <w:tag w:val="support_materials_specific"/>
@@ -11255,16 +11255,16 @@
                     <w:rFonts w:ascii="Arial" w:hAnsi="Arial" w:cs="Arial"/>
                     <w:bCs/>
                     <w:color w:val="000000"/>
-                    <w:sz w:val="20"/>
-                    <w:szCs w:val="20"/>
+                    <w:sz w:val="18"/>
+                    <w:szCs w:val="18"/>
                   </w:rPr>
                 </w:pPr>
                 <w:r>
                   <w:rPr>
                     <w:rFonts w:ascii="Arial" w:hAnsi="Arial" w:cs="Arial"/>
                     <w:color w:val="000000"/>
-                    <w:sz w:val="20"/>
-                    <w:szCs w:val="20"/>
+                    <w:sz w:val="18"/>
+                    <w:szCs w:val="18"/>
                     <w:lang w:val="es-CL" w:eastAsia="es-CL"/>
                   </w:rPr>
                   <w:t>Escriba aquí</w:t>
@@ -11300,8 +11300,8 @@
             <w:rPr>
               <w:rFonts w:ascii="Arial" w:hAnsi="Arial" w:cs="Arial"/>
               <w:color w:val="000000"/>
-              <w:sz w:val="20"/>
-              <w:szCs w:val="20"/>
+              <w:sz w:val="18"/>
+              <w:szCs w:val="18"/>
             </w:rPr>
             <w:alias w:val="support_materials_effectiveness"/>
             <w:tag w:val="support_materials_effectiveness"/>
@@ -11329,16 +11329,16 @@
                   <w:rPr>
                     <w:rFonts w:ascii="Arial" w:hAnsi="Arial" w:cs="Arial"/>
                     <w:color w:val="000000"/>
-                    <w:sz w:val="20"/>
-                    <w:szCs w:val="20"/>
+                    <w:sz w:val="18"/>
+                    <w:szCs w:val="18"/>
                   </w:rPr>
                 </w:pPr>
                 <w:r>
                   <w:rPr>
                     <w:rFonts w:ascii="Arial" w:hAnsi="Arial" w:cs="Arial"/>
                     <w:color w:val="000000"/>
-                    <w:sz w:val="20"/>
-                    <w:szCs w:val="20"/>
+                    <w:sz w:val="18"/>
+                    <w:szCs w:val="18"/>
                     <w:lang w:val="es-CL" w:eastAsia="es-CL"/>
                   </w:rPr>
                   <w:t>Escriba aquí</w:t>
@@ -11352,8 +11352,8 @@
             <w:rPr>
               <w:rFonts w:ascii="MS Gothic" w:hAnsi="MS Gothic" w:cs="MS Gothic" w:eastAsia="MS Gothic"/>
               <w:color w:val="000000"/>
-              <w:sz w:val="20"/>
-              <w:szCs w:val="20"/>
+              <w:sz w:val="18"/>
+              <w:szCs w:val="18"/>
             </w:rPr>
             <w:alias w:val="support_materials_continuity__si"/>
             <w:tag w:val="support_materials_continuity__si"/>
@@ -11390,8 +11390,8 @@
                   <w:rPr>
                     <w:rFonts w:ascii="MS Gothic" w:hAnsi="MS Gothic" w:cs="MS Gothic" w:eastAsia="MS Gothic"/>
                     <w:color w:val="000000"/>
-                    <w:sz w:val="20"/>
-                    <w:szCs w:val="20"/>
+                    <w:sz w:val="18"/>
+                    <w:szCs w:val="18"/>
                   </w:rPr>
                   <w:t>☐</w:t>
                 </w:r>
@@ -11404,8 +11404,8 @@
             <w:rPr>
               <w:rFonts w:ascii="MS Gothic" w:hAnsi="MS Gothic" w:cs="MS Gothic" w:eastAsia="MS Gothic"/>
               <w:color w:val="000000"/>
-              <w:sz w:val="20"/>
-              <w:szCs w:val="20"/>
+              <w:sz w:val="18"/>
+              <w:szCs w:val="18"/>
             </w:rPr>
             <w:alias w:val="support_materials_continuity__no"/>
             <w:tag w:val="support_materials_continuity__no"/>
@@ -11442,8 +11442,8 @@
                   <w:rPr>
                     <w:rFonts w:ascii="MS Gothic" w:hAnsi="MS Gothic" w:cs="MS Gothic" w:eastAsia="MS Gothic"/>
                     <w:color w:val="000000"/>
-                    <w:sz w:val="20"/>
-                    <w:szCs w:val="20"/>
+                    <w:sz w:val="18"/>
+                    <w:szCs w:val="18"/>
                   </w:rPr>
                   <w:t>☐</w:t>
                 </w:r>
@@ -11456,8 +11456,8 @@
             <w:rPr>
               <w:rFonts w:ascii="Arial" w:hAnsi="Arial" w:cs="Arial"/>
               <w:color w:val="000000"/>
-              <w:sz w:val="20"/>
-              <w:szCs w:val="20"/>
+              <w:sz w:val="18"/>
+              <w:szCs w:val="18"/>
             </w:rPr>
             <w:alias w:val="support_materials_observations"/>
             <w:tag w:val="support_materials_observations"/>
@@ -11486,16 +11486,16 @@
                   <w:rPr>
                     <w:rFonts w:ascii="Arial" w:hAnsi="Arial" w:cs="Arial"/>
                     <w:color w:val="000000"/>
-                    <w:sz w:val="20"/>
-                    <w:szCs w:val="20"/>
+                    <w:sz w:val="18"/>
+                    <w:szCs w:val="18"/>
                   </w:rPr>
                 </w:pPr>
                 <w:r>
                   <w:rPr>
                     <w:rFonts w:ascii="Arial" w:hAnsi="Arial" w:cs="Arial"/>
                     <w:color w:val="000000"/>
-                    <w:sz w:val="20"/>
-                    <w:szCs w:val="20"/>
+                    <w:sz w:val="18"/>
+                    <w:szCs w:val="18"/>
                     <w:lang w:val="es-CL" w:eastAsia="es-CL"/>
                   </w:rPr>
                   <w:t>Escriba aquí</w:t>
@@ -11547,8 +11547,8 @@
                 <w:rFonts w:ascii="Arial" w:hAnsi="Arial" w:cs="Arial"/>
                 <w:bCs/>
                 <w:color w:val="000000"/>
-                <w:sz w:val="20"/>
-                <w:szCs w:val="20"/>
+                <w:sz w:val="18"/>
+                <w:szCs w:val="18"/>
               </w:rPr>
               <w:alias w:val="support_organizational_specific"/>
               <w:tag w:val="support_organizational_specific"/>
@@ -11566,16 +11566,16 @@
                     <w:rFonts w:ascii="Arial" w:hAnsi="Arial" w:cs="Arial"/>
                     <w:bCs/>
                     <w:color w:val="000000"/>
-                    <w:sz w:val="20"/>
-                    <w:szCs w:val="20"/>
+                    <w:sz w:val="18"/>
+                    <w:szCs w:val="18"/>
                   </w:rPr>
                 </w:pPr>
                 <w:r>
                   <w:rPr>
                     <w:rFonts w:ascii="Arial" w:hAnsi="Arial" w:cs="Arial"/>
                     <w:color w:val="000000"/>
-                    <w:sz w:val="20"/>
-                    <w:szCs w:val="20"/>
+                    <w:sz w:val="18"/>
+                    <w:szCs w:val="18"/>
                     <w:lang w:val="es-CL" w:eastAsia="es-CL"/>
                   </w:rPr>
                   <w:t>Escriba aquí</w:t>
@@ -11600,8 +11600,8 @@
             <w:rPr>
               <w:rFonts w:ascii="Arial" w:hAnsi="Arial" w:cs="Arial"/>
               <w:color w:val="000000"/>
-              <w:sz w:val="20"/>
-              <w:szCs w:val="20"/>
+              <w:sz w:val="18"/>
+              <w:szCs w:val="18"/>
             </w:rPr>
             <w:alias w:val="support_organizational_effectiveness"/>
             <w:tag w:val="support_organizational_effectiveness"/>
@@ -11629,16 +11629,16 @@
                   <w:rPr>
                     <w:rFonts w:ascii="Arial" w:hAnsi="Arial" w:cs="Arial"/>
                     <w:color w:val="000000"/>
-                    <w:sz w:val="20"/>
-                    <w:szCs w:val="20"/>
+                    <w:sz w:val="18"/>
+                    <w:szCs w:val="18"/>
                   </w:rPr>
                 </w:pPr>
                 <w:r>
                   <w:rPr>
                     <w:rFonts w:ascii="Arial" w:hAnsi="Arial" w:cs="Arial"/>
                     <w:color w:val="000000"/>
-                    <w:sz w:val="20"/>
-                    <w:szCs w:val="20"/>
+                    <w:sz w:val="18"/>
+                    <w:szCs w:val="18"/>
                     <w:lang w:val="es-CL" w:eastAsia="es-CL"/>
                   </w:rPr>
                   <w:t>Escriba aquí</w:t>
@@ -11652,8 +11652,8 @@
             <w:rPr>
               <w:rFonts w:ascii="MS Gothic" w:hAnsi="MS Gothic" w:cs="MS Gothic" w:eastAsia="MS Gothic"/>
               <w:color w:val="000000"/>
-              <w:sz w:val="20"/>
-              <w:szCs w:val="20"/>
+              <w:sz w:val="18"/>
+              <w:szCs w:val="18"/>
             </w:rPr>
             <w:alias w:val="support_organizational_continuity__si"/>
             <w:tag w:val="support_organizational_continuity__si"/>
@@ -11690,8 +11690,8 @@
                   <w:rPr>
                     <w:rFonts w:ascii="MS Gothic" w:hAnsi="MS Gothic" w:cs="MS Gothic" w:eastAsia="MS Gothic"/>
                     <w:color w:val="000000"/>
-                    <w:sz w:val="20"/>
-                    <w:szCs w:val="20"/>
+                    <w:sz w:val="18"/>
+                    <w:szCs w:val="18"/>
                   </w:rPr>
                   <w:t>☐</w:t>
                 </w:r>
@@ -11704,8 +11704,8 @@
             <w:rPr>
               <w:rFonts w:ascii="MS Gothic" w:hAnsi="MS Gothic" w:cs="MS Gothic" w:eastAsia="MS Gothic"/>
               <w:color w:val="000000"/>
-              <w:sz w:val="20"/>
-              <w:szCs w:val="20"/>
+              <w:sz w:val="18"/>
+              <w:szCs w:val="18"/>
             </w:rPr>
             <w:alias w:val="support_organizational_continuity__no"/>
             <w:tag w:val="support_organizational_continuity__no"/>
@@ -11742,8 +11742,8 @@
                   <w:rPr>
                     <w:rFonts w:ascii="MS Gothic" w:hAnsi="MS Gothic" w:cs="MS Gothic" w:eastAsia="MS Gothic"/>
                     <w:color w:val="000000"/>
-                    <w:sz w:val="20"/>
-                    <w:szCs w:val="20"/>
+                    <w:sz w:val="18"/>
+                    <w:szCs w:val="18"/>
                   </w:rPr>
                   <w:t>☐</w:t>
                 </w:r>
@@ -11756,8 +11756,8 @@
             <w:rPr>
               <w:rFonts w:ascii="Arial" w:hAnsi="Arial" w:cs="Arial"/>
               <w:color w:val="000000"/>
-              <w:sz w:val="20"/>
-              <w:szCs w:val="20"/>
+              <w:sz w:val="18"/>
+              <w:szCs w:val="18"/>
             </w:rPr>
             <w:alias w:val="support_organizational_observations"/>
             <w:tag w:val="support_organizational_observations"/>
@@ -11786,16 +11786,16 @@
                   <w:rPr>
                     <w:rFonts w:ascii="Arial" w:hAnsi="Arial" w:cs="Arial"/>
                     <w:color w:val="000000"/>
-                    <w:sz w:val="20"/>
-                    <w:szCs w:val="20"/>
+                    <w:sz w:val="18"/>
+                    <w:szCs w:val="18"/>
                   </w:rPr>
                 </w:pPr>
                 <w:r>
                   <w:rPr>
                     <w:rFonts w:ascii="Arial" w:hAnsi="Arial" w:cs="Arial"/>
                     <w:color w:val="000000"/>
-                    <w:sz w:val="20"/>
-                    <w:szCs w:val="20"/>
+                    <w:sz w:val="18"/>
+                    <w:szCs w:val="18"/>
                     <w:lang w:val="es-CL" w:eastAsia="es-CL"/>
                   </w:rPr>
                   <w:t>Escriba aquí</w:t>
@@ -11847,8 +11847,8 @@
                 <w:rFonts w:ascii="Arial" w:hAnsi="Arial" w:cs="Arial"/>
                 <w:bCs/>
                 <w:color w:val="000000"/>
-                <w:sz w:val="20"/>
-                <w:szCs w:val="20"/>
+                <w:sz w:val="18"/>
+                <w:szCs w:val="18"/>
               </w:rPr>
               <w:alias w:val="support_family_specific"/>
               <w:tag w:val="support_family_specific"/>
@@ -11866,16 +11866,16 @@
                     <w:rFonts w:ascii="Arial" w:hAnsi="Arial" w:cs="Arial"/>
                     <w:bCs/>
                     <w:color w:val="000000"/>
-                    <w:sz w:val="20"/>
-                    <w:szCs w:val="20"/>
+                    <w:sz w:val="18"/>
+                    <w:szCs w:val="18"/>
                   </w:rPr>
                 </w:pPr>
                 <w:r>
                   <w:rPr>
                     <w:rFonts w:ascii="Arial" w:hAnsi="Arial" w:cs="Arial"/>
                     <w:color w:val="000000"/>
-                    <w:sz w:val="20"/>
-                    <w:szCs w:val="20"/>
+                    <w:sz w:val="18"/>
+                    <w:szCs w:val="18"/>
                     <w:lang w:val="es-CL" w:eastAsia="es-CL"/>
                   </w:rPr>
                   <w:t>Escriba aquí</w:t>
@@ -11900,8 +11900,8 @@
             <w:rPr>
               <w:rFonts w:ascii="Arial" w:hAnsi="Arial" w:cs="Arial"/>
               <w:color w:val="000000"/>
-              <w:sz w:val="20"/>
-              <w:szCs w:val="20"/>
+              <w:sz w:val="18"/>
+              <w:szCs w:val="18"/>
             </w:rPr>
             <w:alias w:val="support_family_effectiveness"/>
             <w:tag w:val="support_family_effectiveness"/>
@@ -11929,16 +11929,16 @@
                   <w:rPr>
                     <w:rFonts w:ascii="Arial" w:hAnsi="Arial" w:cs="Arial"/>
                     <w:color w:val="000000"/>
-                    <w:sz w:val="20"/>
-                    <w:szCs w:val="20"/>
+                    <w:sz w:val="18"/>
+                    <w:szCs w:val="18"/>
                   </w:rPr>
                 </w:pPr>
                 <w:r>
                   <w:rPr>
                     <w:rFonts w:ascii="Arial" w:hAnsi="Arial" w:cs="Arial"/>
                     <w:color w:val="000000"/>
-                    <w:sz w:val="20"/>
-                    <w:szCs w:val="20"/>
+                    <w:sz w:val="18"/>
+                    <w:szCs w:val="18"/>
                     <w:lang w:val="es-CL" w:eastAsia="es-CL"/>
                   </w:rPr>
                   <w:t>Escriba aquí</w:t>
@@ -11952,8 +11952,8 @@
             <w:rPr>
               <w:rFonts w:ascii="MS Gothic" w:hAnsi="MS Gothic" w:cs="MS Gothic" w:eastAsia="MS Gothic"/>
               <w:color w:val="000000"/>
-              <w:sz w:val="20"/>
-              <w:szCs w:val="20"/>
+              <w:sz w:val="18"/>
+              <w:szCs w:val="18"/>
             </w:rPr>
             <w:alias w:val="support_family_continuity__si"/>
             <w:tag w:val="support_family_continuity__si"/>
@@ -11990,8 +11990,8 @@
                   <w:rPr>
                     <w:rFonts w:ascii="MS Gothic" w:hAnsi="MS Gothic" w:cs="MS Gothic" w:eastAsia="MS Gothic"/>
                     <w:color w:val="000000"/>
-                    <w:sz w:val="20"/>
-                    <w:szCs w:val="20"/>
+                    <w:sz w:val="18"/>
+                    <w:szCs w:val="18"/>
                   </w:rPr>
                   <w:t>☐</w:t>
                 </w:r>
@@ -12004,8 +12004,8 @@
             <w:rPr>
               <w:rFonts w:ascii="MS Gothic" w:hAnsi="MS Gothic" w:cs="MS Gothic" w:eastAsia="MS Gothic"/>
               <w:color w:val="000000"/>
-              <w:sz w:val="20"/>
-              <w:szCs w:val="20"/>
+              <w:sz w:val="18"/>
+              <w:szCs w:val="18"/>
             </w:rPr>
             <w:alias w:val="support_family_continuity__no"/>
             <w:tag w:val="support_family_continuity__no"/>
@@ -12042,8 +12042,8 @@
                   <w:rPr>
                     <w:rFonts w:ascii="MS Gothic" w:hAnsi="MS Gothic" w:cs="MS Gothic" w:eastAsia="MS Gothic"/>
                     <w:color w:val="000000"/>
-                    <w:sz w:val="20"/>
-                    <w:szCs w:val="20"/>
+                    <w:sz w:val="18"/>
+                    <w:szCs w:val="18"/>
                   </w:rPr>
                   <w:t>☐</w:t>
                 </w:r>
@@ -12056,8 +12056,8 @@
             <w:rPr>
               <w:rFonts w:ascii="Arial" w:hAnsi="Arial" w:cs="Arial"/>
               <w:color w:val="000000"/>
-              <w:sz w:val="20"/>
-              <w:szCs w:val="20"/>
+              <w:sz w:val="18"/>
+              <w:szCs w:val="18"/>
             </w:rPr>
             <w:alias w:val="support_family_observations"/>
             <w:tag w:val="support_family_observations"/>
@@ -12086,16 +12086,16 @@
                   <w:rPr>
                     <w:rFonts w:ascii="Arial" w:hAnsi="Arial" w:cs="Arial"/>
                     <w:color w:val="000000"/>
-                    <w:sz w:val="20"/>
-                    <w:szCs w:val="20"/>
+                    <w:sz w:val="18"/>
+                    <w:szCs w:val="18"/>
                   </w:rPr>
                 </w:pPr>
                 <w:r>
                   <w:rPr>
                     <w:rFonts w:ascii="Arial" w:hAnsi="Arial" w:cs="Arial"/>
                     <w:color w:val="000000"/>
-                    <w:sz w:val="20"/>
-                    <w:szCs w:val="20"/>
+                    <w:sz w:val="18"/>
+                    <w:szCs w:val="18"/>
                     <w:lang w:val="es-CL" w:eastAsia="es-CL"/>
                   </w:rPr>
                   <w:t>Escriba aquí</w:t>
@@ -12175,8 +12175,8 @@
                 <w:rFonts w:ascii="Arial" w:hAnsi="Arial" w:cs="Arial"/>
                 <w:i/>
                 <w:color w:val="000000"/>
-                <w:sz w:val="20"/>
-                <w:szCs w:val="20"/>
+                <w:sz w:val="18"/>
+                <w:szCs w:val="18"/>
               </w:rPr>
               <w:alias w:val="support_other_specific"/>
               <w:tag w:val="support_other_specific"/>
@@ -12194,16 +12194,16 @@
                     <w:rFonts w:ascii="Arial" w:hAnsi="Arial" w:cs="Arial"/>
                     <w:i/>
                     <w:color w:val="000000"/>
-                    <w:sz w:val="20"/>
-                    <w:szCs w:val="20"/>
+                    <w:sz w:val="18"/>
+                    <w:szCs w:val="18"/>
                   </w:rPr>
                 </w:pPr>
                 <w:r>
                   <w:rPr>
                     <w:rFonts w:ascii="Arial" w:hAnsi="Arial" w:cs="Arial"/>
                     <w:color w:val="000000"/>
-                    <w:sz w:val="20"/>
-                    <w:szCs w:val="20"/>
+                    <w:sz w:val="18"/>
+                    <w:szCs w:val="18"/>
                     <w:lang w:val="es-CL" w:eastAsia="es-CL"/>
                   </w:rPr>
                   <w:t>Escriba aquí</w:t>
@@ -12239,8 +12239,8 @@
             <w:rPr>
               <w:rFonts w:ascii="Arial" w:hAnsi="Arial" w:cs="Arial"/>
               <w:color w:val="000000"/>
-              <w:sz w:val="20"/>
-              <w:szCs w:val="20"/>
+              <w:sz w:val="18"/>
+              <w:szCs w:val="18"/>
             </w:rPr>
             <w:alias w:val="support_other_effectiveness"/>
             <w:tag w:val="support_other_effectiveness"/>
@@ -12268,16 +12268,16 @@
                   <w:rPr>
                     <w:rFonts w:ascii="Arial" w:hAnsi="Arial" w:cs="Arial"/>
                     <w:color w:val="000000"/>
-                    <w:sz w:val="20"/>
-                    <w:szCs w:val="20"/>
+                    <w:sz w:val="18"/>
+                    <w:szCs w:val="18"/>
                   </w:rPr>
                 </w:pPr>
                 <w:r>
                   <w:rPr>
                     <w:rFonts w:ascii="Arial" w:hAnsi="Arial" w:cs="Arial"/>
                     <w:color w:val="000000"/>
-                    <w:sz w:val="20"/>
-                    <w:szCs w:val="20"/>
+                    <w:sz w:val="18"/>
+                    <w:szCs w:val="18"/>
                     <w:lang w:val="es-CL" w:eastAsia="es-CL"/>
                   </w:rPr>
                   <w:t>Escriba aquí</w:t>
@@ -12291,8 +12291,8 @@
             <w:rPr>
               <w:rFonts w:ascii="MS Gothic" w:hAnsi="MS Gothic" w:cs="MS Gothic" w:eastAsia="MS Gothic"/>
               <w:color w:val="000000"/>
-              <w:sz w:val="20"/>
-              <w:szCs w:val="20"/>
+              <w:sz w:val="18"/>
+              <w:szCs w:val="18"/>
             </w:rPr>
             <w:alias w:val="support_other_continuity__si"/>
             <w:tag w:val="support_other_continuity__si"/>
@@ -12329,8 +12329,8 @@
                   <w:rPr>
                     <w:rFonts w:ascii="MS Gothic" w:hAnsi="MS Gothic" w:cs="MS Gothic" w:eastAsia="MS Gothic"/>
                     <w:color w:val="000000"/>
-                    <w:sz w:val="20"/>
-                    <w:szCs w:val="20"/>
+                    <w:sz w:val="18"/>
+                    <w:szCs w:val="18"/>
                   </w:rPr>
                   <w:t>☐</w:t>
                 </w:r>
@@ -12343,8 +12343,8 @@
             <w:rPr>
               <w:rFonts w:ascii="MS Gothic" w:hAnsi="MS Gothic" w:cs="MS Gothic" w:eastAsia="MS Gothic"/>
               <w:color w:val="000000"/>
-              <w:sz w:val="20"/>
-              <w:szCs w:val="20"/>
+              <w:sz w:val="18"/>
+              <w:szCs w:val="18"/>
             </w:rPr>
             <w:alias w:val="support_other_continuity__no"/>
             <w:tag w:val="support_other_continuity__no"/>
@@ -12381,8 +12381,8 @@
                   <w:rPr>
                     <w:rFonts w:ascii="MS Gothic" w:hAnsi="MS Gothic" w:cs="MS Gothic" w:eastAsia="MS Gothic"/>
                     <w:color w:val="000000"/>
-                    <w:sz w:val="20"/>
-                    <w:szCs w:val="20"/>
+                    <w:sz w:val="18"/>
+                    <w:szCs w:val="18"/>
                   </w:rPr>
                   <w:t>☐</w:t>
                 </w:r>
@@ -12395,8 +12395,8 @@
             <w:rPr>
               <w:rFonts w:ascii="Arial" w:hAnsi="Arial" w:cs="Arial"/>
               <w:color w:val="000000"/>
-              <w:sz w:val="20"/>
-              <w:szCs w:val="20"/>
+              <w:sz w:val="18"/>
+              <w:szCs w:val="18"/>
             </w:rPr>
             <w:alias w:val="support_other_observations"/>
             <w:tag w:val="support_other_observations"/>
@@ -12425,16 +12425,16 @@
                   <w:rPr>
                     <w:rFonts w:ascii="Arial" w:hAnsi="Arial" w:cs="Arial"/>
                     <w:color w:val="000000"/>
-                    <w:sz w:val="20"/>
-                    <w:szCs w:val="20"/>
+                    <w:sz w:val="18"/>
+                    <w:szCs w:val="18"/>
                   </w:rPr>
                 </w:pPr>
                 <w:r>
                   <w:rPr>
                     <w:rFonts w:ascii="Arial" w:hAnsi="Arial" w:cs="Arial"/>
                     <w:color w:val="000000"/>
-                    <w:sz w:val="20"/>
-                    <w:szCs w:val="20"/>
+                    <w:sz w:val="18"/>
+                    <w:szCs w:val="18"/>
                     <w:lang w:val="es-CL" w:eastAsia="es-CL"/>
                   </w:rPr>
                   <w:t>Escriba aquí</w:t>
@@ -12578,8 +12578,8 @@
                 <w:rFonts w:ascii="Arial" w:hAnsi="Arial" w:cs="Arial"/>
                 <w:i/>
                 <w:color w:val="000000"/>
-                <w:sz w:val="20"/>
-                <w:szCs w:val="20"/>
+                <w:sz w:val="18"/>
+                <w:szCs w:val="18"/>
               </w:rPr>
               <w:alias w:val="support_work_strategies"/>
               <w:tag w:val="support_work_strategies"/>
@@ -12597,16 +12597,16 @@
                     <w:rFonts w:ascii="Arial" w:hAnsi="Arial" w:cs="Arial"/>
                     <w:i/>
                     <w:color w:val="000000"/>
-                    <w:sz w:val="20"/>
-                    <w:szCs w:val="20"/>
+                    <w:sz w:val="18"/>
+                    <w:szCs w:val="18"/>
                   </w:rPr>
                 </w:pPr>
                 <w:r>
                   <w:rPr>
                     <w:rFonts w:ascii="Arial" w:hAnsi="Arial" w:cs="Arial"/>
                     <w:color w:val="000000"/>
-                    <w:sz w:val="20"/>
-                    <w:szCs w:val="20"/>
+                    <w:sz w:val="18"/>
+                    <w:szCs w:val="18"/>
                     <w:lang w:val="es-CL" w:eastAsia="es-CL"/>
                   </w:rPr>
                   <w:t>Escriba aquí</w:t>
@@ -12702,8 +12702,8 @@
                   <w:rFonts w:ascii="Arial" w:hAnsi="Arial" w:cs="Arial"/>
                   <w:i/>
                   <w:color w:val="000000"/>
-                  <w:sz w:val="20"/>
-                  <w:szCs w:val="20"/>
+                  <w:sz w:val="18"/>
+                  <w:szCs w:val="18"/>
                 </w:rPr>
                 <w:alias w:val="support_family_strategies_effectiveness"/>
                 <w:tag w:val="support_family_strategies_effectiveness"/>
@@ -12719,8 +12719,8 @@
                   <w:rPr>
                     <w:rFonts w:ascii="Arial" w:hAnsi="Arial" w:cs="Arial"/>
                     <w:color w:val="000000"/>
-                    <w:sz w:val="20"/>
-                    <w:szCs w:val="20"/>
+                    <w:sz w:val="18"/>
+                    <w:szCs w:val="18"/>
                     <w:lang w:val="es-CL" w:eastAsia="es-CL"/>
                   </w:rPr>
                   <w:t>Escriba aquí</w:t>
@@ -12848,8 +12848,8 @@
               <w:rFonts w:ascii="Arial" w:hAnsi="Arial" w:cs="Arial"/>
               <w:i/>
               <w:color w:val="000000"/>
-              <w:sz w:val="20"/>
-              <w:szCs w:val="20"/>
+              <w:sz w:val="18"/>
+              <w:szCs w:val="18"/>
             </w:rPr>
             <w:alias w:val="support_new_needs_required"/>
             <w:tag w:val="support_new_needs_required"/>
@@ -12876,16 +12876,16 @@
                     <w:rFonts w:ascii="Arial" w:hAnsi="Arial" w:cs="Arial"/>
                     <w:i/>
                     <w:color w:val="000000"/>
-                    <w:sz w:val="20"/>
-                    <w:szCs w:val="20"/>
+                    <w:sz w:val="18"/>
+                    <w:szCs w:val="18"/>
                   </w:rPr>
                 </w:pPr>
                 <w:r>
                   <w:rPr>
                     <w:rFonts w:ascii="Arial" w:hAnsi="Arial" w:cs="Arial"/>
                     <w:color w:val="000000"/>
-                    <w:sz w:val="20"/>
-                    <w:szCs w:val="20"/>
+                    <w:sz w:val="18"/>
+                    <w:szCs w:val="18"/>
                     <w:lang w:val="es-CL" w:eastAsia="es-CL"/>
                   </w:rPr>
                   <w:t>Escriba aquí</w:t>
@@ -13094,8 +13094,8 @@
               <w:rFonts w:ascii="Arial" w:hAnsi="Arial" w:cs="Arial"/>
               <w:i/>
               <w:color w:val="000000"/>
-              <w:sz w:val="20"/>
-              <w:szCs w:val="20"/>
+              <w:sz w:val="18"/>
+              <w:szCs w:val="18"/>
             </w:rPr>
             <w:alias w:val="support_next_period_comments"/>
             <w:tag w:val="support_next_period_comments"/>
@@ -13117,16 +13117,16 @@
                     <w:rFonts w:ascii="Arial" w:hAnsi="Arial" w:cs="Arial"/>
                     <w:i/>
                     <w:color w:val="000000"/>
-                    <w:sz w:val="20"/>
-                    <w:szCs w:val="20"/>
+                    <w:sz w:val="18"/>
+                    <w:szCs w:val="18"/>
                   </w:rPr>
                 </w:pPr>
                 <w:r>
                   <w:rPr>
                     <w:rFonts w:ascii="Arial" w:hAnsi="Arial" w:cs="Arial"/>
                     <w:color w:val="000000"/>
-                    <w:sz w:val="20"/>
-                    <w:szCs w:val="20"/>
+                    <w:sz w:val="18"/>
+                    <w:szCs w:val="18"/>
                     <w:lang w:val="es-CL" w:eastAsia="es-CL"/>
                   </w:rPr>
                   <w:t>Escriba aquí</w:t>
@@ -13413,8 +13413,8 @@
               <w:rPr>
                 <w:rFonts w:ascii="Arial" w:hAnsi="Arial" w:cs="Arial"/>
                 <w:color w:val="000000"/>
-                <w:sz w:val="20"/>
-                <w:szCs w:val="20"/>
+                <w:sz w:val="18"/>
+                <w:szCs w:val="18"/>
               </w:rPr>
               <w:alias w:val="full_name"/>
               <w:tag w:val="full_name"/>
@@ -13431,16 +13431,16 @@
                   <w:rPr>
                     <w:rFonts w:ascii="Arial" w:hAnsi="Arial" w:cs="Arial"/>
                     <w:color w:val="000000"/>
-                    <w:sz w:val="20"/>
-                    <w:szCs w:val="20"/>
+                    <w:sz w:val="18"/>
+                    <w:szCs w:val="18"/>
                   </w:rPr>
                 </w:pPr>
                 <w:r>
                   <w:rPr>
                     <w:rFonts w:ascii="Arial" w:hAnsi="Arial" w:cs="Arial"/>
                     <w:color w:val="000000"/>
-                    <w:sz w:val="20"/>
-                    <w:szCs w:val="20"/>
+                    <w:sz w:val="18"/>
+                    <w:szCs w:val="18"/>
                     <w:lang w:val="es-CL" w:eastAsia="es-CL"/>
                   </w:rPr>
                   <w:t>Escriba aquí</w:t>
@@ -13486,8 +13486,8 @@
                   <w:rFonts w:ascii="Arial" w:hAnsi="Arial" w:cs="Arial"/>
                   <w:b/>
                   <w:color w:val="000000"/>
-                  <w:sz w:val="20"/>
-                  <w:szCs w:val="20"/>
+                  <w:sz w:val="18"/>
+                  <w:szCs w:val="18"/>
                 </w:rPr>
                 <w:alias w:val="identification_number"/>
                 <w:tag w:val="identification_number"/>
@@ -13503,8 +13503,8 @@
                   <w:rPr>
                     <w:rFonts w:ascii="Arial" w:hAnsi="Arial" w:cs="Arial"/>
                     <w:color w:val="000000"/>
-                    <w:sz w:val="20"/>
-                    <w:szCs w:val="20"/>
+                    <w:sz w:val="18"/>
+                    <w:szCs w:val="18"/>
                     <w:lang w:val="es-CL" w:eastAsia="es-CL"/>
                   </w:rPr>
                   <w:t>Escriba aquí</w:t>
@@ -13734,8 +13734,8 @@
             <w:rPr>
               <w:rFonts w:ascii="Arial" w:hAnsi="Arial" w:cs="Arial"/>
               <w:color w:val="000000"/>
-              <w:sz w:val="20"/>
-              <w:szCs w:val="20"/>
+              <w:sz w:val="18"/>
+              <w:szCs w:val="18"/>
             </w:rPr>
             <w:alias w:val="exit_revaluation_professionals[0].professional_id"/>
             <w:tag w:val="exit_revaluation_professionals[0].professional_id"/>
@@ -13757,16 +13757,16 @@
                   <w:rPr>
                     <w:rFonts w:ascii="Arial" w:hAnsi="Arial" w:cs="Arial"/>
                     <w:color w:val="000000"/>
-                    <w:sz w:val="20"/>
-                    <w:szCs w:val="20"/>
+                    <w:sz w:val="18"/>
+                    <w:szCs w:val="18"/>
                   </w:rPr>
                 </w:pPr>
                 <w:r>
                   <w:rPr>
                     <w:rFonts w:ascii="Arial" w:hAnsi="Arial" w:cs="Arial"/>
                     <w:color w:val="000000"/>
-                    <w:sz w:val="20"/>
-                    <w:szCs w:val="20"/>
+                    <w:sz w:val="18"/>
+                    <w:szCs w:val="18"/>
                     <w:lang w:val="es-CL" w:eastAsia="es-CL"/>
                   </w:rPr>
                   <w:t>Escriba aquí</w:t>
@@ -13780,8 +13780,8 @@
             <w:rPr>
               <w:rFonts w:ascii="Arial" w:hAnsi="Arial" w:cs="Arial"/>
               <w:color w:val="000000"/>
-              <w:sz w:val="20"/>
-              <w:szCs w:val="20"/>
+              <w:sz w:val="18"/>
+              <w:szCs w:val="18"/>
             </w:rPr>
             <w:alias w:val="exit_revaluation_professionals[0].profession_id"/>
             <w:tag w:val="exit_revaluation_professionals[0].profession_id"/>
@@ -13803,16 +13803,16 @@
                   <w:rPr>
                     <w:rFonts w:ascii="Arial" w:hAnsi="Arial" w:cs="Arial"/>
                     <w:color w:val="000000"/>
-                    <w:sz w:val="20"/>
-                    <w:szCs w:val="20"/>
+                    <w:sz w:val="18"/>
+                    <w:szCs w:val="18"/>
                   </w:rPr>
                 </w:pPr>
                 <w:r>
                   <w:rPr>
                     <w:rFonts w:ascii="Arial" w:hAnsi="Arial" w:cs="Arial"/>
                     <w:color w:val="000000"/>
-                    <w:sz w:val="20"/>
-                    <w:szCs w:val="20"/>
+                    <w:sz w:val="18"/>
+                    <w:szCs w:val="18"/>
                     <w:lang w:val="es-CL" w:eastAsia="es-CL"/>
                   </w:rPr>
                   <w:t>Escriba aquí</w:t>
@@ -13826,8 +13826,8 @@
             <w:rPr>
               <w:rFonts w:ascii="Arial" w:hAnsi="Arial" w:cs="Arial"/>
               <w:color w:val="000000"/>
-              <w:sz w:val="20"/>
-              <w:szCs w:val="20"/>
+              <w:sz w:val="18"/>
+              <w:szCs w:val="18"/>
             </w:rPr>
             <w:alias w:val="exit_revaluation_professionals[0].phone_email"/>
             <w:tag w:val="exit_revaluation_professionals[0].phone_email"/>
@@ -13849,16 +13849,16 @@
                   <w:rPr>
                     <w:rFonts w:ascii="Arial" w:hAnsi="Arial" w:cs="Arial"/>
                     <w:color w:val="000000"/>
-                    <w:sz w:val="20"/>
-                    <w:szCs w:val="20"/>
+                    <w:sz w:val="18"/>
+                    <w:szCs w:val="18"/>
                   </w:rPr>
                 </w:pPr>
                 <w:r>
                   <w:rPr>
                     <w:rFonts w:ascii="Arial" w:hAnsi="Arial" w:cs="Arial"/>
                     <w:color w:val="000000"/>
-                    <w:sz w:val="20"/>
-                    <w:szCs w:val="20"/>
+                    <w:sz w:val="18"/>
+                    <w:szCs w:val="18"/>
                     <w:lang w:val="es-CL" w:eastAsia="es-CL"/>
                   </w:rPr>
                   <w:t>Escriba aquí</w:t>
@@ -13872,8 +13872,8 @@
             <w:rPr>
               <w:rFonts w:ascii="Arial" w:hAnsi="Arial" w:cs="Arial"/>
               <w:color w:val="000000"/>
-              <w:sz w:val="20"/>
-              <w:szCs w:val="20"/>
+              <w:sz w:val="18"/>
+              <w:szCs w:val="18"/>
             </w:rPr>
             <w:alias w:val="exit_revaluation_professionals[0].professional_registration"/>
             <w:tag w:val="exit_revaluation_professionals[0].professional_registration"/>
@@ -13895,16 +13895,16 @@
                   <w:rPr>
                     <w:rFonts w:ascii="Arial" w:hAnsi="Arial" w:cs="Arial"/>
                     <w:color w:val="000000"/>
-                    <w:sz w:val="20"/>
-                    <w:szCs w:val="20"/>
+                    <w:sz w:val="18"/>
+                    <w:szCs w:val="18"/>
                   </w:rPr>
                 </w:pPr>
                 <w:r>
                   <w:rPr>
                     <w:rFonts w:ascii="Arial" w:hAnsi="Arial" w:cs="Arial"/>
                     <w:color w:val="000000"/>
-                    <w:sz w:val="20"/>
-                    <w:szCs w:val="20"/>
+                    <w:sz w:val="18"/>
+                    <w:szCs w:val="18"/>
                     <w:lang w:val="es-CL" w:eastAsia="es-CL"/>
                   </w:rPr>
                   <w:t>Escriba aquí</w:t>
@@ -13923,8 +13923,8 @@
             <w:rPr>
               <w:rFonts w:ascii="Arial" w:hAnsi="Arial" w:cs="Arial"/>
               <w:color w:val="000000"/>
-              <w:sz w:val="20"/>
-              <w:szCs w:val="20"/>
+              <w:sz w:val="18"/>
+              <w:szCs w:val="18"/>
             </w:rPr>
             <w:alias w:val="exit_revaluation_professionals[1].professional_id"/>
             <w:tag w:val="exit_revaluation_professionals[1].professional_id"/>
@@ -13946,16 +13946,16 @@
                   <w:rPr>
                     <w:rFonts w:ascii="Arial" w:hAnsi="Arial" w:cs="Arial"/>
                     <w:color w:val="000000"/>
-                    <w:sz w:val="20"/>
-                    <w:szCs w:val="20"/>
+                    <w:sz w:val="18"/>
+                    <w:szCs w:val="18"/>
                   </w:rPr>
                 </w:pPr>
                 <w:r>
                   <w:rPr>
                     <w:rFonts w:ascii="Arial" w:hAnsi="Arial" w:cs="Arial"/>
                     <w:color w:val="000000"/>
-                    <w:sz w:val="20"/>
-                    <w:szCs w:val="20"/>
+                    <w:sz w:val="18"/>
+                    <w:szCs w:val="18"/>
                     <w:lang w:val="es-CL" w:eastAsia="es-CL"/>
                   </w:rPr>
                   <w:t>Escriba aquí</w:t>
@@ -13969,8 +13969,8 @@
             <w:rPr>
               <w:rFonts w:ascii="Arial" w:hAnsi="Arial" w:cs="Arial"/>
               <w:color w:val="000000"/>
-              <w:sz w:val="20"/>
-              <w:szCs w:val="20"/>
+              <w:sz w:val="18"/>
+              <w:szCs w:val="18"/>
             </w:rPr>
             <w:alias w:val="exit_revaluation_professionals[1].profession_id"/>
             <w:tag w:val="exit_revaluation_professionals[1].profession_id"/>
@@ -13992,16 +13992,16 @@
                   <w:rPr>
                     <w:rFonts w:ascii="Arial" w:hAnsi="Arial" w:cs="Arial"/>
                     <w:color w:val="000000"/>
-                    <w:sz w:val="20"/>
-                    <w:szCs w:val="20"/>
+                    <w:sz w:val="18"/>
+                    <w:szCs w:val="18"/>
                   </w:rPr>
                 </w:pPr>
                 <w:r>
                   <w:rPr>
                     <w:rFonts w:ascii="Arial" w:hAnsi="Arial" w:cs="Arial"/>
                     <w:color w:val="000000"/>
-                    <w:sz w:val="20"/>
-                    <w:szCs w:val="20"/>
+                    <w:sz w:val="18"/>
+                    <w:szCs w:val="18"/>
                     <w:lang w:val="es-CL" w:eastAsia="es-CL"/>
                   </w:rPr>
                   <w:t>Escriba aquí</w:t>
@@ -14015,8 +14015,8 @@
             <w:rPr>
               <w:rFonts w:ascii="Arial" w:hAnsi="Arial" w:cs="Arial"/>
               <w:color w:val="000000"/>
-              <w:sz w:val="20"/>
-              <w:szCs w:val="20"/>
+              <w:sz w:val="18"/>
+              <w:szCs w:val="18"/>
             </w:rPr>
             <w:alias w:val="exit_revaluation_professionals[1].phone_email"/>
             <w:tag w:val="exit_revaluation_professionals[1].phone_email"/>
@@ -14038,16 +14038,16 @@
                   <w:rPr>
                     <w:rFonts w:ascii="Arial" w:hAnsi="Arial" w:cs="Arial"/>
                     <w:color w:val="000000"/>
-                    <w:sz w:val="20"/>
-                    <w:szCs w:val="20"/>
+                    <w:sz w:val="18"/>
+                    <w:szCs w:val="18"/>
                   </w:rPr>
                 </w:pPr>
                 <w:r>
                   <w:rPr>
                     <w:rFonts w:ascii="Arial" w:hAnsi="Arial" w:cs="Arial"/>
                     <w:color w:val="000000"/>
-                    <w:sz w:val="20"/>
-                    <w:szCs w:val="20"/>
+                    <w:sz w:val="18"/>
+                    <w:szCs w:val="18"/>
                     <w:lang w:val="es-CL" w:eastAsia="es-CL"/>
                   </w:rPr>
                   <w:t>Escriba aquí</w:t>
@@ -14061,8 +14061,8 @@
             <w:rPr>
               <w:rFonts w:ascii="Arial" w:hAnsi="Arial" w:cs="Arial"/>
               <w:color w:val="000000"/>
-              <w:sz w:val="20"/>
-              <w:szCs w:val="20"/>
+              <w:sz w:val="18"/>
+              <w:szCs w:val="18"/>
             </w:rPr>
             <w:alias w:val="exit_revaluation_professionals[1].professional_registration"/>
             <w:tag w:val="exit_revaluation_professionals[1].professional_registration"/>
@@ -14084,16 +14084,16 @@
                   <w:rPr>
                     <w:rFonts w:ascii="Arial" w:hAnsi="Arial" w:cs="Arial"/>
                     <w:color w:val="000000"/>
-                    <w:sz w:val="20"/>
-                    <w:szCs w:val="20"/>
+                    <w:sz w:val="18"/>
+                    <w:szCs w:val="18"/>
                   </w:rPr>
                 </w:pPr>
                 <w:r>
                   <w:rPr>
                     <w:rFonts w:ascii="Arial" w:hAnsi="Arial" w:cs="Arial"/>
                     <w:color w:val="000000"/>
-                    <w:sz w:val="20"/>
-                    <w:szCs w:val="20"/>
+                    <w:sz w:val="18"/>
+                    <w:szCs w:val="18"/>
                     <w:lang w:val="es-CL" w:eastAsia="es-CL"/>
                   </w:rPr>
                   <w:t>Escriba aquí</w:t>
@@ -14112,8 +14112,8 @@
             <w:rPr>
               <w:rFonts w:ascii="Arial" w:hAnsi="Arial" w:cs="Arial"/>
               <w:color w:val="000000"/>
-              <w:sz w:val="20"/>
-              <w:szCs w:val="20"/>
+              <w:sz w:val="18"/>
+              <w:szCs w:val="18"/>
             </w:rPr>
             <w:alias w:val="exit_revaluation_professionals[2].professional_id"/>
             <w:tag w:val="exit_revaluation_professionals[2].professional_id"/>
@@ -14135,16 +14135,16 @@
                   <w:rPr>
                     <w:rFonts w:ascii="Arial" w:hAnsi="Arial" w:cs="Arial"/>
                     <w:color w:val="000000"/>
-                    <w:sz w:val="20"/>
-                    <w:szCs w:val="20"/>
+                    <w:sz w:val="18"/>
+                    <w:szCs w:val="18"/>
                   </w:rPr>
                 </w:pPr>
                 <w:r>
                   <w:rPr>
                     <w:rFonts w:ascii="Arial" w:hAnsi="Arial" w:cs="Arial"/>
                     <w:color w:val="000000"/>
-                    <w:sz w:val="20"/>
-                    <w:szCs w:val="20"/>
+                    <w:sz w:val="18"/>
+                    <w:szCs w:val="18"/>
                     <w:lang w:val="es-CL" w:eastAsia="es-CL"/>
                   </w:rPr>
                   <w:t>Escriba aquí</w:t>
@@ -14158,8 +14158,8 @@
             <w:rPr>
               <w:rFonts w:ascii="Arial" w:hAnsi="Arial" w:cs="Arial"/>
               <w:color w:val="000000"/>
-              <w:sz w:val="20"/>
-              <w:szCs w:val="20"/>
+              <w:sz w:val="18"/>
+              <w:szCs w:val="18"/>
             </w:rPr>
             <w:alias w:val="exit_revaluation_professionals[2].profession_id"/>
             <w:tag w:val="exit_revaluation_professionals[2].profession_id"/>
@@ -14181,16 +14181,16 @@
                   <w:rPr>
                     <w:rFonts w:ascii="Arial" w:hAnsi="Arial" w:cs="Arial"/>
                     <w:color w:val="000000"/>
-                    <w:sz w:val="20"/>
-                    <w:szCs w:val="20"/>
+                    <w:sz w:val="18"/>
+                    <w:szCs w:val="18"/>
                   </w:rPr>
                 </w:pPr>
                 <w:r>
                   <w:rPr>
                     <w:rFonts w:ascii="Arial" w:hAnsi="Arial" w:cs="Arial"/>
                     <w:color w:val="000000"/>
-                    <w:sz w:val="20"/>
-                    <w:szCs w:val="20"/>
+                    <w:sz w:val="18"/>
+                    <w:szCs w:val="18"/>
                     <w:lang w:val="es-CL" w:eastAsia="es-CL"/>
                   </w:rPr>
                   <w:t>Escriba aquí</w:t>
@@ -14204,8 +14204,8 @@
             <w:rPr>
               <w:rFonts w:ascii="Arial" w:hAnsi="Arial" w:cs="Arial"/>
               <w:color w:val="000000"/>
-              <w:sz w:val="20"/>
-              <w:szCs w:val="20"/>
+              <w:sz w:val="18"/>
+              <w:szCs w:val="18"/>
             </w:rPr>
             <w:alias w:val="exit_revaluation_professionals[2].phone_email"/>
             <w:tag w:val="exit_revaluation_professionals[2].phone_email"/>
@@ -14227,16 +14227,16 @@
                   <w:rPr>
                     <w:rFonts w:ascii="Arial" w:hAnsi="Arial" w:cs="Arial"/>
                     <w:color w:val="000000"/>
-                    <w:sz w:val="20"/>
-                    <w:szCs w:val="20"/>
+                    <w:sz w:val="18"/>
+                    <w:szCs w:val="18"/>
                   </w:rPr>
                 </w:pPr>
                 <w:r>
                   <w:rPr>
                     <w:rFonts w:ascii="Arial" w:hAnsi="Arial" w:cs="Arial"/>
                     <w:color w:val="000000"/>
-                    <w:sz w:val="20"/>
-                    <w:szCs w:val="20"/>
+                    <w:sz w:val="18"/>
+                    <w:szCs w:val="18"/>
                     <w:lang w:val="es-CL" w:eastAsia="es-CL"/>
                   </w:rPr>
                   <w:t>Escriba aquí</w:t>
@@ -14250,8 +14250,8 @@
             <w:rPr>
               <w:rFonts w:ascii="Arial" w:hAnsi="Arial" w:cs="Arial"/>
               <w:color w:val="000000"/>
-              <w:sz w:val="20"/>
-              <w:szCs w:val="20"/>
+              <w:sz w:val="18"/>
+              <w:szCs w:val="18"/>
             </w:rPr>
             <w:alias w:val="exit_revaluation_professionals[2].professional_registration"/>
             <w:tag w:val="exit_revaluation_professionals[2].professional_registration"/>
@@ -14273,16 +14273,16 @@
                   <w:rPr>
                     <w:rFonts w:ascii="Arial" w:hAnsi="Arial" w:cs="Arial"/>
                     <w:color w:val="000000"/>
-                    <w:sz w:val="20"/>
-                    <w:szCs w:val="20"/>
+                    <w:sz w:val="18"/>
+                    <w:szCs w:val="18"/>
                   </w:rPr>
                 </w:pPr>
                 <w:r>
                   <w:rPr>
                     <w:rFonts w:ascii="Arial" w:hAnsi="Arial" w:cs="Arial"/>
                     <w:color w:val="000000"/>
-                    <w:sz w:val="20"/>
-                    <w:szCs w:val="20"/>
+                    <w:sz w:val="18"/>
+                    <w:szCs w:val="18"/>
                     <w:lang w:val="es-CL" w:eastAsia="es-CL"/>
                   </w:rPr>
                   <w:t>Escriba aquí</w:t>
@@ -14301,8 +14301,8 @@
             <w:rPr>
               <w:rFonts w:ascii="Arial" w:hAnsi="Arial" w:cs="Arial"/>
               <w:color w:val="000000"/>
-              <w:sz w:val="20"/>
-              <w:szCs w:val="20"/>
+              <w:sz w:val="18"/>
+              <w:szCs w:val="18"/>
             </w:rPr>
             <w:alias w:val="exit_revaluation_professionals[3].professional_id"/>
             <w:tag w:val="exit_revaluation_professionals[3].professional_id"/>
@@ -14324,16 +14324,16 @@
                   <w:rPr>
                     <w:rFonts w:ascii="Arial" w:hAnsi="Arial" w:cs="Arial"/>
                     <w:color w:val="000000"/>
-                    <w:sz w:val="20"/>
-                    <w:szCs w:val="20"/>
+                    <w:sz w:val="18"/>
+                    <w:szCs w:val="18"/>
                   </w:rPr>
                 </w:pPr>
                 <w:r>
                   <w:rPr>
                     <w:rFonts w:ascii="Arial" w:hAnsi="Arial" w:cs="Arial"/>
                     <w:color w:val="000000"/>
-                    <w:sz w:val="20"/>
-                    <w:szCs w:val="20"/>
+                    <w:sz w:val="18"/>
+                    <w:szCs w:val="18"/>
                     <w:lang w:val="es-CL" w:eastAsia="es-CL"/>
                   </w:rPr>
                   <w:t>Escriba aquí</w:t>
@@ -14347,8 +14347,8 @@
             <w:rPr>
               <w:rFonts w:ascii="Arial" w:hAnsi="Arial" w:cs="Arial"/>
               <w:color w:val="000000"/>
-              <w:sz w:val="20"/>
-              <w:szCs w:val="20"/>
+              <w:sz w:val="18"/>
+              <w:szCs w:val="18"/>
             </w:rPr>
             <w:alias w:val="exit_revaluation_professionals[3].profession_id"/>
             <w:tag w:val="exit_revaluation_professionals[3].profession_id"/>
@@ -14370,16 +14370,16 @@
                   <w:rPr>
                     <w:rFonts w:ascii="Arial" w:hAnsi="Arial" w:cs="Arial"/>
                     <w:color w:val="000000"/>
-                    <w:sz w:val="20"/>
-                    <w:szCs w:val="20"/>
+                    <w:sz w:val="18"/>
+                    <w:szCs w:val="18"/>
                   </w:rPr>
                 </w:pPr>
                 <w:r>
                   <w:rPr>
                     <w:rFonts w:ascii="Arial" w:hAnsi="Arial" w:cs="Arial"/>
                     <w:color w:val="000000"/>
-                    <w:sz w:val="20"/>
-                    <w:szCs w:val="20"/>
+                    <w:sz w:val="18"/>
+                    <w:szCs w:val="18"/>
                     <w:lang w:val="es-CL" w:eastAsia="es-CL"/>
                   </w:rPr>
                   <w:t>Escriba aquí</w:t>
@@ -14393,8 +14393,8 @@
             <w:rPr>
               <w:rFonts w:ascii="Arial" w:hAnsi="Arial" w:cs="Arial"/>
               <w:color w:val="000000"/>
-              <w:sz w:val="20"/>
-              <w:szCs w:val="20"/>
+              <w:sz w:val="18"/>
+              <w:szCs w:val="18"/>
             </w:rPr>
             <w:alias w:val="exit_revaluation_professionals[3].phone_email"/>
             <w:tag w:val="exit_revaluation_professionals[3].phone_email"/>
@@ -14416,16 +14416,16 @@
                   <w:rPr>
                     <w:rFonts w:ascii="Arial" w:hAnsi="Arial" w:cs="Arial"/>
                     <w:color w:val="000000"/>
-                    <w:sz w:val="20"/>
-                    <w:szCs w:val="20"/>
+                    <w:sz w:val="18"/>
+                    <w:szCs w:val="18"/>
                   </w:rPr>
                 </w:pPr>
                 <w:r>
                   <w:rPr>
                     <w:rFonts w:ascii="Arial" w:hAnsi="Arial" w:cs="Arial"/>
                     <w:color w:val="000000"/>
-                    <w:sz w:val="20"/>
-                    <w:szCs w:val="20"/>
+                    <w:sz w:val="18"/>
+                    <w:szCs w:val="18"/>
                     <w:lang w:val="es-CL" w:eastAsia="es-CL"/>
                   </w:rPr>
                   <w:t>Escriba aquí</w:t>
@@ -14439,8 +14439,8 @@
             <w:rPr>
               <w:rFonts w:ascii="Arial" w:hAnsi="Arial" w:cs="Arial"/>
               <w:color w:val="000000"/>
-              <w:sz w:val="20"/>
-              <w:szCs w:val="20"/>
+              <w:sz w:val="18"/>
+              <w:szCs w:val="18"/>
             </w:rPr>
             <w:alias w:val="exit_revaluation_professionals[3].professional_registration"/>
             <w:tag w:val="exit_revaluation_professionals[3].professional_registration"/>
@@ -14462,16 +14462,16 @@
                   <w:rPr>
                     <w:rFonts w:ascii="Arial" w:hAnsi="Arial" w:cs="Arial"/>
                     <w:color w:val="000000"/>
-                    <w:sz w:val="20"/>
-                    <w:szCs w:val="20"/>
+                    <w:sz w:val="18"/>
+                    <w:szCs w:val="18"/>
                   </w:rPr>
                 </w:pPr>
                 <w:r>
                   <w:rPr>
                     <w:rFonts w:ascii="Arial" w:hAnsi="Arial" w:cs="Arial"/>
                     <w:color w:val="000000"/>
-                    <w:sz w:val="20"/>
-                    <w:szCs w:val="20"/>
+                    <w:sz w:val="18"/>
+                    <w:szCs w:val="18"/>
                     <w:lang w:val="es-CL" w:eastAsia="es-CL"/>
                   </w:rPr>
                   <w:t>Escriba aquí</w:t>
@@ -14490,8 +14490,8 @@
             <w:rPr>
               <w:rFonts w:ascii="Arial" w:hAnsi="Arial" w:cs="Arial"/>
               <w:color w:val="000000"/>
-              <w:sz w:val="20"/>
-              <w:szCs w:val="20"/>
+              <w:sz w:val="18"/>
+              <w:szCs w:val="18"/>
             </w:rPr>
             <w:alias w:val="exit_dea_deficit_evaluation"/>
             <w:tag w:val="exit_dea_deficit_evaluation"/>
@@ -14513,16 +14513,16 @@
                   <w:rPr>
                     <w:rFonts w:ascii="Arial" w:hAnsi="Arial" w:cs="Arial"/>
                     <w:color w:val="000000"/>
-                    <w:sz w:val="20"/>
-                    <w:szCs w:val="20"/>
+                    <w:sz w:val="18"/>
+                    <w:szCs w:val="18"/>
                   </w:rPr>
                 </w:pPr>
                 <w:r>
                   <w:rPr>
                     <w:rFonts w:ascii="Arial" w:hAnsi="Arial" w:cs="Arial"/>
                     <w:color w:val="000000"/>
-                    <w:sz w:val="20"/>
-                    <w:szCs w:val="20"/>
+                    <w:sz w:val="18"/>
+                    <w:szCs w:val="18"/>
                     <w:lang w:val="es-CL" w:eastAsia="es-CL"/>
                   </w:rPr>
                   <w:t>Escriba aquí</w:t>
@@ -14536,8 +14536,8 @@
             <w:rPr>
               <w:rFonts w:ascii="Arial" w:hAnsi="Arial" w:cs="Arial"/>
               <w:color w:val="000000"/>
-              <w:sz w:val="20"/>
-              <w:szCs w:val="20"/>
+              <w:sz w:val="18"/>
+              <w:szCs w:val="18"/>
             </w:rPr>
             <w:alias w:val="exit_dea_deficit_evaluation"/>
             <w:tag w:val="exit_dea_deficit_evaluation"/>
@@ -14559,16 +14559,16 @@
                   <w:rPr>
                     <w:rFonts w:ascii="Arial" w:hAnsi="Arial" w:cs="Arial"/>
                     <w:color w:val="000000"/>
-                    <w:sz w:val="20"/>
-                    <w:szCs w:val="20"/>
+                    <w:sz w:val="18"/>
+                    <w:szCs w:val="18"/>
                   </w:rPr>
                 </w:pPr>
                 <w:r>
                   <w:rPr>
                     <w:rFonts w:ascii="Arial" w:hAnsi="Arial" w:cs="Arial"/>
                     <w:color w:val="000000"/>
-                    <w:sz w:val="20"/>
-                    <w:szCs w:val="20"/>
+                    <w:sz w:val="18"/>
+                    <w:szCs w:val="18"/>
                     <w:lang w:val="es-CL" w:eastAsia="es-CL"/>
                   </w:rPr>
                   <w:t>Escriba aquí</w:t>
@@ -14582,8 +14582,8 @@
             <w:rPr>
               <w:rFonts w:ascii="Arial" w:hAnsi="Arial" w:cs="Arial"/>
               <w:color w:val="000000"/>
-              <w:sz w:val="20"/>
-              <w:szCs w:val="20"/>
+              <w:sz w:val="18"/>
+              <w:szCs w:val="18"/>
             </w:rPr>
             <w:alias w:val="exit_dea_deficit_evaluation"/>
             <w:tag w:val="exit_dea_deficit_evaluation"/>
@@ -14605,16 +14605,16 @@
                   <w:rPr>
                     <w:rFonts w:ascii="Arial" w:hAnsi="Arial" w:cs="Arial"/>
                     <w:color w:val="000000"/>
-                    <w:sz w:val="20"/>
-                    <w:szCs w:val="20"/>
+                    <w:sz w:val="18"/>
+                    <w:szCs w:val="18"/>
                   </w:rPr>
                 </w:pPr>
                 <w:r>
                   <w:rPr>
                     <w:rFonts w:ascii="Arial" w:hAnsi="Arial" w:cs="Arial"/>
                     <w:color w:val="000000"/>
-                    <w:sz w:val="20"/>
-                    <w:szCs w:val="20"/>
+                    <w:sz w:val="18"/>
+                    <w:szCs w:val="18"/>
                     <w:lang w:val="es-CL" w:eastAsia="es-CL"/>
                   </w:rPr>
                   <w:t>Escriba aquí</w:t>
@@ -14628,8 +14628,8 @@
             <w:rPr>
               <w:rFonts w:ascii="Arial" w:hAnsi="Arial" w:cs="Arial"/>
               <w:color w:val="000000"/>
-              <w:sz w:val="20"/>
-              <w:szCs w:val="20"/>
+              <w:sz w:val="18"/>
+              <w:szCs w:val="18"/>
             </w:rPr>
             <w:alias w:val="exit_dea_deficit_evaluation"/>
             <w:tag w:val="exit_dea_deficit_evaluation"/>
@@ -14651,16 +14651,16 @@
                   <w:rPr>
                     <w:rFonts w:ascii="Arial" w:hAnsi="Arial" w:cs="Arial"/>
                     <w:color w:val="000000"/>
-                    <w:sz w:val="20"/>
-                    <w:szCs w:val="20"/>
+                    <w:sz w:val="18"/>
+                    <w:szCs w:val="18"/>
                   </w:rPr>
                 </w:pPr>
                 <w:r>
                   <w:rPr>
                     <w:rFonts w:ascii="Arial" w:hAnsi="Arial" w:cs="Arial"/>
                     <w:color w:val="000000"/>
-                    <w:sz w:val="20"/>
-                    <w:szCs w:val="20"/>
+                    <w:sz w:val="18"/>
+                    <w:szCs w:val="18"/>
                     <w:lang w:val="es-CL" w:eastAsia="es-CL"/>
                   </w:rPr>
                   <w:t>Escriba aquí</w:t>
@@ -14913,8 +14913,8 @@
                 <w:b/>
                 <w:i/>
                 <w:color w:val="000000"/>
-                <w:sz w:val="20"/>
-                <w:szCs w:val="20"/>
+                <w:sz w:val="18"/>
+                <w:szCs w:val="18"/>
               </w:rPr>
               <w:alias w:val="exit_dea_deficit_evaluation"/>
               <w:tag w:val="exit_dea_deficit_evaluation"/>
@@ -14933,16 +14933,16 @@
                     <w:b/>
                     <w:i/>
                     <w:color w:val="000000"/>
-                    <w:sz w:val="20"/>
-                    <w:szCs w:val="20"/>
+                    <w:sz w:val="18"/>
+                    <w:szCs w:val="18"/>
                   </w:rPr>
                 </w:pPr>
                 <w:r>
                   <w:rPr>
                     <w:rFonts w:ascii="Arial" w:hAnsi="Arial" w:cs="Arial"/>
                     <w:color w:val="000000"/>
-                    <w:sz w:val="20"/>
-                    <w:szCs w:val="20"/>
+                    <w:sz w:val="18"/>
+                    <w:szCs w:val="18"/>
                     <w:lang w:val="es-CL" w:eastAsia="es-CL"/>
                   </w:rPr>
                   <w:t>Escriba aquí</w:t>
@@ -15065,8 +15065,8 @@
                   <w:rFonts w:ascii="Arial" w:hAnsi="Arial" w:cs="Arial"/>
                   <w:b/>
                   <w:color w:val="000000"/>
-                  <w:sz w:val="20"/>
-                  <w:szCs w:val="20"/>
+                  <w:sz w:val="18"/>
+                  <w:szCs w:val="18"/>
                 </w:rPr>
                 <w:alias w:val="decision_school_year"/>
                 <w:tag w:val="decision_school_year"/>
@@ -15082,8 +15082,8 @@
                   <w:rPr>
                     <w:rFonts w:ascii="Arial" w:hAnsi="Arial" w:cs="Arial"/>
                     <w:color w:val="000000"/>
-                    <w:sz w:val="20"/>
-                    <w:szCs w:val="20"/>
+                    <w:sz w:val="18"/>
+                    <w:szCs w:val="18"/>
                     <w:lang w:val="es-CL" w:eastAsia="es-CL"/>
                   </w:rPr>
                   <w:t>Escriba aquí</w:t>
@@ -15226,8 +15226,8 @@
                   <w:rFonts w:ascii="MS Gothic" w:hAnsi="MS Gothic" w:cs="MS Gothic" w:eastAsia="MS Gothic"/>
                   <w:i/>
                   <w:color w:val="000000"/>
-                  <w:sz w:val="20"/>
-                  <w:szCs w:val="20"/>
+                  <w:sz w:val="18"/>
+                  <w:szCs w:val="18"/>
                 </w:rPr>
                 <w:alias w:val="decision_type__egreso"/>
                 <w:tag w:val="decision_type__egreso"/>
@@ -15245,8 +15245,8 @@
                     <w:rFonts w:ascii="MS Gothic" w:hAnsi="MS Gothic" w:cs="MS Gothic" w:eastAsia="MS Gothic"/>
                     <w:i/>
                     <w:color w:val="000000"/>
-                    <w:sz w:val="20"/>
-                    <w:szCs w:val="20"/>
+                    <w:sz w:val="18"/>
+                    <w:szCs w:val="18"/>
                   </w:rPr>
                   <w:t>☐</w:t>
                 </w:r>
@@ -15292,8 +15292,8 @@
                   <w:rFonts w:ascii="MS Gothic" w:hAnsi="MS Gothic" w:cs="MS Gothic" w:eastAsia="MS Gothic"/>
                   <w:b/>
                   <w:color w:val="000000"/>
-                  <w:sz w:val="20"/>
-                  <w:szCs w:val="20"/>
+                  <w:sz w:val="18"/>
+                  <w:szCs w:val="18"/>
                 </w:rPr>
                 <w:alias w:val="decision_type__continuidad"/>
                 <w:tag w:val="decision_type__continuidad"/>
@@ -15311,8 +15311,8 @@
                     <w:rFonts w:ascii="MS Gothic" w:hAnsi="MS Gothic" w:cs="MS Gothic" w:eastAsia="MS Gothic"/>
                     <w:b/>
                     <w:color w:val="000000"/>
-                    <w:sz w:val="20"/>
-                    <w:szCs w:val="20"/>
+                    <w:sz w:val="18"/>
+                    <w:szCs w:val="18"/>
                   </w:rPr>
                   <w:t>☐</w:t>
                 </w:r>
@@ -15368,8 +15368,8 @@
                   <w:rFonts w:ascii="Arial" w:hAnsi="Arial" w:cs="Arial"/>
                   <w:b/>
                   <w:color w:val="000000"/>
-                  <w:sz w:val="20"/>
-                  <w:szCs w:val="20"/>
+                  <w:sz w:val="18"/>
+                  <w:szCs w:val="18"/>
                 </w:rPr>
                 <w:alias w:val="decision_date"/>
                 <w:tag w:val="decision_date"/>
@@ -15385,8 +15385,8 @@
                   <w:rPr>
                     <w:rFonts w:ascii="Arial" w:hAnsi="Arial" w:cs="Arial"/>
                     <w:color w:val="000000"/>
-                    <w:sz w:val="20"/>
-                    <w:szCs w:val="20"/>
+                    <w:sz w:val="18"/>
+                    <w:szCs w:val="18"/>
                     <w:lang w:val="es-CL" w:eastAsia="es-CL"/>
                   </w:rPr>
                   <w:t>Escriba aquí</w:t>
@@ -15437,8 +15437,8 @@
                 <w:b/>
                 <w:i/>
                 <w:color w:val="000000"/>
-                <w:sz w:val="20"/>
-                <w:szCs w:val="20"/>
+                <w:sz w:val="18"/>
+                <w:szCs w:val="18"/>
               </w:rPr>
               <w:alias w:val="decision_rationale"/>
               <w:tag w:val="decision_rationale"/>
@@ -15457,16 +15457,16 @@
                     <w:b/>
                     <w:i/>
                     <w:color w:val="000000"/>
-                    <w:sz w:val="20"/>
-                    <w:szCs w:val="20"/>
+                    <w:sz w:val="18"/>
+                    <w:szCs w:val="18"/>
                   </w:rPr>
                 </w:pPr>
                 <w:r>
                   <w:rPr>
                     <w:rFonts w:ascii="Arial" w:hAnsi="Arial" w:cs="Arial"/>
                     <w:color w:val="000000"/>
-                    <w:sz w:val="20"/>
-                    <w:szCs w:val="20"/>
+                    <w:sz w:val="18"/>
+                    <w:szCs w:val="18"/>
                     <w:lang w:val="es-CL" w:eastAsia="es-CL"/>
                   </w:rPr>
                   <w:t>Escriba aquí</w:t>
@@ -15550,8 +15550,8 @@
               <w:rFonts w:ascii="Arial" w:hAnsi="Arial" w:cs="Arial"/>
               <w:i/>
               <w:color w:val="000000"/>
-              <w:sz w:val="20"/>
-              <w:szCs w:val="20"/>
+              <w:sz w:val="18"/>
+              <w:szCs w:val="18"/>
             </w:rPr>
             <w:alias w:val="decision_observations"/>
             <w:tag w:val="decision_observations"/>
@@ -15579,16 +15579,16 @@
                     <w:rFonts w:ascii="Arial" w:hAnsi="Arial" w:cs="Arial"/>
                     <w:i/>
                     <w:color w:val="000000"/>
-                    <w:sz w:val="20"/>
-                    <w:szCs w:val="20"/>
+                    <w:sz w:val="18"/>
+                    <w:szCs w:val="18"/>
                   </w:rPr>
                 </w:pPr>
                 <w:r>
                   <w:rPr>
                     <w:rFonts w:ascii="Arial" w:hAnsi="Arial" w:cs="Arial"/>
                     <w:color w:val="000000"/>
-                    <w:sz w:val="20"/>
-                    <w:szCs w:val="20"/>
+                    <w:sz w:val="18"/>
+                    <w:szCs w:val="18"/>
                     <w:lang w:val="es-CL" w:eastAsia="es-CL"/>
                   </w:rPr>
                   <w:t>Escriba aquí</w:t>

--- a/files/original_student_files/fur3_tda_formulario.docx
+++ b/files/original_student_files/fur3_tda_formulario.docx
@@ -627,7 +627,7 @@
       </w:tr>
       <w:tr>
         <w:trPr>
-          <w:trHeight w:hRule="atLeast" w:val="215"/>
+          <w:trHeight w:hRule="exact" w:val="215"/>
           <w:jc w:val="center"/>
         </w:trPr>
         <w:tc>
@@ -1476,7 +1476,7 @@
       </w:tr>
       <w:tr>
         <w:trPr>
-          <w:trHeight w:hRule="atLeast" w:val="187"/>
+          <w:trHeight w:hRule="exact" w:val="187"/>
           <w:jc w:val="center"/>
         </w:trPr>
         <w:tc>
@@ -1886,7 +1886,7 @@
       </w:tr>
       <w:tr>
         <w:trPr>
-          <w:trHeight w:hRule="atLeast" w:val="187"/>
+          <w:trHeight w:hRule="exact" w:val="187"/>
           <w:jc w:val="center"/>
         </w:trPr>
         <w:tc>
@@ -2170,7 +2170,7 @@
       </w:tr>
       <w:tr>
         <w:trPr>
-          <w:trHeight w:hRule="atLeast" w:val="187"/>
+          <w:trHeight w:hRule="exact" w:val="187"/>
           <w:jc w:val="center"/>
         </w:trPr>
         <w:tc>
@@ -2425,7 +2425,7 @@
       </w:tr>
       <w:tr>
         <w:trPr>
-          <w:trHeight w:hRule="atLeast" w:val="187"/>
+          <w:trHeight w:hRule="exact" w:val="187"/>
           <w:jc w:val="center"/>
         </w:trPr>
         <w:tc>
@@ -4633,7 +4633,7 @@
       </w:tr>
       <w:tr>
         <w:trPr>
-          <w:trHeight w:hRule="atLeast" w:val="256"/>
+          <w:trHeight w:hRule="exact" w:val="256"/>
           <w:jc w:val="center"/>
         </w:trPr>
         <w:tc>
@@ -14493,8 +14493,8 @@
               <w:sz w:val="18"/>
               <w:szCs w:val="18"/>
             </w:rPr>
-            <w:alias w:val="exit_dea_deficit_evaluation"/>
-            <w:tag w:val="exit_dea_deficit_evaluation"/>
+            <w:alias w:val="exit_revaluation_professionals[4].professional_id"/>
+            <w:tag w:val="exit_revaluation_professionals[4].professional_id"/>
             <w:id w:val="-1334902087"/>
             <w:placeholder>
               <w:docPart w:val="199C3120EF2E4229B3402DEA26612A43"/>
@@ -14539,8 +14539,8 @@
               <w:sz w:val="18"/>
               <w:szCs w:val="18"/>
             </w:rPr>
-            <w:alias w:val="exit_dea_deficit_evaluation"/>
-            <w:tag w:val="exit_dea_deficit_evaluation"/>
+            <w:alias w:val="exit_revaluation_professionals[4].profession_id"/>
+            <w:tag w:val="exit_revaluation_professionals[4].profession_id"/>
             <w:id w:val="465628401"/>
             <w:placeholder>
               <w:docPart w:val="71CF26C010434D18ACA400A8248095AF"/>
@@ -14585,8 +14585,8 @@
               <w:sz w:val="18"/>
               <w:szCs w:val="18"/>
             </w:rPr>
-            <w:alias w:val="exit_dea_deficit_evaluation"/>
-            <w:tag w:val="exit_dea_deficit_evaluation"/>
+            <w:alias w:val="exit_revaluation_professionals[4].phone_email"/>
+            <w:tag w:val="exit_revaluation_professionals[4].phone_email"/>
             <w:id w:val="1401711761"/>
             <w:placeholder>
               <w:docPart w:val="4FD1C139793C4F8FB389531C0D231243"/>
@@ -14631,8 +14631,8 @@
               <w:sz w:val="18"/>
               <w:szCs w:val="18"/>
             </w:rPr>
-            <w:alias w:val="exit_dea_deficit_evaluation"/>
-            <w:tag w:val="exit_dea_deficit_evaluation"/>
+            <w:alias w:val="exit_revaluation_professionals[4].professional_registration"/>
+            <w:tag w:val="exit_revaluation_professionals[4].professional_registration"/>
             <w:id w:val="-923567580"/>
             <w:placeholder>
               <w:docPart w:val="12774EDEE1F148B493D7380965D1250B"/>
